--- a/deliverables/Week_01_Intro_Generative_and_Responsible_AI/Week_01_Teaching_Notes.docx
+++ b/deliverables/Week_01_Intro_Generative_and_Responsible_AI/Week_01_Teaching_Notes.docx
@@ -593,7 +593,7 @@
                 <w:sz w:val="20"/>
                 <w:szCs w:val="20"/>
               </w:rPr>
-              <w:t xml:space="preserve">Notebook and Python file with TODOs. Embedded and separate diagrams accompany the lab.</w:t>
+              <w:t xml:space="preserve">Notebook with TODOs. Embedded and separate diagrams accompany the lab.</w:t>
             </w:r>
           </w:p>
         </w:tc>
@@ -659,7 +659,7 @@
                 <w:sz w:val="20"/>
                 <w:szCs w:val="20"/>
               </w:rPr>
-              <w:t xml:space="preserve">Instructor notebook and Python file with completed code and model answers.</w:t>
+              <w:t xml:space="preserve">Instructor notebook with completed code and model answers.</w:t>
             </w:r>
           </w:p>
         </w:tc>
@@ -1971,8 +1971,8 @@
       </w:tblPr>
       <w:tblGrid>
         <w:gridCol w:w="1565"/>
-        <w:gridCol w:w="3583"/>
-        <w:gridCol w:w="4264"/>
+        <w:gridCol w:w="3923"/>
+        <w:gridCol w:w="3924"/>
       </w:tblGrid>
       <w:tr>
         <w:trPr>
@@ -2012,7 +2012,7 @@
         </w:tc>
         <w:tc>
           <w:tcPr>
-            <w:tcW w:type="dxa" w:w="3583"/>
+            <w:tcW w:type="dxa" w:w="3923"/>
             <w:tcBorders>
               <w:top w:val="single" w:color="D1D5DB" w:sz="4"/>
               <w:left w:val="single" w:color="D1D5DB" w:sz="4"/>
@@ -2043,7 +2043,7 @@
         </w:tc>
         <w:tc>
           <w:tcPr>
-            <w:tcW w:type="dxa" w:w="4264"/>
+            <w:tcW w:type="dxa" w:w="3924"/>
             <w:tcBorders>
               <w:top w:val="single" w:color="D1D5DB" w:sz="4"/>
               <w:left w:val="single" w:color="D1D5DB" w:sz="4"/>
@@ -2109,7 +2109,7 @@
         </w:tc>
         <w:tc>
           <w:tcPr>
-            <w:tcW w:type="dxa" w:w="3583"/>
+            <w:tcW w:type="dxa" w:w="3923"/>
             <w:tcBorders>
               <w:top w:val="single" w:color="D1D5DB" w:sz="4"/>
               <w:left w:val="single" w:color="D1D5DB" w:sz="4"/>
@@ -2137,7 +2137,7 @@
         </w:tc>
         <w:tc>
           <w:tcPr>
-            <w:tcW w:type="dxa" w:w="4264"/>
+            <w:tcW w:type="dxa" w:w="3924"/>
             <w:tcBorders>
               <w:top w:val="single" w:color="D1D5DB" w:sz="4"/>
               <w:left w:val="single" w:color="D1D5DB" w:sz="4"/>
@@ -2200,7 +2200,7 @@
         </w:tc>
         <w:tc>
           <w:tcPr>
-            <w:tcW w:type="dxa" w:w="3583"/>
+            <w:tcW w:type="dxa" w:w="3923"/>
             <w:tcBorders>
               <w:top w:val="single" w:color="D1D5DB" w:sz="4"/>
               <w:left w:val="single" w:color="D1D5DB" w:sz="4"/>
@@ -2228,7 +2228,7 @@
         </w:tc>
         <w:tc>
           <w:tcPr>
-            <w:tcW w:type="dxa" w:w="4264"/>
+            <w:tcW w:type="dxa" w:w="3924"/>
             <w:tcBorders>
               <w:top w:val="single" w:color="D1D5DB" w:sz="4"/>
               <w:left w:val="single" w:color="D1D5DB" w:sz="4"/>
@@ -2291,7 +2291,7 @@
         </w:tc>
         <w:tc>
           <w:tcPr>
-            <w:tcW w:type="dxa" w:w="3583"/>
+            <w:tcW w:type="dxa" w:w="3923"/>
             <w:tcBorders>
               <w:top w:val="single" w:color="D1D5DB" w:sz="4"/>
               <w:left w:val="single" w:color="D1D5DB" w:sz="4"/>
@@ -2319,7 +2319,7 @@
         </w:tc>
         <w:tc>
           <w:tcPr>
-            <w:tcW w:type="dxa" w:w="4264"/>
+            <w:tcW w:type="dxa" w:w="3924"/>
             <w:tcBorders>
               <w:top w:val="single" w:color="D1D5DB" w:sz="4"/>
               <w:left w:val="single" w:color="D1D5DB" w:sz="4"/>
@@ -2342,6 +2342,279 @@
                 <w:szCs w:val="20"/>
               </w:rPr>
               <w:t xml:space="preserve">How many adjacent pairs are in the sequence . e m m a .?</w:t>
+            </w:r>
+          </w:p>
+        </w:tc>
+      </w:tr>
+      <w:tr>
+        <w:trPr>
+          <w:cantSplit/>
+        </w:trPr>
+        <w:tc>
+          <w:tcPr>
+            <w:tcW w:type="dxa" w:w="1565"/>
+            <w:tcBorders>
+              <w:top w:val="single" w:color="D1D5DB" w:sz="4"/>
+              <w:left w:val="single" w:color="D1D5DB" w:sz="4"/>
+              <w:bottom w:val="single" w:color="D1D5DB" w:sz="4"/>
+              <w:right w:val="single" w:color="D1D5DB" w:sz="4"/>
+            </w:tcBorders>
+            <w:shd w:fill="FFFFFF" w:color="auto" w:val="clear"/>
+            <w:tcMar>
+              <w:top w:type="dxa" w:w="80"/>
+              <w:left w:type="dxa" w:w="120"/>
+              <w:bottom w:type="dxa" w:w="80"/>
+              <w:right w:type="dxa" w:w="120"/>
+            </w:tcMar>
+            <w:vAlign w:val="top"/>
+          </w:tcPr>
+          <w:p>
+            <w:r>
+              <w:rPr>
+                <w:b/>
+                <w:bCs/>
+                <w:sz w:val="20"/>
+                <w:szCs w:val="20"/>
+              </w:rPr>
+              <w:t xml:space="preserve">Bigram</w:t>
+            </w:r>
+          </w:p>
+        </w:tc>
+        <w:tc>
+          <w:tcPr>
+            <w:tcW w:type="dxa" w:w="3923"/>
+            <w:tcBorders>
+              <w:top w:val="single" w:color="D1D5DB" w:sz="4"/>
+              <w:left w:val="single" w:color="D1D5DB" w:sz="4"/>
+              <w:bottom w:val="single" w:color="D1D5DB" w:sz="4"/>
+              <w:right w:val="single" w:color="D1D5DB" w:sz="4"/>
+            </w:tcBorders>
+            <w:shd w:fill="FFFFFF" w:color="auto" w:val="clear"/>
+            <w:tcMar>
+              <w:top w:type="dxa" w:w="80"/>
+              <w:left w:type="dxa" w:w="120"/>
+              <w:bottom w:type="dxa" w:w="80"/>
+              <w:right w:type="dxa" w:w="120"/>
+            </w:tcMar>
+            <w:vAlign w:val="top"/>
+          </w:tcPr>
+          <w:p>
+            <w:r>
+              <w:rPr>
+                <w:sz w:val="20"/>
+                <w:szCs w:val="20"/>
+              </w:rPr>
+              <w:t xml:space="preserve">Two neighbouring symbols; this model predicts from the previous character only.</w:t>
+            </w:r>
+          </w:p>
+        </w:tc>
+        <w:tc>
+          <w:tcPr>
+            <w:tcW w:type="dxa" w:w="3924"/>
+            <w:tcBorders>
+              <w:top w:val="single" w:color="D1D5DB" w:sz="4"/>
+              <w:left w:val="single" w:color="D1D5DB" w:sz="4"/>
+              <w:bottom w:val="single" w:color="D1D5DB" w:sz="4"/>
+              <w:right w:val="single" w:color="D1D5DB" w:sz="4"/>
+            </w:tcBorders>
+            <w:shd w:fill="FFFFFF" w:color="auto" w:val="clear"/>
+            <w:tcMar>
+              <w:top w:type="dxa" w:w="80"/>
+              <w:left w:type="dxa" w:w="120"/>
+              <w:bottom w:type="dxa" w:w="80"/>
+              <w:right w:type="dxa" w:w="120"/>
+            </w:tcMar>
+            <w:vAlign w:val="top"/>
+          </w:tcPr>
+          <w:p>
+            <w:r>
+              <w:rPr>
+                <w:sz w:val="20"/>
+                <w:szCs w:val="20"/>
+              </w:rPr>
+              <w:t xml:space="preserve">What character follows e in emma?</w:t>
+            </w:r>
+          </w:p>
+        </w:tc>
+      </w:tr>
+      <w:tr>
+        <w:trPr>
+          <w:cantSplit/>
+        </w:trPr>
+        <w:tc>
+          <w:tcPr>
+            <w:tcW w:type="dxa" w:w="1565"/>
+            <w:tcBorders>
+              <w:top w:val="single" w:color="D1D5DB" w:sz="4"/>
+              <w:left w:val="single" w:color="D1D5DB" w:sz="4"/>
+              <w:bottom w:val="single" w:color="D1D5DB" w:sz="4"/>
+              <w:right w:val="single" w:color="D1D5DB" w:sz="4"/>
+            </w:tcBorders>
+            <w:shd w:fill="EEF0FF" w:color="auto" w:val="clear"/>
+            <w:tcMar>
+              <w:top w:type="dxa" w:w="80"/>
+              <w:left w:type="dxa" w:w="120"/>
+              <w:bottom w:type="dxa" w:w="80"/>
+              <w:right w:type="dxa" w:w="120"/>
+            </w:tcMar>
+            <w:vAlign w:val="top"/>
+          </w:tcPr>
+          <w:p>
+            <w:r>
+              <w:rPr>
+                <w:b/>
+                <w:bCs/>
+                <w:sz w:val="20"/>
+                <w:szCs w:val="20"/>
+              </w:rPr>
+              <w:t xml:space="preserve">Sampling</w:t>
+            </w:r>
+          </w:p>
+        </w:tc>
+        <w:tc>
+          <w:tcPr>
+            <w:tcW w:type="dxa" w:w="3923"/>
+            <w:tcBorders>
+              <w:top w:val="single" w:color="D1D5DB" w:sz="4"/>
+              <w:left w:val="single" w:color="D1D5DB" w:sz="4"/>
+              <w:bottom w:val="single" w:color="D1D5DB" w:sz="4"/>
+              <w:right w:val="single" w:color="D1D5DB" w:sz="4"/>
+            </w:tcBorders>
+            <w:shd w:fill="EEF0FF" w:color="auto" w:val="clear"/>
+            <w:tcMar>
+              <w:top w:type="dxa" w:w="80"/>
+              <w:left w:type="dxa" w:w="120"/>
+              <w:bottom w:type="dxa" w:w="80"/>
+              <w:right w:type="dxa" w:w="120"/>
+            </w:tcMar>
+            <w:vAlign w:val="top"/>
+          </w:tcPr>
+          <w:p>
+            <w:r>
+              <w:rPr>
+                <w:sz w:val="20"/>
+                <w:szCs w:val="20"/>
+              </w:rPr>
+              <w:t xml:space="preserve">Drawing an outcome randomly according to a probability distribution.</w:t>
+            </w:r>
+          </w:p>
+        </w:tc>
+        <w:tc>
+          <w:tcPr>
+            <w:tcW w:type="dxa" w:w="3924"/>
+            <w:tcBorders>
+              <w:top w:val="single" w:color="D1D5DB" w:sz="4"/>
+              <w:left w:val="single" w:color="D1D5DB" w:sz="4"/>
+              <w:bottom w:val="single" w:color="D1D5DB" w:sz="4"/>
+              <w:right w:val="single" w:color="D1D5DB" w:sz="4"/>
+            </w:tcBorders>
+            <w:shd w:fill="EEF0FF" w:color="auto" w:val="clear"/>
+            <w:tcMar>
+              <w:top w:type="dxa" w:w="80"/>
+              <w:left w:type="dxa" w:w="120"/>
+              <w:bottom w:type="dxa" w:w="80"/>
+              <w:right w:type="dxa" w:w="120"/>
+            </w:tcMar>
+            <w:vAlign w:val="top"/>
+          </w:tcPr>
+          <w:p>
+            <w:r>
+              <w:rPr>
+                <w:sz w:val="20"/>
+                <w:szCs w:val="20"/>
+              </w:rPr>
+              <w:t xml:space="preserve">Must the most likely character be chosen?</w:t>
+            </w:r>
+          </w:p>
+        </w:tc>
+      </w:tr>
+      <w:tr>
+        <w:trPr>
+          <w:cantSplit/>
+        </w:trPr>
+        <w:tc>
+          <w:tcPr>
+            <w:tcW w:type="dxa" w:w="1565"/>
+            <w:tcBorders>
+              <w:top w:val="single" w:color="D1D5DB" w:sz="4"/>
+              <w:left w:val="single" w:color="D1D5DB" w:sz="4"/>
+              <w:bottom w:val="single" w:color="D1D5DB" w:sz="4"/>
+              <w:right w:val="single" w:color="D1D5DB" w:sz="4"/>
+            </w:tcBorders>
+            <w:shd w:fill="FFFFFF" w:color="auto" w:val="clear"/>
+            <w:tcMar>
+              <w:top w:type="dxa" w:w="80"/>
+              <w:left w:type="dxa" w:w="120"/>
+              <w:bottom w:type="dxa" w:w="80"/>
+              <w:right w:type="dxa" w:w="120"/>
+            </w:tcMar>
+            <w:vAlign w:val="top"/>
+          </w:tcPr>
+          <w:p>
+            <w:r>
+              <w:rPr>
+                <w:b/>
+                <w:bCs/>
+                <w:sz w:val="20"/>
+                <w:szCs w:val="20"/>
+              </w:rPr>
+              <w:t xml:space="preserve">Temperature</w:t>
+            </w:r>
+          </w:p>
+        </w:tc>
+        <w:tc>
+          <w:tcPr>
+            <w:tcW w:type="dxa" w:w="3923"/>
+            <w:tcBorders>
+              <w:top w:val="single" w:color="D1D5DB" w:sz="4"/>
+              <w:left w:val="single" w:color="D1D5DB" w:sz="4"/>
+              <w:bottom w:val="single" w:color="D1D5DB" w:sz="4"/>
+              <w:right w:val="single" w:color="D1D5DB" w:sz="4"/>
+            </w:tcBorders>
+            <w:shd w:fill="FFFFFF" w:color="auto" w:val="clear"/>
+            <w:tcMar>
+              <w:top w:type="dxa" w:w="80"/>
+              <w:left w:type="dxa" w:w="120"/>
+              <w:bottom w:type="dxa" w:w="80"/>
+              <w:right w:type="dxa" w:w="120"/>
+            </w:tcMar>
+            <w:vAlign w:val="top"/>
+          </w:tcPr>
+          <w:p>
+            <w:r>
+              <w:rPr>
+                <w:sz w:val="20"/>
+                <w:szCs w:val="20"/>
+              </w:rPr>
+              <w:t xml:space="preserve">A positive divisor on model scores that changes how concentrated sampling probabilities are.</w:t>
+            </w:r>
+          </w:p>
+        </w:tc>
+        <w:tc>
+          <w:tcPr>
+            <w:tcW w:type="dxa" w:w="3924"/>
+            <w:tcBorders>
+              <w:top w:val="single" w:color="D1D5DB" w:sz="4"/>
+              <w:left w:val="single" w:color="D1D5DB" w:sz="4"/>
+              <w:bottom w:val="single" w:color="D1D5DB" w:sz="4"/>
+              <w:right w:val="single" w:color="D1D5DB" w:sz="4"/>
+            </w:tcBorders>
+            <w:shd w:fill="FFFFFF" w:color="auto" w:val="clear"/>
+            <w:tcMar>
+              <w:top w:type="dxa" w:w="80"/>
+              <w:left w:type="dxa" w:w="120"/>
+              <w:bottom w:type="dxa" w:w="80"/>
+              <w:right w:type="dxa" w:w="120"/>
+            </w:tcMar>
+            <w:vAlign w:val="top"/>
+          </w:tcPr>
+          <w:p>
+            <w:r>
+              <w:rPr>
+                <w:sz w:val="20"/>
+                <w:szCs w:val="20"/>
+              </w:rPr>
+              <w:t xml:space="preserve">Does temperature retrain weights?</w:t>
             </w:r>
           </w:p>
         </w:tc>
@@ -2431,6 +2704,69 @@
     </w:p>
     <w:p>
       <w:pPr>
+        <w:pStyle w:val="ListParagraph"/>
+        <w:keepLines/>
+        <w:numPr>
+          <w:ilvl w:val="0"/>
+          <w:numId w:val="2"/>
+        </w:numPr>
+        <w:spacing w:after="80" w:line="276"/>
+      </w:pPr>
+      <w:r>
+        <w:rPr>
+          <w:b/>
+          <w:bCs/>
+        </w:rPr>
+        <w:t xml:space="preserve">Bigram:</w:t>
+      </w:r>
+      <w:r>
+        <w:t xml:space="preserve"> m; the observed pair is em.</w:t>
+      </w:r>
+    </w:p>
+    <w:p>
+      <w:pPr>
+        <w:pStyle w:val="ListParagraph"/>
+        <w:keepLines/>
+        <w:numPr>
+          <w:ilvl w:val="0"/>
+          <w:numId w:val="2"/>
+        </w:numPr>
+        <w:spacing w:after="80" w:line="276"/>
+      </w:pPr>
+      <w:r>
+        <w:rPr>
+          <w:b/>
+          <w:bCs/>
+        </w:rPr>
+        <w:t xml:space="preserve">Sampling:</w:t>
+      </w:r>
+      <w:r>
+        <w:t xml:space="preserve"> No. Other characters with positive probabilities remain possible.</w:t>
+      </w:r>
+    </w:p>
+    <w:p>
+      <w:pPr>
+        <w:pStyle w:val="ListParagraph"/>
+        <w:keepLines/>
+        <w:numPr>
+          <w:ilvl w:val="0"/>
+          <w:numId w:val="2"/>
+        </w:numPr>
+        <w:spacing w:after="80" w:line="276"/>
+      </w:pPr>
+      <w:r>
+        <w:rPr>
+          <w:b/>
+          <w:bCs/>
+        </w:rPr>
+        <w:t xml:space="preserve">Temperature:</w:t>
+      </w:r>
+      <w:r>
+        <w:t xml:space="preserve"> No. It changes sampling probabilities.</w:t>
+      </w:r>
+    </w:p>
+    <w:p>
+      <w:pPr>
         <w:pStyle w:val="Heading2"/>
         <w:keepNext/>
       </w:pPr>
@@ -2445,7 +2781,7 @@
         <w:spacing w:after="140" w:line="288"/>
       </w:pPr>
       <w:r>
-        <w:t xml:space="preserve">Count which letter follows which; then use those counts to make new names.</w:t>
+        <w:t xml:space="preserve">Learn; sample.</w:t>
       </w:r>
     </w:p>
     <w:p>
@@ -2614,7 +2950,7 @@
         <w:t xml:space="preserve">Check your understanding.</w:t>
       </w:r>
       <w:r>
-        <w:t xml:space="preserve"> After generating e, which row of P supplies the next-character probabilities?</w:t>
+        <w:t xml:space="preserve"> Which row follows e?</w:t>
       </w:r>
     </w:p>
     <w:p>
@@ -2650,7 +2986,7 @@
         <w:spacing w:after="140" w:line="288"/>
       </w:pPr>
       <w:r>
-        <w:t xml:space="preserve">A text prompt becomes scores, probabilities, and one more token.</w:t>
+        <w:t xml:space="preserve">Fixed weights.</w:t>
       </w:r>
     </w:p>
     <w:p>
@@ -2805,7 +3141,7 @@
         <w:t xml:space="preserve">Check your understanding.</w:t>
       </w:r>
       <w:r>
-        <w:t xml:space="preserve"> Does changing temperature from 0.5 to 1.5 retrain the model?</w:t>
+        <w:t xml:space="preserve"> Does temperature retrain weights?</w:t>
       </w:r>
     </w:p>
     <w:p>
@@ -2831,7 +3167,7 @@
         <w:keepNext/>
       </w:pPr>
       <w:r>
-        <w:t xml:space="preserve">Follow the Week 1 experiments</w:t>
+        <w:t xml:space="preserve">Lab: score a known name</w:t>
       </w:r>
     </w:p>
     <w:p>
@@ -2841,7 +3177,7 @@
         <w:spacing w:after="140" w:line="288"/>
       </w:pPr>
       <w:r>
-        <w:t xml:space="preserve">Connect probability, generation, classification, and verification to actual code.</w:t>
+        <w:t xml:space="preserve">Score names.</w:t>
       </w:r>
     </w:p>
     <w:p>
@@ -2855,7 +3191,7 @@
           <wp:inline distT="0" distB="0" distL="0" distR="0">
             <wp:extent cx="5334000" cy="1962150"/>
             <wp:effectExtent t="0" r="0" b="0" l="0"/>
-            <wp:docPr id="4" name="Follow the Week 1 experiments" descr="Follow the Week 1 experiments" title="Follow the Week 1 experiments"/>
+            <wp:docPr id="4" name="Lab: score a known name" descr="Lab: score a known name" title="Lab: score a known name"/>
             <wp:cNvGraphicFramePr>
               <a:graphicFrameLocks xmlns:a="http://schemas.openxmlformats.org/drawingml/2006/main" noChangeAspect="1"/>
             </wp:cNvGraphicFramePr>
@@ -2904,7 +3240,7 @@
           <w:sz w:val="19"/>
           <w:szCs w:val="19"/>
         </w:rPr>
-        <w:t xml:space="preserve">Follow the Week 1 experiments</w:t>
+        <w:t xml:space="preserve">Lab: score a known name</w:t>
       </w:r>
     </w:p>
     <w:p>
@@ -2914,7 +3250,7 @@
         <w:spacing w:after="140" w:line="288"/>
       </w:pPr>
       <w:r>
-        <w:t xml:space="preserve">The lab uses three small systems to make the same distinction visible: learning a distribution, using it, and checking the result. First, N and P form a character model. The avg_nll function measures how surprising a supplied name is under that model; sample_name draws a new name. Second, logistic regression predicts a class from a point, while QDA also describes the point distribution within each class. That learned distribution lets QDA produce new class-0 points. Third, a pretrained language model provides next-token scores and generated text. You inspect the tokenizer and probabilities before comparing complete answers. The fictional paper prompt is a controlled verification test: a plausible summary is not evidence that the paper exists. Keep the model, settings, observations, and verification method together in the evidence table. Compare actual runs, because random sampling and different model configurations can change the outputs.</w:t>
+        <w:t xml:space="preserve">The diagram follows one connected experiment, scoring a known name. The dataset supplies names and pair counts. Adding one smooths the counts; normalising rows creates P. The supplied-name branch and probability-table arrow both enter avg_nll. This function looks up adjacent-character probabilities, takes their logarithms and reports the negative mean. It does not update P. The separate classifier exercise uses synthetic two-dimensional points, while the language-model exercise uses tokenised text. Those independent inputs are not outputs of this name-scoring pipeline.</w:t>
       </w:r>
     </w:p>
     <w:p>
@@ -2937,7 +3273,7 @@
         <w:spacing w:after="80" w:line="276"/>
       </w:pPr>
       <w:r>
-        <w:t xml:space="preserve">Check that every row of P sums to 1 before interpreting any sampled names.</w:t>
+        <w:t xml:space="preserve">Read the names used to count character pairs; emma is also a concrete supplied scoring example.</w:t>
       </w:r>
     </w:p>
     <w:p>
@@ -2951,7 +3287,7 @@
         <w:spacing w:after="80" w:line="276"/>
       </w:pPr>
       <w:r>
-        <w:t xml:space="preserve">Use avg_nll on emma and xqzz; inspect scores without assuming a particular result.</w:t>
+        <w:t xml:space="preserve">Count all boundary-marked adjacent pairs in N; adding one smooths the counts.</w:t>
       </w:r>
     </w:p>
     <w:p>
@@ -2965,7 +3301,7 @@
         <w:spacing w:after="80" w:line="276"/>
       </w:pPr>
       <w:r>
-        <w:t xml:space="preserve">QDA stores a mean and covariance for each class; compare new_points with the real scatter plot.</w:t>
+        <w:t xml:space="preserve">P divides each smoothed row by its total, creating conditional probabilities.</w:t>
       </w:r>
     </w:p>
     <w:p>
@@ -2979,7 +3315,7 @@
         <w:spacing w:after="80" w:line="276"/>
       </w:pPr>
       <w:r>
-        <w:t xml:space="preserve">Print tokenizer pieces and the top-five candidates before using chat on a full question.</w:t>
+        <w:t xml:space="preserve">avg_nll receives both a supplied name and P, looks up its transitions and averages their negative log probabilities.</w:t>
       </w:r>
     </w:p>
     <w:p>
@@ -2993,7 +3329,7 @@
         <w:spacing w:after="80" w:line="276"/>
       </w:pPr>
       <w:r>
-        <w:t xml:space="preserve">The deliberately fictional paper prompt tests unsupported claims; record what you actually observed.</w:t>
+        <w:t xml:space="preserve">Report the observed score. Classification and neural-language-model exercises have separate data inputs.</w:t>
       </w:r>
     </w:p>
     <w:p>
@@ -3010,7 +3346,7 @@
         <w:t xml:space="preserve">Check your understanding.</w:t>
       </w:r>
       <w:r>
-        <w:t xml:space="preserve"> Which operation creates a new name: avg_nll or sample_name?</w:t>
+        <w:t xml:space="preserve"> Does lower NLL prove truth?</w:t>
       </w:r>
     </w:p>
     <w:p>
@@ -3027,7 +3363,7 @@
         <w:t xml:space="preserve">Instructor explanation.</w:t>
       </w:r>
       <w:r>
-        <w:t xml:space="preserve"> sample_name creates a name; avg_nll scores a name supplied to it.</w:t>
+        <w:t xml:space="preserve"> No. It measures agreement with the learned distribution; facts require separate evidence.</w:t>
       </w:r>
     </w:p>
     <w:p>
@@ -3046,7 +3382,7 @@
         <w:spacing w:after="140" w:line="288"/>
       </w:pPr>
       <w:r>
-        <w:t xml:space="preserve">Training turns observed character pairs into a reusable probability table.</w:t>
+        <w:t xml:space="preserve">Counts become probabilities.</w:t>
       </w:r>
     </w:p>
     <w:p>
@@ -3201,7 +3537,7 @@
         <w:t xml:space="preserve">Check your understanding.</w:t>
       </w:r>
       <w:r>
-        <w:t xml:space="preserve"> What changes during this training: the input prompt or the count table?</w:t>
+        <w:t xml:space="preserve"> Training changes counts or prompts?</w:t>
       </w:r>
     </w:p>
     <w:p>
@@ -3237,7 +3573,7 @@
         <w:spacing w:after="140" w:line="288"/>
       </w:pPr>
       <w:r>
-        <w:t xml:space="preserve">Inference repeatedly reads the learned table. It does not add new training counts.</w:t>
+        <w:t xml:space="preserve">Use fixed probabilities.</w:t>
       </w:r>
     </w:p>
     <w:p>
@@ -4288,6 +4624,23 @@
     </w:p>
     <w:p>
       <w:pPr>
+        <w:keepNext w:val="false"/>
+        <w:keepLines/>
+        <w:spacing w:after="140" w:line="288"/>
+      </w:pPr>
+      <w:r>
+        <w:rPr>
+          <w:b/>
+          <w:bCs/>
+        </w:rPr>
+        <w:t xml:space="preserve">Training target.</w:t>
+      </w:r>
+      <w:r>
+        <w:t xml:space="preserve"> The known answer used to measure a model's prediction error.</w:t>
+      </w:r>
+    </w:p>
+    <w:p>
+      <w:pPr>
         <w:pStyle w:val="Heading1"/>
         <w:keepNext/>
       </w:pPr>
@@ -4550,7 +4903,7 @@
         <w:spacing w:after="140" w:line="288"/>
       </w:pPr>
       <w:r>
-        <w:t xml:space="preserve">Most systems in use today are </w:t>
+        <w:t xml:space="preserve">Many current generative applications use </w:t>
       </w:r>
       <w:r>
         <w:rPr>
@@ -6001,7 +6354,7 @@
                 <w:sz w:val="20"/>
                 <w:szCs w:val="20"/>
               </w:rPr>
-              <w:t xml:space="preserve">App or paid API; weights never released</w:t>
+              <w:t xml:space="preserve">Provider app or API; weights controlled by provider</w:t>
             </w:r>
           </w:p>
         </w:tc>
@@ -6493,7 +6846,27 @@
         <w:t xml:space="preserve">Training</w:t>
       </w:r>
       <w:r>
-        <w:t xml:space="preserve"> searches for parameter values that make the training data likely, by computing a loss and adjusting parameters with gradient descent over many passes. It is expensive: large GPU clusters for weeks or months.</w:t>
+        <w:t xml:space="preserve"> finds parameters that make observed examples likely. Our count model learns a table directly. Neural networks often minimise a </w:t>
+      </w:r>
+      <w:r>
+        <w:rPr>
+          <w:b/>
+          <w:bCs/>
+        </w:rPr>
+        <w:t xml:space="preserve">loss</w:t>
+      </w:r>
+      <w:r>
+        <w:t xml:space="preserve">, a score to reduce, using </w:t>
+      </w:r>
+      <w:r>
+        <w:rPr>
+          <w:b/>
+          <w:bCs/>
+        </w:rPr>
+        <w:t xml:space="preserve">gradient descent</w:t>
+      </w:r>
+      <w:r>
+        <w:t xml:space="preserve">. Gradient descent updates parameters in a direction that lowers that score. Frontier-scale pre-training can require large GPU clusters; these labs use small CPU jobs.</w:t>
       </w:r>
     </w:p>
     <w:p>
@@ -6514,7 +6887,7 @@
         <w:t xml:space="preserve">Inference</w:t>
       </w:r>
       <w:r>
-        <w:t xml:space="preserve"> uses the fixed parameters to produce an output for a new input. For an LLM, each generated token requires one forward pass through the network.</w:t>
+        <w:t xml:space="preserve"> uses the fixed parameters to produce an output for a new input. Ordinary autoregressive decoding repeatedly runs the model to extend the output. Some implementations use caching or generate more than one candidate per step.</w:t>
       </w:r>
     </w:p>
     <w:tbl>
@@ -7039,6 +7412,739 @@
     </w:p>
     <w:p>
       <w:pPr>
+        <w:pStyle w:val="Heading2"/>
+        <w:keepNext/>
+      </w:pPr>
+      <w:r>
+        <w:t xml:space="preserve">Worked example: counts become a conditional distribution</w:t>
+      </w:r>
+    </w:p>
+    <w:p>
+      <w:pPr>
+        <w:keepNext w:val="false"/>
+        <w:keepLines/>
+        <w:spacing w:after="140" w:line="288"/>
+      </w:pPr>
+      <w:r>
+        <w:t xml:space="preserve">Suppose our vocabulary is only dot, a and b. The dot marks a name boundary. This is illustrative arithmetic, separate from the lab’s measured dataset results.</w:t>
+      </w:r>
+    </w:p>
+    <w:tbl>
+      <w:tblPr>
+        <w:tblW w:type="dxa" w:w="9412"/>
+        <w:tblBorders>
+          <w:top w:val="single" w:color="auto" w:sz="4"/>
+          <w:left w:val="single" w:color="auto" w:sz="4"/>
+          <w:bottom w:val="single" w:color="auto" w:sz="4"/>
+          <w:right w:val="single" w:color="auto" w:sz="4"/>
+          <w:insideH w:val="single" w:color="auto" w:sz="4"/>
+          <w:insideV w:val="single" w:color="auto" w:sz="4"/>
+        </w:tblBorders>
+        <w:tblLayout w:type="fixed"/>
+      </w:tblPr>
+      <w:tblGrid>
+        <w:gridCol w:w="2689"/>
+        <w:gridCol w:w="2128"/>
+        <w:gridCol w:w="4595"/>
+      </w:tblGrid>
+      <w:tr>
+        <w:trPr>
+          <w:cantSplit/>
+          <w:tblHeader/>
+        </w:trPr>
+        <w:tc>
+          <w:tcPr>
+            <w:tcW w:type="dxa" w:w="2689"/>
+            <w:tcBorders>
+              <w:top w:val="single" w:color="D1D5DB" w:sz="4"/>
+              <w:left w:val="single" w:color="D1D5DB" w:sz="4"/>
+              <w:bottom w:val="single" w:color="D1D5DB" w:sz="4"/>
+              <w:right w:val="single" w:color="D1D5DB" w:sz="4"/>
+            </w:tcBorders>
+            <w:shd w:fill="1E1B4B" w:color="auto" w:val="clear"/>
+            <w:tcMar>
+              <w:top w:type="dxa" w:w="80"/>
+              <w:left w:type="dxa" w:w="120"/>
+              <w:bottom w:type="dxa" w:w="80"/>
+              <w:right w:type="dxa" w:w="120"/>
+            </w:tcMar>
+            <w:vAlign w:val="top"/>
+          </w:tcPr>
+          <w:p>
+            <w:r>
+              <w:rPr>
+                <w:b/>
+                <w:bCs/>
+                <w:color w:val="FFFFFF"/>
+                <w:sz w:val="20"/>
+                <w:szCs w:val="20"/>
+              </w:rPr>
+              <w:t xml:space="preserve">Step</w:t>
+            </w:r>
+          </w:p>
+        </w:tc>
+        <w:tc>
+          <w:tcPr>
+            <w:tcW w:type="dxa" w:w="2128"/>
+            <w:tcBorders>
+              <w:top w:val="single" w:color="D1D5DB" w:sz="4"/>
+              <w:left w:val="single" w:color="D1D5DB" w:sz="4"/>
+              <w:bottom w:val="single" w:color="D1D5DB" w:sz="4"/>
+              <w:right w:val="single" w:color="D1D5DB" w:sz="4"/>
+            </w:tcBorders>
+            <w:shd w:fill="1E1B4B" w:color="auto" w:val="clear"/>
+            <w:tcMar>
+              <w:top w:type="dxa" w:w="80"/>
+              <w:left w:type="dxa" w:w="120"/>
+              <w:bottom w:type="dxa" w:w="80"/>
+              <w:right w:type="dxa" w:w="120"/>
+            </w:tcMar>
+            <w:vAlign w:val="top"/>
+          </w:tcPr>
+          <w:p>
+            <w:r>
+              <w:rPr>
+                <w:b/>
+                <w:bCs/>
+                <w:color w:val="FFFFFF"/>
+                <w:sz w:val="20"/>
+                <w:szCs w:val="20"/>
+              </w:rPr>
+              <w:t xml:space="preserve">Values</w:t>
+            </w:r>
+          </w:p>
+        </w:tc>
+        <w:tc>
+          <w:tcPr>
+            <w:tcW w:type="dxa" w:w="4595"/>
+            <w:tcBorders>
+              <w:top w:val="single" w:color="D1D5DB" w:sz="4"/>
+              <w:left w:val="single" w:color="D1D5DB" w:sz="4"/>
+              <w:bottom w:val="single" w:color="D1D5DB" w:sz="4"/>
+              <w:right w:val="single" w:color="D1D5DB" w:sz="4"/>
+            </w:tcBorders>
+            <w:shd w:fill="1E1B4B" w:color="auto" w:val="clear"/>
+            <w:tcMar>
+              <w:top w:type="dxa" w:w="80"/>
+              <w:left w:type="dxa" w:w="120"/>
+              <w:bottom w:type="dxa" w:w="80"/>
+              <w:right w:type="dxa" w:w="120"/>
+            </w:tcMar>
+            <w:vAlign w:val="top"/>
+          </w:tcPr>
+          <w:p>
+            <w:r>
+              <w:rPr>
+                <w:b/>
+                <w:bCs/>
+                <w:color w:val="FFFFFF"/>
+                <w:sz w:val="20"/>
+                <w:szCs w:val="20"/>
+              </w:rPr>
+              <w:t xml:space="preserve">Meaning</w:t>
+            </w:r>
+          </w:p>
+        </w:tc>
+      </w:tr>
+      <w:tr>
+        <w:trPr>
+          <w:cantSplit/>
+        </w:trPr>
+        <w:tc>
+          <w:tcPr>
+            <w:tcW w:type="dxa" w:w="2689"/>
+            <w:tcBorders>
+              <w:top w:val="single" w:color="D1D5DB" w:sz="4"/>
+              <w:left w:val="single" w:color="D1D5DB" w:sz="4"/>
+              <w:bottom w:val="single" w:color="D1D5DB" w:sz="4"/>
+              <w:right w:val="single" w:color="D1D5DB" w:sz="4"/>
+            </w:tcBorders>
+            <w:shd w:fill="EEF0FF" w:color="auto" w:val="clear"/>
+            <w:tcMar>
+              <w:top w:type="dxa" w:w="80"/>
+              <w:left w:type="dxa" w:w="120"/>
+              <w:bottom w:type="dxa" w:w="80"/>
+              <w:right w:type="dxa" w:w="120"/>
+            </w:tcMar>
+            <w:vAlign w:val="top"/>
+          </w:tcPr>
+          <w:p>
+            <w:r>
+              <w:rPr>
+                <w:b/>
+                <w:bCs/>
+                <w:sz w:val="20"/>
+                <w:szCs w:val="20"/>
+              </w:rPr>
+              <w:t xml:space="preserve">Count pairs after a</w:t>
+            </w:r>
+          </w:p>
+        </w:tc>
+        <w:tc>
+          <w:tcPr>
+            <w:tcW w:type="dxa" w:w="2128"/>
+            <w:tcBorders>
+              <w:top w:val="single" w:color="D1D5DB" w:sz="4"/>
+              <w:left w:val="single" w:color="D1D5DB" w:sz="4"/>
+              <w:bottom w:val="single" w:color="D1D5DB" w:sz="4"/>
+              <w:right w:val="single" w:color="D1D5DB" w:sz="4"/>
+            </w:tcBorders>
+            <w:shd w:fill="EEF0FF" w:color="auto" w:val="clear"/>
+            <w:tcMar>
+              <w:top w:type="dxa" w:w="80"/>
+              <w:left w:type="dxa" w:w="120"/>
+              <w:bottom w:type="dxa" w:w="80"/>
+              <w:right w:type="dxa" w:w="120"/>
+            </w:tcMar>
+            <w:vAlign w:val="top"/>
+          </w:tcPr>
+          <w:p>
+            <w:r>
+              <w:rPr>
+                <w:sz w:val="20"/>
+                <w:szCs w:val="20"/>
+              </w:rPr>
+              <w:t xml:space="preserve">[2, 1, 0]</w:t>
+            </w:r>
+          </w:p>
+        </w:tc>
+        <w:tc>
+          <w:tcPr>
+            <w:tcW w:type="dxa" w:w="4595"/>
+            <w:tcBorders>
+              <w:top w:val="single" w:color="D1D5DB" w:sz="4"/>
+              <w:left w:val="single" w:color="D1D5DB" w:sz="4"/>
+              <w:bottom w:val="single" w:color="D1D5DB" w:sz="4"/>
+              <w:right w:val="single" w:color="D1D5DB" w:sz="4"/>
+            </w:tcBorders>
+            <w:shd w:fill="EEF0FF" w:color="auto" w:val="clear"/>
+            <w:tcMar>
+              <w:top w:type="dxa" w:w="80"/>
+              <w:left w:type="dxa" w:w="120"/>
+              <w:bottom w:type="dxa" w:w="80"/>
+              <w:right w:type="dxa" w:w="120"/>
+            </w:tcMar>
+            <w:vAlign w:val="top"/>
+          </w:tcPr>
+          <w:p>
+            <w:r>
+              <w:rPr>
+                <w:sz w:val="20"/>
+                <w:szCs w:val="20"/>
+              </w:rPr>
+              <w:t xml:space="preserve">Three observations; none ended with b</w:t>
+            </w:r>
+          </w:p>
+        </w:tc>
+      </w:tr>
+      <w:tr>
+        <w:trPr>
+          <w:cantSplit/>
+        </w:trPr>
+        <w:tc>
+          <w:tcPr>
+            <w:tcW w:type="dxa" w:w="2689"/>
+            <w:tcBorders>
+              <w:top w:val="single" w:color="D1D5DB" w:sz="4"/>
+              <w:left w:val="single" w:color="D1D5DB" w:sz="4"/>
+              <w:bottom w:val="single" w:color="D1D5DB" w:sz="4"/>
+              <w:right w:val="single" w:color="D1D5DB" w:sz="4"/>
+            </w:tcBorders>
+            <w:shd w:fill="FFFFFF" w:color="auto" w:val="clear"/>
+            <w:tcMar>
+              <w:top w:type="dxa" w:w="80"/>
+              <w:left w:type="dxa" w:w="120"/>
+              <w:bottom w:type="dxa" w:w="80"/>
+              <w:right w:type="dxa" w:w="120"/>
+            </w:tcMar>
+            <w:vAlign w:val="top"/>
+          </w:tcPr>
+          <w:p>
+            <w:r>
+              <w:rPr>
+                <w:b/>
+                <w:bCs/>
+                <w:sz w:val="20"/>
+                <w:szCs w:val="20"/>
+              </w:rPr>
+              <w:t xml:space="preserve">Add one to each count</w:t>
+            </w:r>
+          </w:p>
+        </w:tc>
+        <w:tc>
+          <w:tcPr>
+            <w:tcW w:type="dxa" w:w="2128"/>
+            <w:tcBorders>
+              <w:top w:val="single" w:color="D1D5DB" w:sz="4"/>
+              <w:left w:val="single" w:color="D1D5DB" w:sz="4"/>
+              <w:bottom w:val="single" w:color="D1D5DB" w:sz="4"/>
+              <w:right w:val="single" w:color="D1D5DB" w:sz="4"/>
+            </w:tcBorders>
+            <w:shd w:fill="FFFFFF" w:color="auto" w:val="clear"/>
+            <w:tcMar>
+              <w:top w:type="dxa" w:w="80"/>
+              <w:left w:type="dxa" w:w="120"/>
+              <w:bottom w:type="dxa" w:w="80"/>
+              <w:right w:type="dxa" w:w="120"/>
+            </w:tcMar>
+            <w:vAlign w:val="top"/>
+          </w:tcPr>
+          <w:p>
+            <w:r>
+              <w:rPr>
+                <w:sz w:val="20"/>
+                <w:szCs w:val="20"/>
+              </w:rPr>
+              <w:t xml:space="preserve">[3, 2, 1]</w:t>
+            </w:r>
+          </w:p>
+        </w:tc>
+        <w:tc>
+          <w:tcPr>
+            <w:tcW w:type="dxa" w:w="4595"/>
+            <w:tcBorders>
+              <w:top w:val="single" w:color="D1D5DB" w:sz="4"/>
+              <w:left w:val="single" w:color="D1D5DB" w:sz="4"/>
+              <w:bottom w:val="single" w:color="D1D5DB" w:sz="4"/>
+              <w:right w:val="single" w:color="D1D5DB" w:sz="4"/>
+            </w:tcBorders>
+            <w:shd w:fill="FFFFFF" w:color="auto" w:val="clear"/>
+            <w:tcMar>
+              <w:top w:type="dxa" w:w="80"/>
+              <w:left w:type="dxa" w:w="120"/>
+              <w:bottom w:type="dxa" w:w="80"/>
+              <w:right w:type="dxa" w:w="120"/>
+            </w:tcMar>
+            <w:vAlign w:val="top"/>
+          </w:tcPr>
+          <w:p>
+            <w:r>
+              <w:rPr>
+                <w:sz w:val="20"/>
+                <w:szCs w:val="20"/>
+              </w:rPr>
+              <w:t xml:space="preserve">Give unseen pairs a nonzero chance</w:t>
+            </w:r>
+          </w:p>
+        </w:tc>
+      </w:tr>
+      <w:tr>
+        <w:trPr>
+          <w:cantSplit/>
+        </w:trPr>
+        <w:tc>
+          <w:tcPr>
+            <w:tcW w:type="dxa" w:w="2689"/>
+            <w:tcBorders>
+              <w:top w:val="single" w:color="D1D5DB" w:sz="4"/>
+              <w:left w:val="single" w:color="D1D5DB" w:sz="4"/>
+              <w:bottom w:val="single" w:color="D1D5DB" w:sz="4"/>
+              <w:right w:val="single" w:color="D1D5DB" w:sz="4"/>
+            </w:tcBorders>
+            <w:shd w:fill="EEF0FF" w:color="auto" w:val="clear"/>
+            <w:tcMar>
+              <w:top w:type="dxa" w:w="80"/>
+              <w:left w:type="dxa" w:w="120"/>
+              <w:bottom w:type="dxa" w:w="80"/>
+              <w:right w:type="dxa" w:w="120"/>
+            </w:tcMar>
+            <w:vAlign w:val="top"/>
+          </w:tcPr>
+          <w:p>
+            <w:r>
+              <w:rPr>
+                <w:b/>
+                <w:bCs/>
+                <w:sz w:val="20"/>
+                <w:szCs w:val="20"/>
+              </w:rPr>
+              <w:t xml:space="preserve">Find the row total</w:t>
+            </w:r>
+          </w:p>
+        </w:tc>
+        <w:tc>
+          <w:tcPr>
+            <w:tcW w:type="dxa" w:w="2128"/>
+            <w:tcBorders>
+              <w:top w:val="single" w:color="D1D5DB" w:sz="4"/>
+              <w:left w:val="single" w:color="D1D5DB" w:sz="4"/>
+              <w:bottom w:val="single" w:color="D1D5DB" w:sz="4"/>
+              <w:right w:val="single" w:color="D1D5DB" w:sz="4"/>
+            </w:tcBorders>
+            <w:shd w:fill="EEF0FF" w:color="auto" w:val="clear"/>
+            <w:tcMar>
+              <w:top w:type="dxa" w:w="80"/>
+              <w:left w:type="dxa" w:w="120"/>
+              <w:bottom w:type="dxa" w:w="80"/>
+              <w:right w:type="dxa" w:w="120"/>
+            </w:tcMar>
+            <w:vAlign w:val="top"/>
+          </w:tcPr>
+          <w:p>
+            <w:r>
+              <w:rPr>
+                <w:sz w:val="20"/>
+                <w:szCs w:val="20"/>
+              </w:rPr>
+              <w:t xml:space="preserve">3 + 2 + 1 = 6</w:t>
+            </w:r>
+          </w:p>
+        </w:tc>
+        <w:tc>
+          <w:tcPr>
+            <w:tcW w:type="dxa" w:w="4595"/>
+            <w:tcBorders>
+              <w:top w:val="single" w:color="D1D5DB" w:sz="4"/>
+              <w:left w:val="single" w:color="D1D5DB" w:sz="4"/>
+              <w:bottom w:val="single" w:color="D1D5DB" w:sz="4"/>
+              <w:right w:val="single" w:color="D1D5DB" w:sz="4"/>
+            </w:tcBorders>
+            <w:shd w:fill="EEF0FF" w:color="auto" w:val="clear"/>
+            <w:tcMar>
+              <w:top w:type="dxa" w:w="80"/>
+              <w:left w:type="dxa" w:w="120"/>
+              <w:bottom w:type="dxa" w:w="80"/>
+              <w:right w:type="dxa" w:w="120"/>
+            </w:tcMar>
+            <w:vAlign w:val="top"/>
+          </w:tcPr>
+          <w:p>
+            <w:r>
+              <w:rPr>
+                <w:sz w:val="20"/>
+                <w:szCs w:val="20"/>
+              </w:rPr>
+              <w:t xml:space="preserve">Count all possible next-character columns</w:t>
+            </w:r>
+          </w:p>
+        </w:tc>
+      </w:tr>
+      <w:tr>
+        <w:trPr>
+          <w:cantSplit/>
+        </w:trPr>
+        <w:tc>
+          <w:tcPr>
+            <w:tcW w:type="dxa" w:w="2689"/>
+            <w:tcBorders>
+              <w:top w:val="single" w:color="D1D5DB" w:sz="4"/>
+              <w:left w:val="single" w:color="D1D5DB" w:sz="4"/>
+              <w:bottom w:val="single" w:color="D1D5DB" w:sz="4"/>
+              <w:right w:val="single" w:color="D1D5DB" w:sz="4"/>
+            </w:tcBorders>
+            <w:shd w:fill="FFFFFF" w:color="auto" w:val="clear"/>
+            <w:tcMar>
+              <w:top w:type="dxa" w:w="80"/>
+              <w:left w:type="dxa" w:w="120"/>
+              <w:bottom w:type="dxa" w:w="80"/>
+              <w:right w:type="dxa" w:w="120"/>
+            </w:tcMar>
+            <w:vAlign w:val="top"/>
+          </w:tcPr>
+          <w:p>
+            <w:r>
+              <w:rPr>
+                <w:b/>
+                <w:bCs/>
+                <w:sz w:val="20"/>
+                <w:szCs w:val="20"/>
+              </w:rPr>
+              <w:t xml:space="preserve">Divide each entry by six</w:t>
+            </w:r>
+          </w:p>
+        </w:tc>
+        <w:tc>
+          <w:tcPr>
+            <w:tcW w:type="dxa" w:w="2128"/>
+            <w:tcBorders>
+              <w:top w:val="single" w:color="D1D5DB" w:sz="4"/>
+              <w:left w:val="single" w:color="D1D5DB" w:sz="4"/>
+              <w:bottom w:val="single" w:color="D1D5DB" w:sz="4"/>
+              <w:right w:val="single" w:color="D1D5DB" w:sz="4"/>
+            </w:tcBorders>
+            <w:shd w:fill="FFFFFF" w:color="auto" w:val="clear"/>
+            <w:tcMar>
+              <w:top w:type="dxa" w:w="80"/>
+              <w:left w:type="dxa" w:w="120"/>
+              <w:bottom w:type="dxa" w:w="80"/>
+              <w:right w:type="dxa" w:w="120"/>
+            </w:tcMar>
+            <w:vAlign w:val="top"/>
+          </w:tcPr>
+          <w:p>
+            <w:r>
+              <w:rPr>
+                <w:sz w:val="20"/>
+                <w:szCs w:val="20"/>
+              </w:rPr>
+              <w:t xml:space="preserve">[1/2, 1/3, 1/6]</w:t>
+            </w:r>
+          </w:p>
+        </w:tc>
+        <w:tc>
+          <w:tcPr>
+            <w:tcW w:type="dxa" w:w="4595"/>
+            <w:tcBorders>
+              <w:top w:val="single" w:color="D1D5DB" w:sz="4"/>
+              <w:left w:val="single" w:color="D1D5DB" w:sz="4"/>
+              <w:bottom w:val="single" w:color="D1D5DB" w:sz="4"/>
+              <w:right w:val="single" w:color="D1D5DB" w:sz="4"/>
+            </w:tcBorders>
+            <w:shd w:fill="FFFFFF" w:color="auto" w:val="clear"/>
+            <w:tcMar>
+              <w:top w:type="dxa" w:w="80"/>
+              <w:left w:type="dxa" w:w="120"/>
+              <w:bottom w:type="dxa" w:w="80"/>
+              <w:right w:type="dxa" w:w="120"/>
+            </w:tcMar>
+            <w:vAlign w:val="top"/>
+          </w:tcPr>
+          <w:p>
+            <w:r>
+              <w:rPr>
+                <w:sz w:val="20"/>
+                <w:szCs w:val="20"/>
+              </w:rPr>
+              <w:t xml:space="preserve">Conditional probabilities given a</w:t>
+            </w:r>
+          </w:p>
+        </w:tc>
+      </w:tr>
+      <w:tr>
+        <w:trPr>
+          <w:cantSplit/>
+        </w:trPr>
+        <w:tc>
+          <w:tcPr>
+            <w:tcW w:type="dxa" w:w="2689"/>
+            <w:tcBorders>
+              <w:top w:val="single" w:color="D1D5DB" w:sz="4"/>
+              <w:left w:val="single" w:color="D1D5DB" w:sz="4"/>
+              <w:bottom w:val="single" w:color="D1D5DB" w:sz="4"/>
+              <w:right w:val="single" w:color="D1D5DB" w:sz="4"/>
+            </w:tcBorders>
+            <w:shd w:fill="EEF0FF" w:color="auto" w:val="clear"/>
+            <w:tcMar>
+              <w:top w:type="dxa" w:w="80"/>
+              <w:left w:type="dxa" w:w="120"/>
+              <w:bottom w:type="dxa" w:w="80"/>
+              <w:right w:type="dxa" w:w="120"/>
+            </w:tcMar>
+            <w:vAlign w:val="top"/>
+          </w:tcPr>
+          <w:p>
+            <w:r>
+              <w:rPr>
+                <w:b/>
+                <w:bCs/>
+                <w:sz w:val="20"/>
+                <w:szCs w:val="20"/>
+              </w:rPr>
+              <w:t xml:space="preserve">Check the sum</w:t>
+            </w:r>
+          </w:p>
+        </w:tc>
+        <w:tc>
+          <w:tcPr>
+            <w:tcW w:type="dxa" w:w="2128"/>
+            <w:tcBorders>
+              <w:top w:val="single" w:color="D1D5DB" w:sz="4"/>
+              <w:left w:val="single" w:color="D1D5DB" w:sz="4"/>
+              <w:bottom w:val="single" w:color="D1D5DB" w:sz="4"/>
+              <w:right w:val="single" w:color="D1D5DB" w:sz="4"/>
+            </w:tcBorders>
+            <w:shd w:fill="EEF0FF" w:color="auto" w:val="clear"/>
+            <w:tcMar>
+              <w:top w:type="dxa" w:w="80"/>
+              <w:left w:type="dxa" w:w="120"/>
+              <w:bottom w:type="dxa" w:w="80"/>
+              <w:right w:type="dxa" w:w="120"/>
+            </w:tcMar>
+            <w:vAlign w:val="top"/>
+          </w:tcPr>
+          <w:p>
+            <w:r>
+              <w:rPr>
+                <w:sz w:val="20"/>
+                <w:szCs w:val="20"/>
+              </w:rPr>
+              <w:t xml:space="preserve">1/2 + 1/3 + 1/6 = 1</w:t>
+            </w:r>
+          </w:p>
+        </w:tc>
+        <w:tc>
+          <w:tcPr>
+            <w:tcW w:type="dxa" w:w="4595"/>
+            <w:tcBorders>
+              <w:top w:val="single" w:color="D1D5DB" w:sz="4"/>
+              <w:left w:val="single" w:color="D1D5DB" w:sz="4"/>
+              <w:bottom w:val="single" w:color="D1D5DB" w:sz="4"/>
+              <w:right w:val="single" w:color="D1D5DB" w:sz="4"/>
+            </w:tcBorders>
+            <w:shd w:fill="EEF0FF" w:color="auto" w:val="clear"/>
+            <w:tcMar>
+              <w:top w:type="dxa" w:w="80"/>
+              <w:left w:type="dxa" w:w="120"/>
+              <w:bottom w:type="dxa" w:w="80"/>
+              <w:right w:type="dxa" w:w="120"/>
+            </w:tcMar>
+            <w:vAlign w:val="top"/>
+          </w:tcPr>
+          <w:p>
+            <w:r>
+              <w:rPr>
+                <w:sz w:val="20"/>
+                <w:szCs w:val="20"/>
+              </w:rPr>
+              <w:t xml:space="preserve">All possible next outcomes are covered</w:t>
+            </w:r>
+          </w:p>
+        </w:tc>
+      </w:tr>
+    </w:tbl>
+    <w:p>
+      <w:pPr>
+        <w:spacing w:after="120"/>
+      </w:pPr>
+    </w:p>
+    <w:p>
+      <w:pPr>
+        <w:keepNext w:val="false"/>
+        <w:keepLines/>
+        <w:spacing w:after="140" w:line="288"/>
+      </w:pPr>
+      <w:r>
+        <w:rPr>
+          <w:b/>
+          <w:bCs/>
+        </w:rPr>
+        <w:t xml:space="preserve">Read the shapes.</w:t>
+      </w:r>
+      <w:r>
+        <w:t xml:space="preserve"> With a vocabulary of three characters, N and P each have shape [3, 3]. Selecting the row for a returns a vector of shape [3]. In the full lab, the vocabulary is larger, but the row operation is the same.</w:t>
+      </w:r>
+    </w:p>
+    <w:p>
+      <w:pPr>
+        <w:keepNext w:val="false"/>
+        <w:keepLines/>
+        <w:spacing w:after="140" w:line="288"/>
+      </w:pPr>
+      <w:r>
+        <w:rPr>
+          <w:b/>
+          <w:bCs/>
+        </w:rPr>
+        <w:t xml:space="preserve">Predict before sampling.</w:t>
+      </w:r>
+      <w:r>
+        <w:t xml:space="preserve"> Which next character is most likely? Dot, because it has probability one-half. Does that force every name to stop here? No: a and b still have positive probabilities. Over many comparable draws, the choices follow the row’s chances, although a short run may look uneven.</w:t>
+      </w:r>
+    </w:p>
+    <w:p>
+      <w:pPr>
+        <w:keepNext w:val="false"/>
+        <w:keepLines/>
+        <w:spacing w:after="140" w:line="288"/>
+      </w:pPr>
+      <w:r>
+        <w:rPr>
+          <w:b/>
+          <w:bCs/>
+        </w:rPr>
+        <w:t xml:space="preserve">Where the analogy breaks.</w:t>
+      </w:r>
+      <w:r>
+        <w:t xml:space="preserve"> A bag of counters illustrates drawing with unequal chances. Our sampler changes to the newly selected character’s row after each draw; it does not keep using one bag throughout the name.</w:t>
+      </w:r>
+    </w:p>
+    <w:p>
+      <w:pPr>
+        <w:pStyle w:val="Heading2"/>
+        <w:keepNext/>
+      </w:pPr>
+      <w:r>
+        <w:t xml:space="preserve">Worked example: Bayes’ rule normalises two class scores</w:t>
+      </w:r>
+    </w:p>
+    <w:p>
+      <w:pPr>
+        <w:keepNext w:val="false"/>
+        <w:keepLines/>
+        <w:spacing w:after="140" w:line="288"/>
+      </w:pPr>
+      <w:r>
+        <w:t xml:space="preserve">For two illustrative classes, suppose the likelihood multiplied by the prior gives 0.12 for class A and 0.08 for class B. These values are supplied for this calculation; they are not measured classifier outputs.</w:t>
+      </w:r>
+    </w:p>
+    <w:p>
+      <w:pPr>
+        <w:pStyle w:val="ListParagraph"/>
+        <w:keepLines/>
+        <w:numPr>
+          <w:ilvl w:val="0"/>
+          <w:numId w:val="12"/>
+        </w:numPr>
+        <w:spacing w:after="80" w:line="276"/>
+      </w:pPr>
+      <w:r>
+        <w:t xml:space="preserve">Add the products across classes: 0.12 + 0.08 = 0.20.</w:t>
+      </w:r>
+    </w:p>
+    <w:p>
+      <w:pPr>
+        <w:pStyle w:val="ListParagraph"/>
+        <w:keepLines/>
+        <w:numPr>
+          <w:ilvl w:val="0"/>
+          <w:numId w:val="12"/>
+        </w:numPr>
+        <w:spacing w:after="80" w:line="276"/>
+      </w:pPr>
+      <w:r>
+        <w:t xml:space="preserve">Divide A’s product by that total: 0.12 / 0.20 = 0.60.</w:t>
+      </w:r>
+    </w:p>
+    <w:p>
+      <w:pPr>
+        <w:pStyle w:val="ListParagraph"/>
+        <w:keepLines/>
+        <w:numPr>
+          <w:ilvl w:val="0"/>
+          <w:numId w:val="12"/>
+        </w:numPr>
+        <w:spacing w:after="80" w:line="276"/>
+      </w:pPr>
+      <w:r>
+        <w:t xml:space="preserve">Divide B’s product by the same total: 0.08 / 0.20 = 0.40.</w:t>
+      </w:r>
+    </w:p>
+    <w:p>
+      <w:pPr>
+        <w:pStyle w:val="ListParagraph"/>
+        <w:keepLines/>
+        <w:numPr>
+          <w:ilvl w:val="0"/>
+          <w:numId w:val="12"/>
+        </w:numPr>
+        <w:spacing w:after="80" w:line="276"/>
+      </w:pPr>
+      <w:r>
+        <w:t xml:space="preserve">Check the class probabilities: 0.60 + 0.40 = 1.</w:t>
+      </w:r>
+    </w:p>
+    <w:p>
+      <w:pPr>
+        <w:keepNext w:val="false"/>
+        <w:keepLines/>
+        <w:spacing w:after="140" w:line="288"/>
+      </w:pPr>
+      <w:r>
+        <w:t xml:space="preserve">The prior describes class frequency before the input. The likelihood describes the input under each class. The normalised answer describes the class given the input. For continuous inputs, a likelihood can be a density; a density value is not the probability of one exact point. The equation’s denominator converts class scores into probabilities summing to one.</w:t>
+      </w:r>
+    </w:p>
+    <w:p>
+      <w:pPr>
         <w:pStyle w:val="Heading3"/>
         <w:keepNext/>
       </w:pPr>
@@ -8028,7 +9134,7 @@
         <w:keepLines/>
         <w:numPr>
           <w:ilvl w:val="0"/>
-          <w:numId w:val="12"/>
+          <w:numId w:val="13"/>
         </w:numPr>
         <w:spacing w:after="80" w:line="276"/>
       </w:pPr>
@@ -8052,7 +9158,7 @@
         <w:keepLines/>
         <w:numPr>
           <w:ilvl w:val="0"/>
-          <w:numId w:val="12"/>
+          <w:numId w:val="13"/>
         </w:numPr>
         <w:spacing w:after="80" w:line="276"/>
       </w:pPr>
@@ -8101,7 +9207,7 @@
         <w:keepLines/>
         <w:numPr>
           <w:ilvl w:val="0"/>
-          <w:numId w:val="12"/>
+          <w:numId w:val="13"/>
         </w:numPr>
         <w:spacing w:after="80" w:line="276"/>
       </w:pPr>
@@ -8750,7 +9856,7 @@
         <w:keepLines/>
         <w:numPr>
           <w:ilvl w:val="0"/>
-          <w:numId w:val="13"/>
+          <w:numId w:val="14"/>
         </w:numPr>
         <w:spacing w:after="80" w:line="276"/>
       </w:pPr>
@@ -8771,7 +9877,7 @@
         <w:keepLines/>
         <w:numPr>
           <w:ilvl w:val="0"/>
-          <w:numId w:val="13"/>
+          <w:numId w:val="14"/>
         </w:numPr>
         <w:spacing w:after="80" w:line="276"/>
       </w:pPr>
@@ -8792,7 +9898,7 @@
         <w:keepLines/>
         <w:numPr>
           <w:ilvl w:val="0"/>
-          <w:numId w:val="13"/>
+          <w:numId w:val="14"/>
         </w:numPr>
         <w:spacing w:after="80" w:line="276"/>
       </w:pPr>
@@ -8836,7 +9942,7 @@
       <w:r>
         <w:drawing>
           <wp:inline distT="0" distB="0" distL="0" distR="0">
-            <wp:extent cx="5334000" cy="2143125"/>
+            <wp:extent cx="5334000" cy="2152650"/>
             <wp:effectExtent t="0" r="0" b="0" l="0"/>
             <wp:docPr id="12" name="The same logits at three temperatures" descr="The same logits at three temperatures" title="The same logits at three temperatures"/>
             <wp:cNvGraphicFramePr>
@@ -8861,7 +9967,7 @@
                   <pic:spPr bwMode="auto">
                     <a:xfrm>
                       <a:off x="0" y="0"/>
-                      <a:ext cx="5334000" cy="2143125"/>
+                      <a:ext cx="5334000" cy="2152650"/>
                     </a:xfrm>
                     <a:prstGeom prst="rect">
                       <a:avLst/>
@@ -9222,7 +10328,7 @@
       <w:r>
         <w:drawing>
           <wp:inline distT="0" distB="0" distL="0" distR="0">
-            <wp:extent cx="5334000" cy="2962275"/>
+            <wp:extent cx="5334000" cy="3038475"/>
             <wp:effectExtent t="0" r="0" b="0" l="0"/>
             <wp:docPr id="14" name="Discriminative boundary versus generative density" descr="Discriminative boundary versus generative density" title="Discriminative boundary versus generative density"/>
             <wp:cNvGraphicFramePr>
@@ -9247,7 +10353,7 @@
                   <pic:spPr bwMode="auto">
                     <a:xfrm>
                       <a:off x="0" y="0"/>
-                      <a:ext cx="5334000" cy="2962275"/>
+                      <a:ext cx="5334000" cy="3038475"/>
                     </a:xfrm>
                     <a:prstGeom prst="rect">
                       <a:avLst/>
@@ -9455,7 +10561,7 @@
       <w:r>
         <w:drawing>
           <wp:inline distT="0" distB="0" distL="0" distR="0">
-            <wp:extent cx="5334000" cy="2590800"/>
+            <wp:extent cx="5334000" cy="2667000"/>
             <wp:effectExtent t="0" r="0" b="0" l="0"/>
             <wp:docPr id="16" name="A simple latent space mapped to structured data" descr="A simple latent space mapped to structured data" title="A simple latent space mapped to structured data"/>
             <wp:cNvGraphicFramePr>
@@ -9480,7 +10586,7 @@
                   <pic:spPr bwMode="auto">
                     <a:xfrm>
                       <a:off x="0" y="0"/>
-                      <a:ext cx="5334000" cy="2590800"/>
+                      <a:ext cx="5334000" cy="2667000"/>
                     </a:xfrm>
                     <a:prstGeom prst="rect">
                       <a:avLst/>
@@ -10342,7 +11448,7 @@
       <w:r>
         <w:drawing>
           <wp:inline distT="0" distB="0" distL="0" distR="0">
-            <wp:extent cx="5334000" cy="2905125"/>
+            <wp:extent cx="5334000" cy="2590800"/>
             <wp:effectExtent t="0" r="0" b="0" l="0"/>
             <wp:docPr id="17" name="The four families at a glance" descr="The four families at a glance" title="The four families at a glance"/>
             <wp:cNvGraphicFramePr>
@@ -10367,7 +11473,7 @@
                   <pic:spPr bwMode="auto">
                     <a:xfrm>
                       <a:off x="0" y="0"/>
-                      <a:ext cx="5334000" cy="2905125"/>
+                      <a:ext cx="5334000" cy="2590800"/>
                     </a:xfrm>
                     <a:prstGeom prst="rect">
                       <a:avLst/>
@@ -10466,7 +11572,7 @@
         <w:keepLines/>
         <w:numPr>
           <w:ilvl w:val="0"/>
-          <w:numId w:val="14"/>
+          <w:numId w:val="15"/>
         </w:numPr>
         <w:spacing w:after="80" w:line="276"/>
       </w:pPr>
@@ -10487,7 +11593,7 @@
         <w:keepLines/>
         <w:numPr>
           <w:ilvl w:val="0"/>
-          <w:numId w:val="14"/>
+          <w:numId w:val="15"/>
         </w:numPr>
         <w:spacing w:after="80" w:line="276"/>
       </w:pPr>
@@ -10508,7 +11614,7 @@
         <w:keepLines/>
         <w:numPr>
           <w:ilvl w:val="0"/>
-          <w:numId w:val="14"/>
+          <w:numId w:val="15"/>
         </w:numPr>
         <w:spacing w:after="80" w:line="276"/>
       </w:pPr>
@@ -10529,7 +11635,7 @@
         <w:keepLines/>
         <w:numPr>
           <w:ilvl w:val="0"/>
-          <w:numId w:val="14"/>
+          <w:numId w:val="15"/>
         </w:numPr>
         <w:spacing w:after="80" w:line="276"/>
       </w:pPr>
@@ -10541,7 +11647,7 @@
         <w:t xml:space="preserve">Transparency and law:</w:t>
       </w:r>
       <w:r>
-        <w:t xml:space="preserve"> Article 50 of the EU AI Act applies from 2 August 2026. Duties differ by role. Tell people when they directly interact with AI unless this is obvious. Providers must machine-mark generated media, with exceptions such as standard editing. Deployers must disclose deepfakes and relevant AI-written public-interest text, subject to the editorial-review exception. For systems marketed before 2 August 2026, the 2 December 2026 transition concerns the Article 50(2) marking duty only. The Commission published guidelines on 31 July 2026. Read the official text for full scope and exceptions.</w:t>
+        <w:t xml:space="preserve"> Article 50 of the EU AI Act applies from 2 August 2026. Duties differ by role. Tell people when they directly interact with AI unless this is obvious. Providers must machine-mark generated media, with exceptions such as standard editing. Deployers must disclose deepfakes and relevant AI-written public-interest text, subject to the editorial-review exception. For systems marketed before 2 August 2026, the 2 December 2026 transition concerns the Article 50(2) marking duty only. The Commission published guidelines on 20 July 2026; the publication page was last updated on 31 July 2026. Read the official text for full scope and exceptions.</w:t>
       </w:r>
     </w:p>
     <w:p>
@@ -10550,7 +11656,7 @@
         <w:keepLines/>
         <w:numPr>
           <w:ilvl w:val="0"/>
-          <w:numId w:val="14"/>
+          <w:numId w:val="15"/>
         </w:numPr>
         <w:spacing w:after="80" w:line="276"/>
       </w:pPr>
@@ -10571,7 +11677,7 @@
         <w:keepLines/>
         <w:numPr>
           <w:ilvl w:val="0"/>
-          <w:numId w:val="14"/>
+          <w:numId w:val="15"/>
         </w:numPr>
         <w:spacing w:after="80" w:line="276"/>
       </w:pPr>
@@ -11206,7 +12312,7 @@
         <w:keepNext/>
       </w:pPr>
       <w:r>
-        <w:t xml:space="preserve">Responsible AI lens: the five-step checklist</w:t>
+        <w:t xml:space="preserve">Questions students often ask</w:t>
       </w:r>
     </w:p>
     <w:p>
@@ -11216,7 +12322,91 @@
         <w:spacing w:after="140" w:line="288"/>
       </w:pPr>
       <w:r>
-        <w:t xml:space="preserve">Use this checklist in every lab and in the group project. It also works as an exam answer structure for "how should an organisation use tool X?" questions.</w:t>
+        <w:rPr>
+          <w:b/>
+          <w:bCs/>
+        </w:rPr>
+        <w:t xml:space="preserve">Why does a row of P sum to one?</w:t>
+      </w:r>
+      <w:r>
+        <w:t xml:space="preserve"> It lists every possible next character after the selected previous character. Divide across columns within that row, not down a column across different conditions.</w:t>
+      </w:r>
+    </w:p>
+    <w:p>
+      <w:pPr>
+        <w:keepNext w:val="false"/>
+        <w:keepLines/>
+        <w:spacing w:after="140" w:line="288"/>
+      </w:pPr>
+      <w:r>
+        <w:rPr>
+          <w:b/>
+          <w:bCs/>
+        </w:rPr>
+        <w:t xml:space="preserve">Is smoothing maximum likelihood?</w:t>
+      </w:r>
+      <w:r>
+        <w:t xml:space="preserve"> The unsmoothed relative count is the maximum-likelihood estimate for that count table. Adding one changes it to avoid zero probabilities; the lab should identify the smoothing choice explicitly.</w:t>
+      </w:r>
+    </w:p>
+    <w:p>
+      <w:pPr>
+        <w:keepNext w:val="false"/>
+        <w:keepLines/>
+        <w:spacing w:after="140" w:line="288"/>
+      </w:pPr>
+      <w:r>
+        <w:rPr>
+          <w:b/>
+          <w:bCs/>
+        </w:rPr>
+        <w:t xml:space="preserve">Why did my output differ with the same weights?</w:t>
+      </w:r>
+      <w:r>
+        <w:t xml:space="preserve"> Sampling makes random choices. A seed helps repeat them in a fixed environment, while software and hardware changes can affect reproducibility.</w:t>
+      </w:r>
+    </w:p>
+    <w:p>
+      <w:pPr>
+        <w:keepNext w:val="false"/>
+        <w:keepLines/>
+        <w:spacing w:after="140" w:line="288"/>
+      </w:pPr>
+      <w:r>
+        <w:rPr>
+          <w:b/>
+          <w:bCs/>
+        </w:rPr>
+        <w:t xml:space="preserve">Does a lower NLL make the answer true?</w:t>
+      </w:r>
+      <w:r>
+        <w:t xml:space="preserve"> No. NLL describes agreement with the model distribution on supplied data. Check factual claims and citations against evidence.</w:t>
+      </w:r>
+    </w:p>
+    <w:p>
+      <w:pPr>
+        <w:keepNext w:val="false"/>
+        <w:keepLines/>
+        <w:spacing w:after="140" w:line="288"/>
+      </w:pPr>
+      <w:r>
+        <w:rPr>
+          <w:b/>
+          <w:bCs/>
+        </w:rPr>
+        <w:t xml:space="preserve">Can a model know today’s news without retraining?</w:t>
+      </w:r>
+      <w:r>
+        <w:t xml:space="preserve"> An application can retrieve new information and include it in context. This changes the input without changing the weights; its interpretation still needs checking.</w:t>
+      </w:r>
+    </w:p>
+    <w:p>
+      <w:pPr>
+        <w:pStyle w:val="Heading1"/>
+        <w:keepNext/>
+      </w:pPr>
+      <w:r>
+        <w:t xml:space="preserve">Five self-checks with answers</w:t>
       </w:r>
     </w:p>
     <w:p>
@@ -11225,7 +12415,7 @@
         <w:keepLines/>
         <w:numPr>
           <w:ilvl w:val="0"/>
-          <w:numId w:val="15"/>
+          <w:numId w:val="16"/>
         </w:numPr>
         <w:spacing w:after="80" w:line="276"/>
       </w:pPr>
@@ -11234,10 +12424,10 @@
           <w:b/>
           <w:bCs/>
         </w:rPr>
-        <w:t xml:space="preserve">Purpose:</w:t>
-      </w:r>
-      <w:r>
-        <w:t xml:space="preserve"> is AI appropriate and permitted for this task? Some assessed work may not allow it.</w:t>
+        <w:t xml:space="preserve">A three-entry row is [3, 2, 1]. What probabilities follow?</w:t>
+      </w:r>
+      <w:r>
+        <w:t xml:space="preserve"> Divide by six: [1/2, 1/3, 1/6]. They sum to one.</w:t>
       </w:r>
     </w:p>
     <w:p>
@@ -11246,7 +12436,7 @@
         <w:keepLines/>
         <w:numPr>
           <w:ilvl w:val="0"/>
-          <w:numId w:val="15"/>
+          <w:numId w:val="16"/>
         </w:numPr>
         <w:spacing w:after="80" w:line="276"/>
       </w:pPr>
@@ -11255,10 +12445,10 @@
           <w:b/>
           <w:bCs/>
         </w:rPr>
-        <w:t xml:space="preserve">Protect data:</w:t>
-      </w:r>
-      <w:r>
-        <w:t xml:space="preserve"> no personal, confidential or proprietary data without approval; check retention and training settings.</w:t>
+        <w:t xml:space="preserve">You sample a new letter m. Which row comes next?</w:t>
+      </w:r>
+      <w:r>
+        <w:t xml:space="preserve"> The row for m, because this bigram model remembers the most recent character.</w:t>
       </w:r>
     </w:p>
     <w:p>
@@ -11267,7 +12457,7 @@
         <w:keepLines/>
         <w:numPr>
           <w:ilvl w:val="0"/>
-          <w:numId w:val="15"/>
+          <w:numId w:val="16"/>
         </w:numPr>
         <w:spacing w:after="80" w:line="276"/>
       </w:pPr>
@@ -11276,10 +12466,10 @@
           <w:b/>
           <w:bCs/>
         </w:rPr>
-        <w:t xml:space="preserve">Prompt clearly:</w:t>
-      </w:r>
-      <w:r>
-        <w:t xml:space="preserve"> task, context, output format and constraints (week 7).</w:t>
+        <w:t xml:space="preserve">Does adding conversation context perform training?</w:t>
+      </w:r>
+      <w:r>
+        <w:t xml:space="preserve"> No. Ordinary generation uses fixed weights with the extended input; fine-tuning performs actual parameter updates.</w:t>
       </w:r>
     </w:p>
     <w:p>
@@ -11288,7 +12478,7 @@
         <w:keepLines/>
         <w:numPr>
           <w:ilvl w:val="0"/>
-          <w:numId w:val="15"/>
+          <w:numId w:val="16"/>
         </w:numPr>
         <w:spacing w:after="80" w:line="276"/>
       </w:pPr>
@@ -11297,10 +12487,10 @@
           <w:b/>
           <w:bCs/>
         </w:rPr>
-        <w:t xml:space="preserve">Verify:</w:t>
-      </w:r>
-      <w:r>
-        <w:t xml:space="preserve"> check facts, numbers, citations and code; test edge cases and different user groups.</w:t>
+        <w:t xml:space="preserve">Why can two applications using one model answer differently?</w:t>
+      </w:r>
+      <w:r>
+        <w:t xml:space="preserve"> Instructions, retrieved evidence, tools, stored context and interfaces can differ.</w:t>
       </w:r>
     </w:p>
     <w:p>
@@ -11309,7 +12499,131 @@
         <w:keepLines/>
         <w:numPr>
           <w:ilvl w:val="0"/>
-          <w:numId w:val="15"/>
+          <w:numId w:val="16"/>
+        </w:numPr>
+        <w:spacing w:after="80" w:line="276"/>
+      </w:pPr>
+      <w:r>
+        <w:rPr>
+          <w:b/>
+          <w:bCs/>
+        </w:rPr>
+        <w:t xml:space="preserve">A citation exists. What second check remains?</w:t>
+      </w:r>
+      <w:r>
+        <w:t xml:space="preserve"> Read it and verify that it supports the specific claim, rather than merely sharing the topic.</w:t>
+      </w:r>
+    </w:p>
+    <w:p>
+      <w:pPr>
+        <w:pStyle w:val="Heading1"/>
+        <w:keepNext/>
+      </w:pPr>
+      <w:r>
+        <w:t xml:space="preserve">Responsible AI lens: the five-step checklist</w:t>
+      </w:r>
+    </w:p>
+    <w:p>
+      <w:pPr>
+        <w:keepNext w:val="false"/>
+        <w:keepLines/>
+        <w:spacing w:after="140" w:line="288"/>
+      </w:pPr>
+      <w:r>
+        <w:t xml:space="preserve">Use this checklist in every lab and in the group project. It also works as an exam answer structure for "how should an organisation use tool X?" questions.</w:t>
+      </w:r>
+    </w:p>
+    <w:p>
+      <w:pPr>
+        <w:pStyle w:val="ListParagraph"/>
+        <w:keepLines/>
+        <w:numPr>
+          <w:ilvl w:val="0"/>
+          <w:numId w:val="17"/>
+        </w:numPr>
+        <w:spacing w:after="80" w:line="276"/>
+      </w:pPr>
+      <w:r>
+        <w:rPr>
+          <w:b/>
+          <w:bCs/>
+        </w:rPr>
+        <w:t xml:space="preserve">Purpose:</w:t>
+      </w:r>
+      <w:r>
+        <w:t xml:space="preserve"> is AI appropriate and permitted for this task? Some assessed work may not allow it.</w:t>
+      </w:r>
+    </w:p>
+    <w:p>
+      <w:pPr>
+        <w:pStyle w:val="ListParagraph"/>
+        <w:keepLines/>
+        <w:numPr>
+          <w:ilvl w:val="0"/>
+          <w:numId w:val="17"/>
+        </w:numPr>
+        <w:spacing w:after="80" w:line="276"/>
+      </w:pPr>
+      <w:r>
+        <w:rPr>
+          <w:b/>
+          <w:bCs/>
+        </w:rPr>
+        <w:t xml:space="preserve">Protect data:</w:t>
+      </w:r>
+      <w:r>
+        <w:t xml:space="preserve"> no personal, confidential or proprietary data without approval; check retention and training settings.</w:t>
+      </w:r>
+    </w:p>
+    <w:p>
+      <w:pPr>
+        <w:pStyle w:val="ListParagraph"/>
+        <w:keepLines/>
+        <w:numPr>
+          <w:ilvl w:val="0"/>
+          <w:numId w:val="17"/>
+        </w:numPr>
+        <w:spacing w:after="80" w:line="276"/>
+      </w:pPr>
+      <w:r>
+        <w:rPr>
+          <w:b/>
+          <w:bCs/>
+        </w:rPr>
+        <w:t xml:space="preserve">Prompt clearly:</w:t>
+      </w:r>
+      <w:r>
+        <w:t xml:space="preserve"> task, context, output format and constraints (week 7).</w:t>
+      </w:r>
+    </w:p>
+    <w:p>
+      <w:pPr>
+        <w:pStyle w:val="ListParagraph"/>
+        <w:keepLines/>
+        <w:numPr>
+          <w:ilvl w:val="0"/>
+          <w:numId w:val="17"/>
+        </w:numPr>
+        <w:spacing w:after="80" w:line="276"/>
+      </w:pPr>
+      <w:r>
+        <w:rPr>
+          <w:b/>
+          <w:bCs/>
+        </w:rPr>
+        <w:t xml:space="preserve">Verify:</w:t>
+      </w:r>
+      <w:r>
+        <w:t xml:space="preserve"> check facts, numbers, citations and code; test edge cases and different user groups.</w:t>
+      </w:r>
+    </w:p>
+    <w:p>
+      <w:pPr>
+        <w:pStyle w:val="ListParagraph"/>
+        <w:keepLines/>
+        <w:numPr>
+          <w:ilvl w:val="0"/>
+          <w:numId w:val="17"/>
         </w:numPr>
         <w:spacing w:after="80" w:line="276"/>
       </w:pPr>
@@ -11474,10 +12788,10 @@
           <w:b/>
           <w:bCs/>
         </w:rPr>
-        <w:t xml:space="preserve">Runtime:</w:t>
-      </w:r>
-      <w:r>
-        <w:t xml:space="preserve"> Google Colab with a T4 GPU is recommended, but every part runs on a laptop CPU. The main downloads are the SmolLM2 model (about 700 MB for the 360M version) and the names dataset (a fallback list is built in); dependency installation also needs access. On the laptop CPU used to check this pack (9 October 2026), the complete notebook ran in about 1 minute with the models and data already downloaded. </w:t>
+        <w:t xml:space="preserve">Route:</w:t>
+      </w:r>
+      <w:r>
+        <w:t xml:space="preserve"> Use Colab or local VS Code on the CPU by default. A GPU is optional. The measured results below identify their run with a full run on 9 October 2026 on a laptop CPU with SmolLM2-360M-Instruct (362 million parameters); they do not predict waiting time on a new machine or network. Use the shared setup cell to print the actual environment. </w:t>
       </w:r>
       <w:r>
         <w:rPr>
@@ -11487,7 +12801,7 @@
         <w:t xml:space="preserve">Hand-in:</w:t>
       </w:r>
       <w:r>
-        <w:t xml:space="preserve"> completed notebook with five code TODOs, four written answers and the evidence table.</w:t>
+        <w:t xml:space="preserve"> complete the notebook tasks, self-checks, written explanations and evidence table.</w:t>
       </w:r>
     </w:p>
     <w:p>
@@ -11497,243 +12811,6 @@
       </w:pPr>
       <w:r>
         <w:t xml:space="preserve">Before the lab</w:t>
-      </w:r>
-    </w:p>
-    <w:p>
-      <w:pPr>
-        <w:pStyle w:val="ListParagraph"/>
-        <w:keepLines/>
-        <w:numPr>
-          <w:ilvl w:val="0"/>
-          <w:numId w:val="16"/>
-        </w:numPr>
-        <w:spacing w:after="80" w:line="276"/>
-      </w:pPr>
-      <w:r>
-        <w:t xml:space="preserve">Students need a Google account (Colab) and can download this public model without a Hugging Face account. The optional Part 4 comparison uses a Gemini API key (availability and quotas depend on the account) from Google AI Studio, stored in Colab Secrets as </w:t>
-      </w:r>
-      <w:r>
-        <w:rPr>
-          <w:rFonts w:ascii="Consolas" w:cs="Consolas" w:eastAsia="Consolas" w:hAnsi="Consolas"/>
-          <w:color w:val="4F46E5"/>
-          <w:sz w:val="20"/>
-          <w:szCs w:val="20"/>
-        </w:rPr>
-        <w:t xml:space="preserve">GEMINI_API_KEY</w:t>
-      </w:r>
-      <w:r>
-        <w:t xml:space="preserve">; students without a key use any chat assistant in the browser.</w:t>
-      </w:r>
-    </w:p>
-    <w:p>
-      <w:pPr>
-        <w:pStyle w:val="ListParagraph"/>
-        <w:keepLines/>
-        <w:numPr>
-          <w:ilvl w:val="0"/>
-          <w:numId w:val="16"/>
-        </w:numPr>
-        <w:spacing w:after="80" w:line="276"/>
-      </w:pPr>
-      <w:r>
-        <w:t xml:space="preserve">Remind students never to paste API keys into notebooks or share notebooks that contain them.</w:t>
-      </w:r>
-    </w:p>
-    <w:p>
-      <w:pPr>
-        <w:pStyle w:val="Heading2"/>
-        <w:keepNext/>
-      </w:pPr>
-      <w:r>
-        <w:t xml:space="preserve">Part 1: a generative model from counts</w:t>
-      </w:r>
-    </w:p>
-    <w:p>
-      <w:pPr>
-        <w:pStyle w:val="ListParagraph"/>
-        <w:keepLines/>
-        <w:numPr>
-          <w:ilvl w:val="0"/>
-          <w:numId w:val="17"/>
-        </w:numPr>
-        <w:spacing w:after="80" w:line="276"/>
-      </w:pPr>
-      <w:r>
-        <w:rPr>
-          <w:b/>
-          <w:bCs/>
-        </w:rPr>
-        <w:t xml:space="preserve">TODO 1</w:t>
-      </w:r>
-      <w:r>
-        <w:t xml:space="preserve"> counts bigrams: </w:t>
-      </w:r>
-      <w:r>
-        <w:rPr>
-          <w:rFonts w:ascii="Consolas" w:cs="Consolas" w:eastAsia="Consolas" w:hAnsi="Consolas"/>
-          <w:color w:val="4F46E5"/>
-          <w:sz w:val="20"/>
-          <w:szCs w:val="20"/>
-        </w:rPr>
-        <w:t xml:space="preserve">N[stoi[a], stoi[b]] += 1</w:t>
-      </w:r>
-      <w:r>
-        <w:t xml:space="preserve">. The heat map shows strong transitions such as </w:t>
-      </w:r>
-      <w:r>
-        <w:rPr>
-          <w:i/>
-          <w:iCs/>
-        </w:rPr>
-        <w:t xml:space="preserve">.→a</w:t>
-      </w:r>
-      <w:r>
-        <w:t xml:space="preserve">, </w:t>
-      </w:r>
-      <w:r>
-        <w:rPr>
-          <w:i/>
-          <w:iCs/>
-        </w:rPr>
-        <w:t xml:space="preserve">a→n</w:t>
-      </w:r>
-      <w:r>
-        <w:t xml:space="preserve">, </w:t>
-      </w:r>
-      <w:r>
-        <w:rPr>
-          <w:i/>
-          <w:iCs/>
-        </w:rPr>
-        <w:t xml:space="preserve">n→.</w:t>
-      </w:r>
-      <w:r>
-        <w:t xml:space="preserve">; students should explain one of them.</w:t>
-      </w:r>
-    </w:p>
-    <w:p>
-      <w:pPr>
-        <w:pStyle w:val="ListParagraph"/>
-        <w:keepLines/>
-        <w:numPr>
-          <w:ilvl w:val="0"/>
-          <w:numId w:val="17"/>
-        </w:numPr>
-        <w:spacing w:after="80" w:line="276"/>
-      </w:pPr>
-      <w:r>
-        <w:rPr>
-          <w:b/>
-          <w:bCs/>
-        </w:rPr>
-        <w:t xml:space="preserve">TODO 2</w:t>
-      </w:r>
-      <w:r>
-        <w:t xml:space="preserve"> averages the negative log-probabilities of the transitions. Recorded run: </w:t>
-      </w:r>
-      <w:r>
-        <w:rPr>
-          <w:i/>
-          <w:iCs/>
-        </w:rPr>
-        <w:t xml:space="preserve">anna</w:t>
-      </w:r>
-      <w:r>
-        <w:t xml:space="preserve"> 1.91 nats (perplexity 6.7), </w:t>
-      </w:r>
-      <w:r>
-        <w:rPr>
-          <w:i/>
-          <w:iCs/>
-        </w:rPr>
-        <w:t xml:space="preserve">emma</w:t>
-      </w:r>
-      <w:r>
-        <w:t xml:space="preserve"> 2.51 nats (perplexity 12.4), </w:t>
-      </w:r>
-      <w:r>
-        <w:rPr>
-          <w:i/>
-          <w:iCs/>
-        </w:rPr>
-        <w:t xml:space="preserve">xqzz</w:t>
-      </w:r>
-      <w:r>
-        <w:t xml:space="preserve"> 4.89 nats (perplexity 132.5). Real-looking names are far more probable than random strings.</w:t>
-      </w:r>
-    </w:p>
-    <w:p>
-      <w:pPr>
-        <w:pStyle w:val="ListParagraph"/>
-        <w:keepLines/>
-        <w:numPr>
-          <w:ilvl w:val="0"/>
-          <w:numId w:val="17"/>
-        </w:numPr>
-        <w:spacing w:after="80" w:line="276"/>
-      </w:pPr>
-      <w:r>
-        <w:t xml:space="preserve">Recorded dataset comparison (32,033 names): </w:t>
-      </w:r>
-      <w:r>
-        <w:rPr>
-          <w:b/>
-          <w:bCs/>
-        </w:rPr>
-        <w:t xml:space="preserve">uniform 3.30</w:t>
-      </w:r>
-      <w:r>
-        <w:t xml:space="preserve"> nats per character (= ln 27), </w:t>
-      </w:r>
-      <w:r>
-        <w:rPr>
-          <w:b/>
-          <w:bCs/>
-        </w:rPr>
-        <w:t xml:space="preserve">unigram 2.82</w:t>
-      </w:r>
-      <w:r>
-        <w:t xml:space="preserve">, </w:t>
-      </w:r>
-      <w:r>
-        <w:rPr>
-          <w:b/>
-          <w:bCs/>
-        </w:rPr>
-        <w:t xml:space="preserve">bigram 2.46</w:t>
-      </w:r>
-      <w:r>
-        <w:t xml:space="preserve">. Conditioning on the previous character reduces uncertainty; that is the whole idea of language modelling, and transformers extend the context from one character to thousands of tokens.</w:t>
-      </w:r>
-    </w:p>
-    <w:p>
-      <w:pPr>
-        <w:pStyle w:val="ListParagraph"/>
-        <w:keepLines/>
-        <w:numPr>
-          <w:ilvl w:val="0"/>
-          <w:numId w:val="17"/>
-        </w:numPr>
-        <w:spacing w:after="80" w:line="276"/>
-      </w:pPr>
-      <w:r>
-        <w:rPr>
-          <w:b/>
-          <w:bCs/>
-        </w:rPr>
-        <w:t xml:space="preserve">TODO 3</w:t>
-      </w:r>
-      <w:r>
-        <w:t xml:space="preserve"> divides log-probabilities by T and renormalises. Expected behaviour is described in the model answer to Question 1.</w:t>
-      </w:r>
-    </w:p>
-    <w:p>
-      <w:pPr>
-        <w:pStyle w:val="Heading2"/>
-        <w:keepNext/>
-      </w:pPr>
-      <w:r>
-        <w:t xml:space="preserve">Part 2: generative versus discriminative</w:t>
       </w:r>
     </w:p>
     <w:p>
@@ -11747,7 +12824,7 @@
         <w:spacing w:after="80" w:line="276"/>
       </w:pPr>
       <w:r>
-        <w:t xml:space="preserve">Recorded held-out accuracy: logistic regression 0.928, QDA 0.928. Similar accuracy is the point: the two models differ in what else they learn, not in how well they classify these points.</w:t>
+        <w:t xml:space="preserve">Colab requires a Google account; local VS Code does not. The public core model needs no Hugging Face account.</w:t>
       </w:r>
     </w:p>
     <w:p>
@@ -11761,14 +12838,7 @@
         <w:spacing w:after="80" w:line="276"/>
       </w:pPr>
       <w:r>
-        <w:rPr>
-          <w:b/>
-          <w:bCs/>
-        </w:rPr>
-        <w:t xml:space="preserve">TODO 4:</w:t>
-      </w:r>
-      <w:r>
-        <w:t xml:space="preserve"> </w:t>
+        <w:t xml:space="preserve">Optional hosted comparison: enable exactly one of </w:t>
       </w:r>
       <w:r>
         <w:rPr>
@@ -11777,10 +12847,70 @@
           <w:sz w:val="20"/>
           <w:szCs w:val="20"/>
         </w:rPr>
-        <w:t xml:space="preserve">gen.multivariate_normal(genm.means_[0], genm.covariance_[0], 200)</w:t>
-      </w:r>
-      <w:r>
-        <w:t xml:space="preserve">. The stars should cover the class-0 cloud.</w:t>
+        <w:t xml:space="preserve">USE_GEMINI</w:t>
+      </w:r>
+      <w:r>
+        <w:t xml:space="preserve"> or </w:t>
+      </w:r>
+      <w:r>
+        <w:rPr>
+          <w:rFonts w:ascii="Consolas" w:cs="Consolas" w:eastAsia="Consolas" w:hAnsi="Consolas"/>
+          <w:color w:val="4F46E5"/>
+          <w:sz w:val="20"/>
+          <w:szCs w:val="20"/>
+        </w:rPr>
+        <w:t xml:space="preserve">USE_OPENAI</w:t>
+      </w:r>
+      <w:r>
+        <w:t xml:space="preserve"> in shared setup; both are false by default. Use </w:t>
+      </w:r>
+      <w:r>
+        <w:rPr>
+          <w:rFonts w:ascii="Consolas" w:cs="Consolas" w:eastAsia="Consolas" w:hAnsi="Consolas"/>
+          <w:color w:val="4F46E5"/>
+          <w:sz w:val="20"/>
+          <w:szCs w:val="20"/>
+        </w:rPr>
+        <w:t xml:space="preserve">GEMINI_API_KEY</w:t>
+      </w:r>
+      <w:r>
+        <w:t xml:space="preserve"> or </w:t>
+      </w:r>
+      <w:r>
+        <w:rPr>
+          <w:rFonts w:ascii="Consolas" w:cs="Consolas" w:eastAsia="Consolas" w:hAnsi="Consolas"/>
+          <w:color w:val="4F46E5"/>
+          <w:sz w:val="20"/>
+          <w:szCs w:val="20"/>
+        </w:rPr>
+        <w:t xml:space="preserve">OPENAI_API_KEY</w:t>
+      </w:r>
+      <w:r>
+        <w:t xml:space="preserve"> from Colab Secrets or the environment. Local users may select a private </w:t>
+      </w:r>
+      <w:r>
+        <w:rPr>
+          <w:rFonts w:ascii="Consolas" w:cs="Consolas" w:eastAsia="Consolas" w:hAnsi="Consolas"/>
+          <w:color w:val="4F46E5"/>
+          <w:sz w:val="20"/>
+          <w:szCs w:val="20"/>
+        </w:rPr>
+        <w:t xml:space="preserve">.env</w:t>
+      </w:r>
+      <w:r>
+        <w:t xml:space="preserve"> through </w:t>
+      </w:r>
+      <w:r>
+        <w:rPr>
+          <w:rFonts w:ascii="Consolas" w:cs="Consolas" w:eastAsia="Consolas" w:hAnsi="Consolas"/>
+          <w:color w:val="4F46E5"/>
+          <w:sz w:val="20"/>
+          <w:szCs w:val="20"/>
+        </w:rPr>
+        <w:t xml:space="preserve">LOCAL_ENV_FILE</w:t>
+      </w:r>
+      <w:r>
+        <w:t xml:space="preserve">. Never include keys in a notebook. OpenAI API charges are separate from ChatGPT subscriptions. Check provider eligibility and pricing first; the complete local comparison needs no key or API spending. Gemini free eligibility and quotas depend on the account; do not enable paid Gemini billing for this lab.</w:t>
       </w:r>
     </w:p>
     <w:p>
@@ -11794,7 +12924,7 @@
         <w:spacing w:after="80" w:line="276"/>
       </w:pPr>
       <w:r>
-        <w:t xml:space="preserve">Question 2 checks why the fitted Gaussian generative classifier can sample inputs, while the lab’s logistic classifier only estimates class probabilities.</w:t>
+        <w:t xml:space="preserve">Remind students never to paste API keys into notebooks or share notebooks that contain them.</w:t>
       </w:r>
     </w:p>
     <w:p>
@@ -11803,7 +12933,7 @@
         <w:keepNext/>
       </w:pPr>
       <w:r>
-        <w:t xml:space="preserve">Part 3: a small LLM in action</w:t>
+        <w:t xml:space="preserve">Part 1: a generative model from counts</w:t>
       </w:r>
     </w:p>
     <w:p>
@@ -11817,17 +12947,14 @@
         <w:spacing w:after="80" w:line="276"/>
       </w:pPr>
       <w:r>
-        <w:t xml:space="preserve">Recorded with SmolLM2's tokenizer: </w:t>
-      </w:r>
-      <w:r>
-        <w:rPr>
-          <w:b/>
-          <w:bCs/>
-        </w:rPr>
-        <w:t xml:space="preserve">11 tokens in English, 33 in Irish and 56 in Hindi</w:t>
-      </w:r>
-      <w:r>
-        <w:t xml:space="preserve"> for the same sentence. Link this to cost, speed and context limits, and to fairness across languages. The </w:t>
+        <w:rPr>
+          <w:b/>
+          <w:bCs/>
+        </w:rPr>
+        <w:t xml:space="preserve">TODO 1</w:t>
+      </w:r>
+      <w:r>
+        <w:t xml:space="preserve"> counts bigrams: </w:t>
       </w:r>
       <w:r>
         <w:rPr>
@@ -11836,10 +12963,40 @@
           <w:sz w:val="20"/>
           <w:szCs w:val="20"/>
         </w:rPr>
-        <w:t xml:space="preserve">Ġ</w:t>
-      </w:r>
-      <w:r>
-        <w:t xml:space="preserve"> symbol marks a leading space in byte-level BPE; Hindi appears as raw byte pieces because the vocabulary has few Devanagari tokens.</w:t>
+        <w:t xml:space="preserve">N[stoi[a], stoi[b]] += 1</w:t>
+      </w:r>
+      <w:r>
+        <w:t xml:space="preserve">. The heat map shows strong transitions such as </w:t>
+      </w:r>
+      <w:r>
+        <w:rPr>
+          <w:i/>
+          <w:iCs/>
+        </w:rPr>
+        <w:t xml:space="preserve">.→a</w:t>
+      </w:r>
+      <w:r>
+        <w:t xml:space="preserve">, </w:t>
+      </w:r>
+      <w:r>
+        <w:rPr>
+          <w:i/>
+          <w:iCs/>
+        </w:rPr>
+        <w:t xml:space="preserve">a→n</w:t>
+      </w:r>
+      <w:r>
+        <w:t xml:space="preserve">, </w:t>
+      </w:r>
+      <w:r>
+        <w:rPr>
+          <w:i/>
+          <w:iCs/>
+        </w:rPr>
+        <w:t xml:space="preserve">n→.</w:t>
+      </w:r>
+      <w:r>
+        <w:t xml:space="preserve">; students should explain one of them.</w:t>
       </w:r>
     </w:p>
     <w:p>
@@ -11857,72 +13014,40 @@
           <w:b/>
           <w:bCs/>
         </w:rPr>
-        <w:t xml:space="preserve">TODO 5:</w:t>
-      </w:r>
-      <w:r>
-        <w:t xml:space="preserve"> </w:t>
-      </w:r>
-      <w:r>
-        <w:rPr>
-          <w:rFonts w:ascii="Consolas" w:cs="Consolas" w:eastAsia="Consolas" w:hAnsi="Consolas"/>
-          <w:color w:val="4F46E5"/>
-          <w:sz w:val="20"/>
-          <w:szCs w:val="20"/>
-        </w:rPr>
-        <w:t xml:space="preserve">torch.softmax(logits / T, dim=-1)</w:t>
-      </w:r>
-      <w:r>
-        <w:t xml:space="preserve">. Recorded for "The cat sat on the": </w:t>
+        <w:t xml:space="preserve">TODO 2</w:t>
+      </w:r>
+      <w:r>
+        <w:t xml:space="preserve"> averages the negative log-probabilities of the transitions. Recorded run: </w:t>
       </w:r>
       <w:r>
         <w:rPr>
           <w:i/>
           <w:iCs/>
         </w:rPr>
-        <w:t xml:space="preserve">mat</w:t>
-      </w:r>
-      <w:r>
-        <w:t xml:space="preserve"> gets 1.00 at T = 0.5, 0.95 at T = 1.0 and 0.56 at T = 1.5, while </w:t>
+        <w:t xml:space="preserve">anna</w:t>
+      </w:r>
+      <w:r>
+        <w:t xml:space="preserve"> 1.91 nats (perplexity 6.7), </w:t>
       </w:r>
       <w:r>
         <w:rPr>
           <w:i/>
           <w:iCs/>
         </w:rPr>
-        <w:t xml:space="preserve">windows</w:t>
-      </w:r>
-      <w:r>
-        <w:t xml:space="preserve">, </w:t>
+        <w:t xml:space="preserve">emma</w:t>
+      </w:r>
+      <w:r>
+        <w:t xml:space="preserve"> 2.51 nats (perplexity 12.4), </w:t>
       </w:r>
       <w:r>
         <w:rPr>
           <w:i/>
           <w:iCs/>
         </w:rPr>
-        <w:t xml:space="preserve">couch</w:t>
-      </w:r>
-      <w:r>
-        <w:t xml:space="preserve">, </w:t>
-      </w:r>
-      <w:r>
-        <w:rPr>
-          <w:i/>
-          <w:iCs/>
-        </w:rPr>
-        <w:t xml:space="preserve">so</w:t>
-      </w:r>
-      <w:r>
-        <w:t xml:space="preserve"> and </w:t>
-      </w:r>
-      <w:r>
-        <w:rPr>
-          <w:i/>
-          <w:iCs/>
-        </w:rPr>
-        <w:t xml:space="preserve">chair</w:t>
-      </w:r>
-      <w:r>
-        <w:t xml:space="preserve"> gain probability as T rises.</w:t>
+        <w:t xml:space="preserve">xqzz</w:t>
+      </w:r>
+      <w:r>
+        <w:t xml:space="preserve"> 4.89 nats (perplexity 132.5). Real-looking names are far more probable than random strings.</w:t>
       </w:r>
     </w:p>
     <w:p>
@@ -11936,7 +13061,58 @@
         <w:spacing w:after="80" w:line="276"/>
       </w:pPr>
       <w:r>
-        <w:t xml:space="preserve">Compare repeated outputs at T = 0.2 and T = 1.2. Record actual variation; a small number of outputs need not show a clear difference.</w:t>
+        <w:t xml:space="preserve">Recorded dataset comparison (32,033 names): </w:t>
+      </w:r>
+      <w:r>
+        <w:rPr>
+          <w:b/>
+          <w:bCs/>
+        </w:rPr>
+        <w:t xml:space="preserve">uniform 3.30</w:t>
+      </w:r>
+      <w:r>
+        <w:t xml:space="preserve"> nats per character (= ln 27), </w:t>
+      </w:r>
+      <w:r>
+        <w:rPr>
+          <w:b/>
+          <w:bCs/>
+        </w:rPr>
+        <w:t xml:space="preserve">unigram 2.82</w:t>
+      </w:r>
+      <w:r>
+        <w:t xml:space="preserve">, </w:t>
+      </w:r>
+      <w:r>
+        <w:rPr>
+          <w:b/>
+          <w:bCs/>
+        </w:rPr>
+        <w:t xml:space="preserve">bigram 2.46</w:t>
+      </w:r>
+      <w:r>
+        <w:t xml:space="preserve">. Conditioning on the previous character reduces uncertainty; that is the whole idea of language modelling, and transformers extend the context from one character to thousands of tokens.</w:t>
+      </w:r>
+    </w:p>
+    <w:p>
+      <w:pPr>
+        <w:pStyle w:val="ListParagraph"/>
+        <w:keepLines/>
+        <w:numPr>
+          <w:ilvl w:val="0"/>
+          <w:numId w:val="19"/>
+        </w:numPr>
+        <w:spacing w:after="80" w:line="276"/>
+      </w:pPr>
+      <w:r>
+        <w:rPr>
+          <w:b/>
+          <w:bCs/>
+        </w:rPr>
+        <w:t xml:space="preserve">TODO 3</w:t>
+      </w:r>
+      <w:r>
+        <w:t xml:space="preserve"> divides log-probabilities by T and renormalises. Expected behaviour is described in the model answer to Question 1.</w:t>
       </w:r>
     </w:p>
     <w:p>
@@ -11945,7 +13121,7 @@
         <w:keepNext/>
       </w:pPr>
       <w:r>
-        <w:t xml:space="preserve">Part 4: hallucination</w:t>
+        <w:t xml:space="preserve">Part 2: generative versus discriminative</w:t>
       </w:r>
     </w:p>
     <w:p>
@@ -11959,17 +13135,54 @@
         <w:spacing w:after="80" w:line="276"/>
       </w:pPr>
       <w:r>
-        <w:t xml:space="preserve">In the recorded run SmolLM2-360M invented a summary of the non-existent paper </w:t>
-      </w:r>
-      <w:r>
-        <w:rPr>
-          <w:b/>
-          <w:bCs/>
-        </w:rPr>
-        <w:t xml:space="preserve">both</w:t>
-      </w:r>
-      <w:r>
-        <w:t xml:space="preserve"> without the honesty instruction ("The 2019 paper 'Quantum Gradient Folding for Transformers' by Smith and Okafor, published by Hugging Face, focuses on the development of quantum…") and with it ("The 2019 paper 'Quantum Gradient Folding for Transformers' by Smith and Okafor provides a new approach to train neural networks with high accuracy…"). Sampling makes each run different, so students compare their own recorded answers. A search-enabled assistant may find supporting sources, but the sources and its use of them still require checking; no answer format proves factual accuracy.</w:t>
+        <w:t xml:space="preserve">Recorded held-out accuracy: logistic regression 0.928, QDA 0.928. Similar accuracy is the point: the two models differ in what else they learn, not in how well they classify these points.</w:t>
+      </w:r>
+    </w:p>
+    <w:p>
+      <w:pPr>
+        <w:pStyle w:val="ListParagraph"/>
+        <w:keepLines/>
+        <w:numPr>
+          <w:ilvl w:val="0"/>
+          <w:numId w:val="20"/>
+        </w:numPr>
+        <w:spacing w:after="80" w:line="276"/>
+      </w:pPr>
+      <w:r>
+        <w:rPr>
+          <w:b/>
+          <w:bCs/>
+        </w:rPr>
+        <w:t xml:space="preserve">TODO 4:</w:t>
+      </w:r>
+      <w:r>
+        <w:t xml:space="preserve"> </w:t>
+      </w:r>
+      <w:r>
+        <w:rPr>
+          <w:rFonts w:ascii="Consolas" w:cs="Consolas" w:eastAsia="Consolas" w:hAnsi="Consolas"/>
+          <w:color w:val="4F46E5"/>
+          <w:sz w:val="20"/>
+          <w:szCs w:val="20"/>
+        </w:rPr>
+        <w:t xml:space="preserve">gen.multivariate_normal(genm.means_[0], genm.covariance_[0], 200)</w:t>
+      </w:r>
+      <w:r>
+        <w:t xml:space="preserve">. The stars should cover the class-0 cloud.</w:t>
+      </w:r>
+    </w:p>
+    <w:p>
+      <w:pPr>
+        <w:pStyle w:val="ListParagraph"/>
+        <w:keepLines/>
+        <w:numPr>
+          <w:ilvl w:val="0"/>
+          <w:numId w:val="20"/>
+        </w:numPr>
+        <w:spacing w:after="80" w:line="276"/>
+      </w:pPr>
+      <w:r>
+        <w:t xml:space="preserve">Question 2 checks why the fitted Gaussian generative classifier can sample inputs, while the lab’s logistic classifier only estimates class probabilities.</w:t>
       </w:r>
     </w:p>
     <w:p>
@@ -11978,7 +13191,48 @@
         <w:keepNext/>
       </w:pPr>
       <w:r>
-        <w:t xml:space="preserve">Troubleshooting</w:t>
+        <w:t xml:space="preserve">Part 3: a small LLM in action</w:t>
+      </w:r>
+    </w:p>
+    <w:p>
+      <w:pPr>
+        <w:keepNext w:val="false"/>
+        <w:keepLines/>
+        <w:spacing w:after="140" w:line="288"/>
+      </w:pPr>
+      <w:r>
+        <w:rPr>
+          <w:b/>
+          <w:bCs/>
+        </w:rPr>
+        <w:t xml:space="preserve">Stored measurement, not the current core model.</w:t>
+      </w:r>
+      <w:r>
+        <w:t xml:space="preserve"> The retained language-model results below were measured on 9 October 2026 with </w:t>
+      </w:r>
+      <w:r>
+        <w:rPr>
+          <w:rFonts w:ascii="Consolas" w:cs="Consolas" w:eastAsia="Consolas" w:hAnsi="Consolas"/>
+          <w:color w:val="4F46E5"/>
+          <w:sz w:val="20"/>
+          <w:szCs w:val="20"/>
+        </w:rPr>
+        <w:t xml:space="preserve">HuggingFaceTB/SmolLM2-360M-Instruct</w:t>
+      </w:r>
+      <w:r>
+        <w:t xml:space="preserve">, CPU, seed 42, in a full run. The current CPU core uses </w:t>
+      </w:r>
+      <w:r>
+        <w:rPr>
+          <w:rFonts w:ascii="Consolas" w:cs="Consolas" w:eastAsia="Consolas" w:hAnsi="Consolas"/>
+          <w:color w:val="4F46E5"/>
+          <w:sz w:val="20"/>
+          <w:szCs w:val="20"/>
+        </w:rPr>
+        <w:t xml:space="preserve">HuggingFaceTB/SmolLM2-135M-Instruct</w:t>
+      </w:r>
+      <w:r>
+        <w:t xml:space="preserve">; its outputs can differ. Top-token inspection used T = 0.5, 1.0 and 1.5. Definition sampling used T = 0.2 and 1.2, top-p = 0.9, and at most 60 new tokens. The fictional-paper experiment used T = 0.7, top-p = 0.9, and at most 90 new tokens, with the stated honesty instruction in its second condition. These settings identify the original result; do not present it as a new 135M measurement.</w:t>
       </w:r>
     </w:p>
     <w:p>
@@ -11992,14 +13246,17 @@
         <w:spacing w:after="80" w:line="276"/>
       </w:pPr>
       <w:r>
-        <w:rPr>
-          <w:i/>
-          <w:iCs/>
-        </w:rPr>
-        <w:t xml:space="preserve">Model download is slow or fails:</w:t>
-      </w:r>
-      <w:r>
-        <w:t xml:space="preserve"> re-run the cell; on Colab switch runtime off and on. On a slow network set </w:t>
+        <w:t xml:space="preserve">Stored 360M run, tokenizer counts: </w:t>
+      </w:r>
+      <w:r>
+        <w:rPr>
+          <w:b/>
+          <w:bCs/>
+        </w:rPr>
+        <w:t xml:space="preserve">11 tokens in English, 33 in Irish and 56 in Hindi</w:t>
+      </w:r>
+      <w:r>
+        <w:t xml:space="preserve"> for the same sentence. Link this to cost, speed and context limits, and to fairness across languages. The </w:t>
       </w:r>
       <w:r>
         <w:rPr>
@@ -12008,10 +13265,10 @@
           <w:sz w:val="20"/>
           <w:szCs w:val="20"/>
         </w:rPr>
-        <w:t xml:space="preserve">MODEL_ID</w:t>
-      </w:r>
-      <w:r>
-        <w:t xml:space="preserve"> to the 135M model.</w:t>
+        <w:t xml:space="preserve">Ġ</w:t>
+      </w:r>
+      <w:r>
+        <w:t xml:space="preserve"> symbol marks a leading space in byte-level BPE; Hindi appears as raw byte pieces because the vocabulary has few Devanagari tokens.</w:t>
       </w:r>
     </w:p>
     <w:p>
@@ -12026,13 +13283,75 @@
       </w:pPr>
       <w:r>
         <w:rPr>
+          <w:b/>
+          <w:bCs/>
+        </w:rPr>
+        <w:t xml:space="preserve">TODO 5:</w:t>
+      </w:r>
+      <w:r>
+        <w:t xml:space="preserve"> </w:t>
+      </w:r>
+      <w:r>
+        <w:rPr>
+          <w:rFonts w:ascii="Consolas" w:cs="Consolas" w:eastAsia="Consolas" w:hAnsi="Consolas"/>
+          <w:color w:val="4F46E5"/>
+          <w:sz w:val="20"/>
+          <w:szCs w:val="20"/>
+        </w:rPr>
+        <w:t xml:space="preserve">torch.softmax(logits / T, dim=-1)</w:t>
+      </w:r>
+      <w:r>
+        <w:t xml:space="preserve">. Recorded for "The cat sat on the": </w:t>
+      </w:r>
+      <w:r>
+        <w:rPr>
           <w:i/>
           <w:iCs/>
         </w:rPr>
-        <w:t xml:space="preserve">CUDA out of memory:</w:t>
-      </w:r>
-      <w:r>
-        <w:t xml:space="preserve"> unlikely for this model; restart the runtime.</w:t>
+        <w:t xml:space="preserve">mat</w:t>
+      </w:r>
+      <w:r>
+        <w:t xml:space="preserve"> gets 1.00 at T = 0.5, 0.95 at T = 1.0 and 0.56 at T = 1.5, while </w:t>
+      </w:r>
+      <w:r>
+        <w:rPr>
+          <w:i/>
+          <w:iCs/>
+        </w:rPr>
+        <w:t xml:space="preserve">windows</w:t>
+      </w:r>
+      <w:r>
+        <w:t xml:space="preserve">, </w:t>
+      </w:r>
+      <w:r>
+        <w:rPr>
+          <w:i/>
+          <w:iCs/>
+        </w:rPr>
+        <w:t xml:space="preserve">couch</w:t>
+      </w:r>
+      <w:r>
+        <w:t xml:space="preserve">, </w:t>
+      </w:r>
+      <w:r>
+        <w:rPr>
+          <w:i/>
+          <w:iCs/>
+        </w:rPr>
+        <w:t xml:space="preserve">so</w:t>
+      </w:r>
+      <w:r>
+        <w:t xml:space="preserve"> and </w:t>
+      </w:r>
+      <w:r>
+        <w:rPr>
+          <w:i/>
+          <w:iCs/>
+        </w:rPr>
+        <w:t xml:space="preserve">chair</w:t>
+      </w:r>
+      <w:r>
+        <w:t xml:space="preserve"> gain probability as T rises.</w:t>
       </w:r>
     </w:p>
     <w:p>
@@ -12042,6 +13361,104 @@
         <w:numPr>
           <w:ilvl w:val="0"/>
           <w:numId w:val="21"/>
+        </w:numPr>
+        <w:spacing w:after="80" w:line="276"/>
+      </w:pPr>
+      <w:r>
+        <w:t xml:space="preserve">Compare repeated outputs at T = 0.2 and T = 1.2. Record actual variation; a small number of outputs need not show a clear difference.</w:t>
+      </w:r>
+    </w:p>
+    <w:p>
+      <w:pPr>
+        <w:pStyle w:val="Heading2"/>
+        <w:keepNext/>
+      </w:pPr>
+      <w:r>
+        <w:t xml:space="preserve">Part 4: hallucination</w:t>
+      </w:r>
+    </w:p>
+    <w:p>
+      <w:pPr>
+        <w:pStyle w:val="ListParagraph"/>
+        <w:keepLines/>
+        <w:numPr>
+          <w:ilvl w:val="0"/>
+          <w:numId w:val="22"/>
+        </w:numPr>
+        <w:spacing w:after="80" w:line="276"/>
+      </w:pPr>
+      <w:r>
+        <w:t xml:space="preserve">In the stored 360M run identified above, SmolLM2-360M invented a summary of the non-existent paper </w:t>
+      </w:r>
+      <w:r>
+        <w:rPr>
+          <w:b/>
+          <w:bCs/>
+        </w:rPr>
+        <w:t xml:space="preserve">both</w:t>
+      </w:r>
+      <w:r>
+        <w:t xml:space="preserve"> without the honesty instruction ("The 2019 paper 'Quantum Gradient Folding for Transformers' by Smith and Okafor, published by Hugging Face, focuses on the development of quantum…") and with it ("The 2019 paper 'Quantum Gradient Folding for Transformers' by Smith and Okafor provides a new approach to train neural networks with high accuracy…"). Sampling makes each run different, so students compare their own recorded answers. A search-enabled assistant may find supporting sources, but the sources and its use of them still require checking; no answer format proves factual accuracy.</w:t>
+      </w:r>
+    </w:p>
+    <w:p>
+      <w:pPr>
+        <w:pStyle w:val="Heading2"/>
+        <w:keepNext/>
+      </w:pPr>
+      <w:r>
+        <w:t xml:space="preserve">Troubleshooting</w:t>
+      </w:r>
+    </w:p>
+    <w:p>
+      <w:pPr>
+        <w:pStyle w:val="ListParagraph"/>
+        <w:keepLines/>
+        <w:numPr>
+          <w:ilvl w:val="0"/>
+          <w:numId w:val="23"/>
+        </w:numPr>
+        <w:spacing w:after="80" w:line="276"/>
+      </w:pPr>
+      <w:r>
+        <w:rPr>
+          <w:i/>
+          <w:iCs/>
+        </w:rPr>
+        <w:t xml:space="preserve">Model download is slow or fails:</w:t>
+      </w:r>
+      <w:r>
+        <w:t xml:space="preserve"> re-run the cell; on Colab switch runtime off and on. The core already uses the 135M model; retain the completed local probability and classifier tasks while checking access.</w:t>
+      </w:r>
+    </w:p>
+    <w:p>
+      <w:pPr>
+        <w:pStyle w:val="ListParagraph"/>
+        <w:keepLines/>
+        <w:numPr>
+          <w:ilvl w:val="0"/>
+          <w:numId w:val="23"/>
+        </w:numPr>
+        <w:spacing w:after="80" w:line="276"/>
+      </w:pPr>
+      <w:r>
+        <w:rPr>
+          <w:i/>
+          <w:iCs/>
+        </w:rPr>
+        <w:t xml:space="preserve">CUDA out of memory:</w:t>
+      </w:r>
+      <w:r>
+        <w:t xml:space="preserve"> unlikely for this model; restart the runtime.</w:t>
+      </w:r>
+    </w:p>
+    <w:p>
+      <w:pPr>
+        <w:pStyle w:val="ListParagraph"/>
+        <w:keepLines/>
+        <w:numPr>
+          <w:ilvl w:val="0"/>
+          <w:numId w:val="23"/>
         </w:numPr>
         <w:spacing w:after="80" w:line="276"/>
       </w:pPr>
@@ -12064,7 +13481,7 @@
         <w:t xml:space="preserve"> not found:</w:t>
       </w:r>
       <w:r>
-        <w:t xml:space="preserve"> expected outside Colab; set the environment variable </w:t>
+        <w:t xml:space="preserve"> expected outside Colab. Optional API keys can use the environment or a selected private </w:t>
       </w:r>
       <w:r>
         <w:rPr>
@@ -12073,10 +13490,10 @@
           <w:sz w:val="20"/>
           <w:szCs w:val="20"/>
         </w:rPr>
-        <w:t xml:space="preserve">GEMINI_API_KEY</w:t>
-      </w:r>
-      <w:r>
-        <w:t xml:space="preserve"> instead or skip the optional cell.</w:t>
+        <w:t xml:space="preserve">.env</w:t>
+      </w:r>
+      <w:r>
+        <w:t xml:space="preserve">; keep both switches false for local work.</w:t>
       </w:r>
     </w:p>
     <w:p>
@@ -12103,7 +13520,7 @@
         <w:keepLines/>
         <w:numPr>
           <w:ilvl w:val="0"/>
-          <w:numId w:val="22"/>
+          <w:numId w:val="24"/>
         </w:numPr>
         <w:spacing w:after="80" w:line="276"/>
       </w:pPr>
@@ -12164,7 +13581,7 @@
         <w:keepLines/>
         <w:numPr>
           <w:ilvl w:val="0"/>
-          <w:numId w:val="22"/>
+          <w:numId w:val="24"/>
         </w:numPr>
         <w:spacing w:after="80" w:line="276"/>
       </w:pPr>
@@ -12225,7 +13642,7 @@
         <w:keepLines/>
         <w:numPr>
           <w:ilvl w:val="0"/>
-          <w:numId w:val="22"/>
+          <w:numId w:val="24"/>
         </w:numPr>
         <w:spacing w:after="80" w:line="276"/>
       </w:pPr>
@@ -12286,7 +13703,7 @@
         <w:keepLines/>
         <w:numPr>
           <w:ilvl w:val="0"/>
-          <w:numId w:val="22"/>
+          <w:numId w:val="24"/>
         </w:numPr>
         <w:spacing w:after="80" w:line="276"/>
       </w:pPr>
@@ -12347,7 +13764,7 @@
         <w:keepLines/>
         <w:numPr>
           <w:ilvl w:val="0"/>
-          <w:numId w:val="22"/>
+          <w:numId w:val="24"/>
         </w:numPr>
         <w:spacing w:after="80" w:line="276"/>
       </w:pPr>
@@ -12417,7 +13834,7 @@
         <w:keepLines/>
         <w:numPr>
           <w:ilvl w:val="0"/>
-          <w:numId w:val="23"/>
+          <w:numId w:val="25"/>
         </w:numPr>
         <w:spacing w:after="80" w:line="276"/>
       </w:pPr>
@@ -12448,7 +13865,7 @@
         <w:keepLines/>
         <w:numPr>
           <w:ilvl w:val="0"/>
-          <w:numId w:val="23"/>
+          <w:numId w:val="25"/>
         </w:numPr>
         <w:spacing w:after="80" w:line="276"/>
       </w:pPr>
@@ -12497,7 +13914,7 @@
         <w:keepLines/>
         <w:numPr>
           <w:ilvl w:val="0"/>
-          <w:numId w:val="23"/>
+          <w:numId w:val="25"/>
         </w:numPr>
         <w:spacing w:after="80" w:line="276"/>
       </w:pPr>
@@ -12528,7 +13945,7 @@
         <w:keepLines/>
         <w:numPr>
           <w:ilvl w:val="0"/>
-          <w:numId w:val="23"/>
+          <w:numId w:val="25"/>
         </w:numPr>
         <w:spacing w:after="80" w:line="276"/>
       </w:pPr>
@@ -13922,7 +15339,7 @@
         <w:keepLines/>
         <w:numPr>
           <w:ilvl w:val="0"/>
-          <w:numId w:val="24"/>
+          <w:numId w:val="26"/>
         </w:numPr>
         <w:spacing w:after="80" w:line="276"/>
       </w:pPr>
@@ -13946,7 +15363,7 @@
         <w:keepLines/>
         <w:numPr>
           <w:ilvl w:val="0"/>
-          <w:numId w:val="24"/>
+          <w:numId w:val="26"/>
         </w:numPr>
         <w:spacing w:after="80" w:line="276"/>
       </w:pPr>
@@ -13975,7 +15392,7 @@
           <w:b/>
           <w:bCs/>
         </w:rPr>
-        <w:t xml:space="preserve">Videos (links last checked 9 October 2026)</w:t>
+        <w:t xml:space="preserve">Videos and worked lessons</w:t>
       </w:r>
     </w:p>
     <w:p>
@@ -13984,11 +15401,11 @@
         <w:keepLines/>
         <w:numPr>
           <w:ilvl w:val="0"/>
-          <w:numId w:val="25"/>
+          <w:numId w:val="27"/>
         </w:numPr>
         <w:spacing w:after="80" w:line="276"/>
       </w:pPr>
-      <w:hyperlink w:history="1" r:id="rIdvlh98sb5xtgzech7f55op">
+      <w:hyperlink w:history="1" r:id="rIdcupcg2cmpkneh06y7so4c">
         <w:r>
           <w:rPr>
             <w:color w:val="4F46E5"/>
@@ -14007,11 +15424,11 @@
         <w:keepLines/>
         <w:numPr>
           <w:ilvl w:val="0"/>
-          <w:numId w:val="25"/>
+          <w:numId w:val="27"/>
         </w:numPr>
         <w:spacing w:after="80" w:line="276"/>
       </w:pPr>
-      <w:hyperlink w:history="1" r:id="rIdvualy3vnd8wliszc0-b7m">
+      <w:hyperlink w:history="1" r:id="rIdr1hic5llq_gpszqy73qnc">
         <w:r>
           <w:rPr>
             <w:color w:val="4F46E5"/>
@@ -14030,11 +15447,11 @@
         <w:keepLines/>
         <w:numPr>
           <w:ilvl w:val="0"/>
-          <w:numId w:val="25"/>
+          <w:numId w:val="27"/>
         </w:numPr>
         <w:spacing w:after="80" w:line="276"/>
       </w:pPr>
-      <w:hyperlink w:history="1" r:id="rIdoyzmylk5smt_2lkth298s">
+      <w:hyperlink w:history="1" r:id="rIdqeyjnie_fffexifayb9dd">
         <w:r>
           <w:rPr>
             <w:color w:val="4F46E5"/>
@@ -14053,11 +15470,11 @@
         <w:keepLines/>
         <w:numPr>
           <w:ilvl w:val="0"/>
-          <w:numId w:val="25"/>
+          <w:numId w:val="27"/>
         </w:numPr>
         <w:spacing w:after="80" w:line="276"/>
       </w:pPr>
-      <w:hyperlink w:history="1" r:id="rIdmniyqwzxgin2voo_wglzj">
+      <w:hyperlink w:history="1" r:id="rIdantiiiubkzc7q0a7ovqup">
         <w:r>
           <w:rPr>
             <w:color w:val="4F46E5"/>
@@ -14090,11 +15507,80 @@
         <w:keepLines/>
         <w:numPr>
           <w:ilvl w:val="0"/>
-          <w:numId w:val="26"/>
+          <w:numId w:val="28"/>
         </w:numPr>
         <w:spacing w:after="80" w:line="276"/>
       </w:pPr>
-      <w:hyperlink w:history="1" r:id="rIdcctopkvrgrunueak0hdy9">
+      <w:hyperlink w:history="1" r:id="rIdwlm4xqcgv7aq5vnqqwrkg">
+        <w:r>
+          <w:rPr>
+            <w:color w:val="4F46E5"/>
+            <w:u w:val="single"/>
+          </w:rPr>
+          <w:t xml:space="preserve">Karpathy: Building makemore</w:t>
+        </w:r>
+      </w:hyperlink>
+      <w:r>
+        <w:t xml:space="preserve">: a worked count-table language model; the deeper neural coding is optional.</w:t>
+      </w:r>
+    </w:p>
+    <w:p>
+      <w:pPr>
+        <w:pStyle w:val="ListParagraph"/>
+        <w:keepLines/>
+        <w:numPr>
+          <w:ilvl w:val="0"/>
+          <w:numId w:val="28"/>
+        </w:numPr>
+        <w:spacing w:after="80" w:line="276"/>
+      </w:pPr>
+      <w:hyperlink w:history="1" r:id="rId7a0vd6bu879avwrienmm6">
+        <w:r>
+          <w:rPr>
+            <w:color w:val="4F46E5"/>
+            <w:u w:val="single"/>
+          </w:rPr>
+          <w:t xml:space="preserve">Google: Introduction to large language models</w:t>
+        </w:r>
+      </w:hyperlink>
+      <w:r>
+        <w:t xml:space="preserve">: tokens, context and probability.</w:t>
+      </w:r>
+    </w:p>
+    <w:p>
+      <w:pPr>
+        <w:pStyle w:val="ListParagraph"/>
+        <w:keepLines/>
+        <w:numPr>
+          <w:ilvl w:val="0"/>
+          <w:numId w:val="28"/>
+        </w:numPr>
+        <w:spacing w:after="80" w:line="276"/>
+      </w:pPr>
+      <w:hyperlink w:history="1" r:id="rId67o33ygca2yorqfvxrhjo">
+        <w:r>
+          <w:rPr>
+            <w:color w:val="4F46E5"/>
+            <w:u w:val="single"/>
+          </w:rPr>
+          <w:t xml:space="preserve">Hugging Face: Generation parameters</w:t>
+        </w:r>
+      </w:hyperlink>
+      <w:r>
+        <w:t xml:space="preserve">: current decoding documentation.</w:t>
+      </w:r>
+    </w:p>
+    <w:p>
+      <w:pPr>
+        <w:pStyle w:val="ListParagraph"/>
+        <w:keepLines/>
+        <w:numPr>
+          <w:ilvl w:val="0"/>
+          <w:numId w:val="28"/>
+        </w:numPr>
+        <w:spacing w:after="80" w:line="276"/>
+      </w:pPr>
+      <w:hyperlink w:history="1" r:id="rIdos8hq1464kbwnyebxxrja">
         <w:r>
           <w:rPr>
             <w:color w:val="4F46E5"/>
@@ -14110,11 +15596,11 @@
         <w:keepLines/>
         <w:numPr>
           <w:ilvl w:val="0"/>
-          <w:numId w:val="26"/>
+          <w:numId w:val="28"/>
         </w:numPr>
         <w:spacing w:after="80" w:line="276"/>
       </w:pPr>
-      <w:hyperlink w:history="1" r:id="rIdqkkvzkr4al7tqnpsdr_qu">
+      <w:hyperlink w:history="1" r:id="rIdhjah3wey1lqed3xrtwr3i">
         <w:r>
           <w:rPr>
             <w:color w:val="4F46E5"/>
@@ -14133,11 +15619,11 @@
         <w:keepLines/>
         <w:numPr>
           <w:ilvl w:val="0"/>
-          <w:numId w:val="26"/>
+          <w:numId w:val="28"/>
         </w:numPr>
         <w:spacing w:after="80" w:line="276"/>
       </w:pPr>
-      <w:hyperlink w:history="1" r:id="rIdapael4tzdziewfqv6e96c">
+      <w:hyperlink w:history="1" r:id="rIdx3s3yjzuikotqtqabin04">
         <w:r>
           <w:rPr>
             <w:color w:val="4F46E5"/>
@@ -14153,11 +15639,11 @@
         <w:keepLines/>
         <w:numPr>
           <w:ilvl w:val="0"/>
-          <w:numId w:val="26"/>
+          <w:numId w:val="28"/>
         </w:numPr>
         <w:spacing w:after="80" w:line="276"/>
       </w:pPr>
-      <w:hyperlink w:history="1" r:id="rIdk9bjapnmatvkausw8jdxl">
+      <w:hyperlink w:history="1" r:id="rId3v-7mkwlfailaodcokezr">
         <w:r>
           <w:rPr>
             <w:color w:val="4F46E5"/>
@@ -14190,11 +15676,11 @@
         <w:keepLines/>
         <w:numPr>
           <w:ilvl w:val="0"/>
-          <w:numId w:val="27"/>
+          <w:numId w:val="29"/>
         </w:numPr>
         <w:spacing w:after="80" w:line="276"/>
       </w:pPr>
-      <w:hyperlink w:history="1" r:id="rIdyt97heiet-i8xld5z6fon">
+      <w:hyperlink w:history="1" r:id="rIdkkdchuaeulqtfwulmp1or">
         <w:r>
           <w:rPr>
             <w:color w:val="4F46E5"/>
@@ -14206,7 +15692,7 @@
       <w:r>
         <w:t xml:space="preserve"> and the </w:t>
       </w:r>
-      <w:hyperlink w:history="1" r:id="rIdiblbnippidsb71xfo8quj">
+      <w:hyperlink w:history="1" r:id="rIdk9vcibgahcomagquwzwgl">
         <w:r>
           <w:rPr>
             <w:color w:val="4F46E5"/>
@@ -14225,11 +15711,11 @@
         <w:keepLines/>
         <w:numPr>
           <w:ilvl w:val="0"/>
-          <w:numId w:val="27"/>
+          <w:numId w:val="29"/>
         </w:numPr>
         <w:spacing w:after="80" w:line="276"/>
       </w:pPr>
-      <w:hyperlink w:history="1" r:id="rIdkur99_jesvdd6hp1gjynf">
+      <w:hyperlink w:history="1" r:id="rIdpidgdk-o_ltsrtqtum_ed">
         <w:r>
           <w:rPr>
             <w:color w:val="4F46E5"/>
@@ -14248,14 +15734,14 @@
         <w:keepLines/>
         <w:numPr>
           <w:ilvl w:val="0"/>
-          <w:numId w:val="27"/>
+          <w:numId w:val="29"/>
         </w:numPr>
         <w:spacing w:after="80" w:line="276"/>
       </w:pPr>
       <w:r>
         <w:t xml:space="preserve">Huang et al. (2023) </w:t>
       </w:r>
-      <w:hyperlink w:history="1" r:id="rIdjunqd-wzbnin8p-78ocdb">
+      <w:hyperlink w:history="1" r:id="rId-dkhcfebg9jzl1ok_l5jj">
         <w:r>
           <w:rPr>
             <w:color w:val="4F46E5"/>
@@ -14331,7 +15817,7 @@
         <w:keepLines/>
         <w:numPr>
           <w:ilvl w:val="0"/>
-          <w:numId w:val="28"/>
+          <w:numId w:val="30"/>
         </w:numPr>
         <w:spacing w:after="80" w:line="276"/>
       </w:pPr>
@@ -14352,7 +15838,7 @@
         <w:keepLines/>
         <w:numPr>
           <w:ilvl w:val="0"/>
-          <w:numId w:val="28"/>
+          <w:numId w:val="30"/>
         </w:numPr>
         <w:spacing w:after="80" w:line="276"/>
       </w:pPr>
@@ -14366,7 +15852,7 @@
         <w:keepLines/>
         <w:numPr>
           <w:ilvl w:val="0"/>
-          <w:numId w:val="28"/>
+          <w:numId w:val="30"/>
         </w:numPr>
         <w:spacing w:after="80" w:line="276"/>
       </w:pPr>
@@ -14387,7 +15873,7 @@
         <w:keepLines/>
         <w:numPr>
           <w:ilvl w:val="0"/>
-          <w:numId w:val="28"/>
+          <w:numId w:val="30"/>
         </w:numPr>
         <w:spacing w:after="80" w:line="276"/>
       </w:pPr>
@@ -14401,7 +15887,7 @@
         <w:keepLines/>
         <w:numPr>
           <w:ilvl w:val="0"/>
-          <w:numId w:val="28"/>
+          <w:numId w:val="30"/>
         </w:numPr>
         <w:spacing w:after="80" w:line="276"/>
       </w:pPr>
@@ -14963,285 +16449,12 @@
         <w:keepLines/>
         <w:numPr>
           <w:ilvl w:val="0"/>
-          <w:numId w:val="29"/>
+          <w:numId w:val="31"/>
         </w:numPr>
         <w:spacing w:after="80" w:line="276"/>
       </w:pPr>
       <w:r>
         <w:t xml:space="preserve">Use the provider's app or API, a software connection</w:t>
-      </w:r>
-    </w:p>
-    <w:p>
-      <w:pPr>
-        <w:pStyle w:val="ListParagraph"/>
-        <w:keepLines/>
-        <w:numPr>
-          <w:ilvl w:val="0"/>
-          <w:numId w:val="29"/>
-        </w:numPr>
-        <w:spacing w:after="80" w:line="276"/>
-      </w:pPr>
-      <w:r>
-        <w:t xml:space="preserve">The provider runs the model and updates it</w:t>
-      </w:r>
-    </w:p>
-    <w:p>
-      <w:pPr>
-        <w:pStyle w:val="ListParagraph"/>
-        <w:keepLines/>
-        <w:numPr>
-          <w:ilvl w:val="0"/>
-          <w:numId w:val="29"/>
-        </w:numPr>
-        <w:spacing w:after="80" w:line="276"/>
-      </w:pPr>
-      <w:r>
-        <w:t xml:space="preserve">You pay for access or usage</w:t>
-      </w:r>
-    </w:p>
-    <w:p>
-      <w:pPr>
-        <w:pStyle w:val="ListParagraph"/>
-        <w:keepLines/>
-        <w:numPr>
-          <w:ilvl w:val="0"/>
-          <w:numId w:val="29"/>
-        </w:numPr>
-        <w:spacing w:after="80" w:line="276"/>
-      </w:pPr>
-      <w:r>
-        <w:t xml:space="preserve">Check where your data goes and how long it stays</w:t>
-      </w:r>
-    </w:p>
-    <w:p>
-      <w:pPr>
-        <w:pStyle w:val="ListParagraph"/>
-        <w:keepLines/>
-        <w:numPr>
-          <w:ilvl w:val="0"/>
-          <w:numId w:val="29"/>
-        </w:numPr>
-        <w:spacing w:after="80" w:line="276"/>
-      </w:pPr>
-      <w:r>
-        <w:t xml:space="preserve">Examples: GPT, Claude and Gemini families</w:t>
-      </w:r>
-    </w:p>
-    <w:p>
-      <w:pPr>
-        <w:keepNext/>
-        <w:keepLines/>
-        <w:spacing w:after="140" w:line="288"/>
-      </w:pPr>
-      <w:r>
-        <w:rPr>
-          <w:b/>
-          <w:bCs/>
-        </w:rPr>
-        <w:t xml:space="preserve">Open-weight.</w:t>
-      </w:r>
-      <w:r>
-        <w:t xml:space="preserve"> </w:t>
-      </w:r>
-    </w:p>
-    <w:p>
-      <w:pPr>
-        <w:pStyle w:val="ListParagraph"/>
-        <w:keepLines/>
-        <w:numPr>
-          <w:ilvl w:val="0"/>
-          <w:numId w:val="30"/>
-        </w:numPr>
-        <w:spacing w:after="80" w:line="276"/>
-      </w:pPr>
-      <w:r>
-        <w:t xml:space="preserve">Download the learned weights and run the model</w:t>
-      </w:r>
-    </w:p>
-    <w:p>
-      <w:pPr>
-        <w:pStyle w:val="ListParagraph"/>
-        <w:keepLines/>
-        <w:numPr>
-          <w:ilvl w:val="0"/>
-          <w:numId w:val="30"/>
-        </w:numPr>
-        <w:spacing w:after="80" w:line="276"/>
-      </w:pPr>
-      <w:r>
-        <w:t xml:space="preserve">Choose your own machine or cloud server</w:t>
-      </w:r>
-    </w:p>
-    <w:p>
-      <w:pPr>
-        <w:pStyle w:val="ListParagraph"/>
-        <w:keepLines/>
-        <w:numPr>
-          <w:ilvl w:val="0"/>
-          <w:numId w:val="30"/>
-        </w:numPr>
-        <w:spacing w:after="80" w:line="276"/>
-      </w:pPr>
-      <w:r>
-        <w:t xml:space="preserve">Adapt the weights by fine-tuning (week 8)</w:t>
-      </w:r>
-    </w:p>
-    <w:p>
-      <w:pPr>
-        <w:pStyle w:val="ListParagraph"/>
-        <w:keepLines/>
-        <w:numPr>
-          <w:ilvl w:val="0"/>
-          <w:numId w:val="30"/>
-        </w:numPr>
-        <w:spacing w:after="80" w:line="276"/>
-      </w:pPr>
-      <w:r>
-        <w:t xml:space="preserve">Manage hardware, updates and safety checks</w:t>
-      </w:r>
-    </w:p>
-    <w:p>
-      <w:pPr>
-        <w:pStyle w:val="ListParagraph"/>
-        <w:keepLines/>
-        <w:numPr>
-          <w:ilvl w:val="0"/>
-          <w:numId w:val="30"/>
-        </w:numPr>
-        <w:spacing w:after="80" w:line="276"/>
-      </w:pPr>
-      <w:r>
-        <w:t xml:space="preserve">Read the licence: open weights do not always mean open source</w:t>
-      </w:r>
-    </w:p>
-    <w:p>
-      <w:pPr>
-        <w:pStyle w:val="Heading2"/>
-        <w:keepNext/>
-      </w:pPr>
-      <w:r>
-        <w:t xml:space="preserve">Slide 13: Everyday AI tools you will meet</w:t>
-      </w:r>
-    </w:p>
-    <w:p>
-      <w:pPr>
-        <w:keepNext w:val="false"/>
-        <w:keepLines/>
-        <w:spacing w:after="140" w:line="288"/>
-      </w:pPr>
-      <w:r>
-        <w:t xml:space="preserve">Products change monthly. Judge any tool with the same questions: which model, what data, which tools, how verified?</w:t>
-      </w:r>
-    </w:p>
-    <w:p>
-      <w:pPr>
-        <w:keepNext w:val="false"/>
-        <w:keepLines/>
-        <w:spacing w:after="140" w:line="288"/>
-      </w:pPr>
-      <w:r>
-        <w:rPr>
-          <w:b/>
-          <w:bCs/>
-        </w:rPr>
-        <w:t xml:space="preserve">Chat assistants.</w:t>
-      </w:r>
-      <w:r>
-        <w:t xml:space="preserve"> ChatGPT, Gemini, Claude, Microsoft Copilot, Le Chat: general writing, analysis and Q&amp;A.</w:t>
-      </w:r>
-    </w:p>
-    <w:p>
-      <w:pPr>
-        <w:keepNext w:val="false"/>
-        <w:keepLines/>
-        <w:spacing w:after="140" w:line="288"/>
-      </w:pPr>
-      <w:r>
-        <w:rPr>
-          <w:b/>
-          <w:bCs/>
-        </w:rPr>
-        <w:t xml:space="preserve">Coding assistants.</w:t>
-      </w:r>
-      <w:r>
-        <w:t xml:space="preserve"> GitHub Copilot, Cursor, Claude Code, Gemini Code Assist: complete, explain and edit code.</w:t>
-      </w:r>
-    </w:p>
-    <w:p>
-      <w:pPr>
-        <w:keepNext w:val="false"/>
-        <w:keepLines/>
-        <w:spacing w:after="140" w:line="288"/>
-      </w:pPr>
-      <w:r>
-        <w:rPr>
-          <w:b/>
-          <w:bCs/>
-        </w:rPr>
-        <w:t xml:space="preserve">Research &amp; study.</w:t>
-      </w:r>
-      <w:r>
-        <w:t xml:space="preserve"> NotebookLM, deep-research modes, AI search engines: work over sources you supply or search.</w:t>
-      </w:r>
-    </w:p>
-    <w:p>
-      <w:pPr>
-        <w:keepNext w:val="false"/>
-        <w:keepLines/>
-        <w:spacing w:after="140" w:line="288"/>
-      </w:pPr>
-      <w:r>
-        <w:rPr>
-          <w:b/>
-          <w:bCs/>
-        </w:rPr>
-        <w:t xml:space="preserve">Image &amp; design.</w:t>
-      </w:r>
-      <w:r>
-        <w:t xml:space="preserve"> Image generators and editors inside design tools, e.g. Adobe Firefly, Midjourney, Imagen.</w:t>
-      </w:r>
-    </w:p>
-    <w:p>
-      <w:pPr>
-        <w:keepNext w:val="false"/>
-        <w:keepLines/>
-        <w:spacing w:after="140" w:line="288"/>
-      </w:pPr>
-      <w:r>
-        <w:rPr>
-          <w:b/>
-          <w:bCs/>
-        </w:rPr>
-        <w:t xml:space="preserve">Video &amp; audio.</w:t>
-      </w:r>
-      <w:r>
-        <w:t xml:space="preserve"> Text-to-video, voice and music tools, e.g. Veo, Sora, ElevenLabs, Suno.</w:t>
-      </w:r>
-    </w:p>
-    <w:p>
-      <w:pPr>
-        <w:keepNext w:val="false"/>
-        <w:keepLines/>
-        <w:spacing w:after="140" w:line="288"/>
-      </w:pPr>
-      <w:r>
-        <w:rPr>
-          <w:b/>
-          <w:bCs/>
-        </w:rPr>
-        <w:t xml:space="preserve">Open models you run.</w:t>
-      </w:r>
-      <w:r>
-        <w:t xml:space="preserve"> Hugging Face and Ollama let you run open-weight models on your own machine (weeks 6 and 11).</w:t>
-      </w:r>
-    </w:p>
-    <w:p>
-      <w:pPr>
-        <w:pStyle w:val="Heading2"/>
-        <w:keepNext/>
-      </w:pPr>
-      <w:r>
-        <w:t xml:space="preserve">Slide 16: Tokens: how models see text</w:t>
       </w:r>
     </w:p>
     <w:p>
@@ -15255,17 +16468,7 @@
         <w:spacing w:after="80" w:line="276"/>
       </w:pPr>
       <w:r>
-        <w:t xml:space="preserve">A </w:t>
-      </w:r>
-      <w:r>
-        <w:rPr>
-          <w:b/>
-          <w:bCs/>
-        </w:rPr>
-        <w:t xml:space="preserve">token</w:t>
-      </w:r>
-      <w:r>
-        <w:t xml:space="preserve"> is a text piece with a vocabulary number: a word, part of a word or punctuation.</w:t>
+        <w:t xml:space="preserve">The provider runs the model and updates it</w:t>
       </w:r>
     </w:p>
     <w:p>
@@ -15279,7 +16482,7 @@
         <w:spacing w:after="80" w:line="276"/>
       </w:pPr>
       <w:r>
-        <w:t xml:space="preserve">A tokenizer splits text into these pieces. Different models split the same text differently.</w:t>
+        <w:t xml:space="preserve">Check access conditions and usage costs</w:t>
       </w:r>
     </w:p>
     <w:p>
@@ -15293,7 +16496,7 @@
         <w:spacing w:after="80" w:line="276"/>
       </w:pPr>
       <w:r>
-        <w:t xml:space="preserve">For English, one token is often about three-quarters of a word. Count tokens for your model.</w:t>
+        <w:t xml:space="preserve">Check where your data goes and how long it stays</w:t>
       </w:r>
     </w:p>
     <w:p>
@@ -15307,54 +16510,21 @@
         <w:spacing w:after="80" w:line="276"/>
       </w:pPr>
       <w:r>
-        <w:t xml:space="preserve">Input limits, usage costs and output length often depend on the token count.</w:t>
-      </w:r>
-    </w:p>
-    <w:p>
-      <w:pPr>
-        <w:pStyle w:val="ListParagraph"/>
-        <w:keepLines/>
-        <w:numPr>
-          <w:ilvl w:val="0"/>
-          <w:numId w:val="31"/>
-        </w:numPr>
-        <w:spacing w:after="80" w:line="276"/>
-      </w:pPr>
-      <w:r>
-        <w:t xml:space="preserve">Models also turn images and audio into numerical pieces (weeks 9–10).</w:t>
-      </w:r>
-    </w:p>
-    <w:p>
-      <w:pPr>
-        <w:pStyle w:val="Heading2"/>
+        <w:t xml:space="preserve">Examples: GPT, Claude and Gemini families</w:t>
+      </w:r>
+    </w:p>
+    <w:p>
+      <w:pPr>
         <w:keepNext/>
-      </w:pPr>
-      <w:r>
-        <w:t xml:space="preserve">Slide 17: Training vs. inference</w:t>
-      </w:r>
-    </w:p>
-    <w:p>
-      <w:pPr>
-        <w:keepNext w:val="false"/>
         <w:keepLines/>
         <w:spacing w:after="140" w:line="288"/>
       </w:pPr>
       <w:r>
-        <w:t xml:space="preserve">Training changes learned numbers. Inference uses those numbers to produce an output.</w:t>
-      </w:r>
-    </w:p>
-    <w:p>
-      <w:pPr>
-        <w:keepNext/>
-        <w:keepLines/>
-        <w:spacing w:after="140" w:line="288"/>
-      </w:pPr>
-      <w:r>
-        <w:rPr>
-          <w:b/>
-          <w:bCs/>
-        </w:rPr>
-        <w:t xml:space="preserve">Training.</w:t>
+        <w:rPr>
+          <w:b/>
+          <w:bCs/>
+        </w:rPr>
+        <w:t xml:space="preserve">Open-weight.</w:t>
       </w:r>
       <w:r>
         <w:t xml:space="preserve"> </w:t>
@@ -15371,17 +16541,7 @@
         <w:spacing w:after="80" w:line="276"/>
       </w:pPr>
       <w:r>
-        <w:t xml:space="preserve">Use examples to adjust </w:t>
-      </w:r>
-      <w:r>
-        <w:rPr>
-          <w:b/>
-          <w:bCs/>
-        </w:rPr>
-        <w:t xml:space="preserve">weights</w:t>
-      </w:r>
-      <w:r>
-        <w:t xml:space="preserve">, the model's learned numbers</w:t>
+        <w:t xml:space="preserve">Download the learned weights and run the model</w:t>
       </w:r>
     </w:p>
     <w:p>
@@ -15395,17 +16555,7 @@
         <w:spacing w:after="80" w:line="276"/>
       </w:pPr>
       <w:r>
-        <w:t xml:space="preserve">A </w:t>
-      </w:r>
-      <w:r>
-        <w:rPr>
-          <w:b/>
-          <w:bCs/>
-        </w:rPr>
-        <w:t xml:space="preserve">loss</w:t>
-      </w:r>
-      <w:r>
-        <w:t xml:space="preserve"> measures prediction error</w:t>
+        <w:t xml:space="preserve">Choose your own machine or cloud server</w:t>
       </w:r>
     </w:p>
     <w:p>
@@ -15419,7 +16569,7 @@
         <w:spacing w:after="80" w:line="276"/>
       </w:pPr>
       <w:r>
-        <w:t xml:space="preserve">An optimiser changes weights to reduce that error</w:t>
+        <w:t xml:space="preserve">Adapt the weights by fine-tuning (week 8)</w:t>
       </w:r>
     </w:p>
     <w:p>
@@ -15433,24 +16583,151 @@
         <w:spacing w:after="80" w:line="276"/>
       </w:pPr>
       <w:r>
-        <w:t xml:space="preserve">Large model training needs substantial time and computing power</w:t>
-      </w:r>
-    </w:p>
-    <w:p>
-      <w:pPr>
+        <w:t xml:space="preserve">Manage hardware, updates and safety checks</w:t>
+      </w:r>
+    </w:p>
+    <w:p>
+      <w:pPr>
+        <w:pStyle w:val="ListParagraph"/>
+        <w:keepLines/>
+        <w:numPr>
+          <w:ilvl w:val="0"/>
+          <w:numId w:val="32"/>
+        </w:numPr>
+        <w:spacing w:after="80" w:line="276"/>
+      </w:pPr>
+      <w:r>
+        <w:t xml:space="preserve">Read the licence: open weights do not always mean open source</w:t>
+      </w:r>
+    </w:p>
+    <w:p>
+      <w:pPr>
+        <w:pStyle w:val="Heading2"/>
         <w:keepNext/>
+      </w:pPr>
+      <w:r>
+        <w:t xml:space="preserve">Slide 13: Everyday AI tools you will meet</w:t>
+      </w:r>
+    </w:p>
+    <w:p>
+      <w:pPr>
+        <w:keepNext w:val="false"/>
         <w:keepLines/>
         <w:spacing w:after="140" w:line="288"/>
       </w:pPr>
       <w:r>
-        <w:rPr>
-          <w:b/>
-          <w:bCs/>
-        </w:rPr>
-        <w:t xml:space="preserve">Inference.</w:t>
-      </w:r>
-      <w:r>
-        <w:t xml:space="preserve"> </w:t>
+        <w:t xml:space="preserve">Products change monthly. Judge any tool with the same questions: which model, what data, which tools, how verified?</w:t>
+      </w:r>
+    </w:p>
+    <w:p>
+      <w:pPr>
+        <w:keepNext w:val="false"/>
+        <w:keepLines/>
+        <w:spacing w:after="140" w:line="288"/>
+      </w:pPr>
+      <w:r>
+        <w:rPr>
+          <w:b/>
+          <w:bCs/>
+        </w:rPr>
+        <w:t xml:space="preserve">Chat assistants.</w:t>
+      </w:r>
+      <w:r>
+        <w:t xml:space="preserve"> ChatGPT, Gemini, Claude, Microsoft Copilot, Le Chat: general writing, analysis and Q&amp;A.</w:t>
+      </w:r>
+    </w:p>
+    <w:p>
+      <w:pPr>
+        <w:keepNext w:val="false"/>
+        <w:keepLines/>
+        <w:spacing w:after="140" w:line="288"/>
+      </w:pPr>
+      <w:r>
+        <w:rPr>
+          <w:b/>
+          <w:bCs/>
+        </w:rPr>
+        <w:t xml:space="preserve">Coding assistants.</w:t>
+      </w:r>
+      <w:r>
+        <w:t xml:space="preserve"> GitHub Copilot, Cursor, Claude Code, Gemini Code Assist: complete, explain and edit code.</w:t>
+      </w:r>
+    </w:p>
+    <w:p>
+      <w:pPr>
+        <w:keepNext w:val="false"/>
+        <w:keepLines/>
+        <w:spacing w:after="140" w:line="288"/>
+      </w:pPr>
+      <w:r>
+        <w:rPr>
+          <w:b/>
+          <w:bCs/>
+        </w:rPr>
+        <w:t xml:space="preserve">Research &amp; study.</w:t>
+      </w:r>
+      <w:r>
+        <w:t xml:space="preserve"> NotebookLM, deep-research modes, AI search engines: work over sources you supply or search.</w:t>
+      </w:r>
+    </w:p>
+    <w:p>
+      <w:pPr>
+        <w:keepNext w:val="false"/>
+        <w:keepLines/>
+        <w:spacing w:after="140" w:line="288"/>
+      </w:pPr>
+      <w:r>
+        <w:rPr>
+          <w:b/>
+          <w:bCs/>
+        </w:rPr>
+        <w:t xml:space="preserve">Image &amp; design.</w:t>
+      </w:r>
+      <w:r>
+        <w:t xml:space="preserve"> Image generators and editors inside design tools, e.g. Adobe Firefly, Midjourney, Imagen.</w:t>
+      </w:r>
+    </w:p>
+    <w:p>
+      <w:pPr>
+        <w:keepNext w:val="false"/>
+        <w:keepLines/>
+        <w:spacing w:after="140" w:line="288"/>
+      </w:pPr>
+      <w:r>
+        <w:rPr>
+          <w:b/>
+          <w:bCs/>
+        </w:rPr>
+        <w:t xml:space="preserve">Video &amp; audio.</w:t>
+      </w:r>
+      <w:r>
+        <w:t xml:space="preserve"> Text-to-video, voice and music tools, e.g. Veo, Sora, ElevenLabs, Suno.</w:t>
+      </w:r>
+    </w:p>
+    <w:p>
+      <w:pPr>
+        <w:keepNext w:val="false"/>
+        <w:keepLines/>
+        <w:spacing w:after="140" w:line="288"/>
+      </w:pPr>
+      <w:r>
+        <w:rPr>
+          <w:b/>
+          <w:bCs/>
+        </w:rPr>
+        <w:t xml:space="preserve">Open models you run.</w:t>
+      </w:r>
+      <w:r>
+        <w:t xml:space="preserve"> Hugging Face and Ollama let you run open-weight models on your own machine (weeks 6 and 11).</w:t>
+      </w:r>
+    </w:p>
+    <w:p>
+      <w:pPr>
+        <w:pStyle w:val="Heading2"/>
+        <w:keepNext/>
+      </w:pPr>
+      <w:r>
+        <w:t xml:space="preserve">Slide 16: Tokens: how models see text</w:t>
       </w:r>
     </w:p>
     <w:p>
@@ -15464,7 +16741,17 @@
         <w:spacing w:after="80" w:line="276"/>
       </w:pPr>
       <w:r>
-        <w:t xml:space="preserve">Use weights already learned during training</w:t>
+        <w:t xml:space="preserve">A </w:t>
+      </w:r>
+      <w:r>
+        <w:rPr>
+          <w:b/>
+          <w:bCs/>
+        </w:rPr>
+        <w:t xml:space="preserve">token</w:t>
+      </w:r>
+      <w:r>
+        <w:t xml:space="preserve"> is a text piece with a vocabulary number: a word, part of a word or punctuation.</w:t>
       </w:r>
     </w:p>
     <w:p>
@@ -15478,7 +16765,7 @@
         <w:spacing w:after="80" w:line="276"/>
       </w:pPr>
       <w:r>
-        <w:t xml:space="preserve">Send a prompt and compute output scores</w:t>
+        <w:t xml:space="preserve">A tokenizer splits text into these pieces. Different models split the same text differently.</w:t>
       </w:r>
     </w:p>
     <w:p>
@@ -15492,7 +16779,7 @@
         <w:spacing w:after="80" w:line="276"/>
       </w:pPr>
       <w:r>
-        <w:t xml:space="preserve">For text, choose a token and repeat</w:t>
+        <w:t xml:space="preserve">For English, one token is often about three-quarters of a word. Count tokens for your model.</w:t>
       </w:r>
     </w:p>
     <w:p>
@@ -15506,7 +16793,21 @@
         <w:spacing w:after="80" w:line="276"/>
       </w:pPr>
       <w:r>
-        <w:t xml:space="preserve">An ordinary chat request changes the context, while weights stay fixed</w:t>
+        <w:t xml:space="preserve">Input limits, usage costs and output length often depend on the token count.</w:t>
+      </w:r>
+    </w:p>
+    <w:p>
+      <w:pPr>
+        <w:pStyle w:val="ListParagraph"/>
+        <w:keepLines/>
+        <w:numPr>
+          <w:ilvl w:val="0"/>
+          <w:numId w:val="33"/>
+        </w:numPr>
+        <w:spacing w:after="80" w:line="276"/>
+      </w:pPr>
+      <w:r>
+        <w:t xml:space="preserve">Models also turn images and audio into numerical pieces (weeks 9–10).</w:t>
       </w:r>
     </w:p>
     <w:p>
@@ -15515,7 +16816,34 @@
         <w:keepNext/>
       </w:pPr>
       <w:r>
-        <w:t xml:space="preserve">Slide 18: From raw data to an assistant: pre-training, post-training, application</w:t>
+        <w:t xml:space="preserve">Slide 17: Training vs. inference</w:t>
+      </w:r>
+    </w:p>
+    <w:p>
+      <w:pPr>
+        <w:keepNext w:val="false"/>
+        <w:keepLines/>
+        <w:spacing w:after="140" w:line="288"/>
+      </w:pPr>
+      <w:r>
+        <w:t xml:space="preserve">Training changes learned numbers. Inference uses those numbers to produce an output.</w:t>
+      </w:r>
+    </w:p>
+    <w:p>
+      <w:pPr>
+        <w:keepNext/>
+        <w:keepLines/>
+        <w:spacing w:after="140" w:line="288"/>
+      </w:pPr>
+      <w:r>
+        <w:rPr>
+          <w:b/>
+          <w:bCs/>
+        </w:rPr>
+        <w:t xml:space="preserve">Training.</w:t>
+      </w:r>
+      <w:r>
+        <w:t xml:space="preserve"> </w:t>
       </w:r>
     </w:p>
     <w:p>
@@ -15529,14 +16857,17 @@
         <w:spacing w:after="80" w:line="276"/>
       </w:pPr>
       <w:r>
-        <w:rPr>
-          <w:b/>
-          <w:bCs/>
-        </w:rPr>
-        <w:t xml:space="preserve">Pre-training</w:t>
-      </w:r>
-      <w:r>
-        <w:t xml:space="preserve"> learns broad patterns. A base model mainly continues text.</w:t>
+        <w:t xml:space="preserve">Use examples to adjust </w:t>
+      </w:r>
+      <w:r>
+        <w:rPr>
+          <w:b/>
+          <w:bCs/>
+        </w:rPr>
+        <w:t xml:space="preserve">weights</w:t>
+      </w:r>
+      <w:r>
+        <w:t xml:space="preserve">, the model's learned numbers</w:t>
       </w:r>
     </w:p>
     <w:p>
@@ -15550,19 +16881,50 @@
         <w:spacing w:after="80" w:line="276"/>
       </w:pPr>
       <w:r>
-        <w:rPr>
-          <w:b/>
-          <w:bCs/>
-        </w:rPr>
-        <w:t xml:space="preserve">Post-training</w:t>
-      </w:r>
-      <w:r>
-        <w:t xml:space="preserve"> uses instruction examples and feedback to improve assistant behaviour (week 8).</w:t>
-      </w:r>
-    </w:p>
-    <w:p>
-      <w:pPr>
-        <w:keepNext w:val="false"/>
+        <w:t xml:space="preserve">A </w:t>
+      </w:r>
+      <w:r>
+        <w:rPr>
+          <w:b/>
+          <w:bCs/>
+        </w:rPr>
+        <w:t xml:space="preserve">loss</w:t>
+      </w:r>
+      <w:r>
+        <w:t xml:space="preserve"> measures prediction error</w:t>
+      </w:r>
+    </w:p>
+    <w:p>
+      <w:pPr>
+        <w:pStyle w:val="ListParagraph"/>
+        <w:keepLines/>
+        <w:numPr>
+          <w:ilvl w:val="0"/>
+          <w:numId w:val="34"/>
+        </w:numPr>
+        <w:spacing w:after="80" w:line="276"/>
+      </w:pPr>
+      <w:r>
+        <w:t xml:space="preserve">An optimiser changes weights to reduce that error</w:t>
+      </w:r>
+    </w:p>
+    <w:p>
+      <w:pPr>
+        <w:pStyle w:val="ListParagraph"/>
+        <w:keepLines/>
+        <w:numPr>
+          <w:ilvl w:val="0"/>
+          <w:numId w:val="34"/>
+        </w:numPr>
+        <w:spacing w:after="80" w:line="276"/>
+      </w:pPr>
+      <w:r>
+        <w:t xml:space="preserve">Large model training needs substantial time and computing power</w:t>
+      </w:r>
+    </w:p>
+    <w:p>
+      <w:pPr>
+        <w:keepNext/>
         <w:keepLines/>
         <w:spacing w:after="140" w:line="288"/>
       </w:pPr>
@@ -15571,87 +16933,10 @@
           <w:b/>
           <w:bCs/>
         </w:rPr>
-        <w:t xml:space="preserve">Data.</w:t>
-      </w:r>
-      <w:r>
-        <w:t xml:space="preserve"> Collect text, code or images and remove poor or repeated examples</w:t>
-      </w:r>
-    </w:p>
-    <w:p>
-      <w:pPr>
-        <w:keepNext w:val="false"/>
-        <w:keepLines/>
-        <w:spacing w:after="140" w:line="288"/>
-      </w:pPr>
-      <w:r>
-        <w:rPr>
-          <w:b/>
-          <w:bCs/>
-        </w:rPr>
-        <w:t xml:space="preserve">Pre-training.</w:t>
-      </w:r>
-      <w:r>
-        <w:t xml:space="preserve"> Predict next tokens to learn broad language patterns</w:t>
-      </w:r>
-    </w:p>
-    <w:p>
-      <w:pPr>
-        <w:keepNext w:val="false"/>
-        <w:keepLines/>
-        <w:spacing w:after="140" w:line="288"/>
-      </w:pPr>
-      <w:r>
-        <w:rPr>
-          <w:b/>
-          <w:bCs/>
-        </w:rPr>
-        <w:t xml:space="preserve">Post-training.</w:t>
-      </w:r>
-      <w:r>
-        <w:t xml:space="preserve"> Learn from instructions and feedback about better answers</w:t>
-      </w:r>
-    </w:p>
-    <w:p>
-      <w:pPr>
-        <w:keepNext w:val="false"/>
-        <w:keepLines/>
-        <w:spacing w:after="140" w:line="288"/>
-      </w:pPr>
-      <w:r>
-        <w:rPr>
-          <w:b/>
-          <w:bCs/>
-        </w:rPr>
-        <w:t xml:space="preserve">Assistant model.</w:t>
-      </w:r>
-      <w:r>
-        <w:t xml:space="preserve"> Use the adapted model to follow user requests</w:t>
-      </w:r>
-    </w:p>
-    <w:p>
-      <w:pPr>
-        <w:keepNext w:val="false"/>
-        <w:keepLines/>
-        <w:spacing w:after="140" w:line="288"/>
-      </w:pPr>
-      <w:r>
-        <w:rPr>
-          <w:b/>
-          <w:bCs/>
-        </w:rPr>
-        <w:t xml:space="preserve">Application.</w:t>
-      </w:r>
-      <w:r>
-        <w:t xml:space="preserve"> Add instructions, tools, source retrieval and a user interface</w:t>
-      </w:r>
-    </w:p>
-    <w:p>
-      <w:pPr>
-        <w:pStyle w:val="Heading2"/>
-        <w:keepNext/>
-      </w:pPr>
-      <w:r>
-        <w:t xml:space="preserve">Slide 22: An LLM outputs a probability distribution over the next token</w:t>
+        <w:t xml:space="preserve">Inference.</w:t>
+      </w:r>
+      <w:r>
+        <w:t xml:space="preserve"> </w:t>
       </w:r>
     </w:p>
     <w:p>
@@ -15665,7 +16950,7 @@
         <w:spacing w:after="80" w:line="276"/>
       </w:pPr>
       <w:r>
-        <w:t xml:space="preserve">The context is the text already provided or generated.</w:t>
+        <w:t xml:space="preserve">Use weights already learned during training</w:t>
       </w:r>
     </w:p>
     <w:p>
@@ -15679,7 +16964,7 @@
         <w:spacing w:after="80" w:line="276"/>
       </w:pPr>
       <w:r>
-        <w:t xml:space="preserve">The model gives each possible next token a probability. All probabilities add to 1.</w:t>
+        <w:t xml:space="preserve">Send a prompt and compute output scores</w:t>
       </w:r>
     </w:p>
     <w:p>
@@ -15693,7 +16978,7 @@
         <w:spacing w:after="80" w:line="276"/>
       </w:pPr>
       <w:r>
-        <w:t xml:space="preserve">Choose one token, add it to the context and predict again.</w:t>
+        <w:t xml:space="preserve">For text, choose a token and repeat</w:t>
       </w:r>
     </w:p>
     <w:p>
@@ -15707,7 +16992,7 @@
         <w:spacing w:after="80" w:line="276"/>
       </w:pPr>
       <w:r>
-        <w:t xml:space="preserve">Different choices can produce different answers. Each answer still needs checking.</w:t>
+        <w:t xml:space="preserve">An ordinary chat request changes the context, while weights stay fixed</w:t>
       </w:r>
     </w:p>
     <w:p>
@@ -15716,7 +17001,70 @@
         <w:keepNext/>
       </w:pPr>
       <w:r>
-        <w:t xml:space="preserve">Slide 23: The chain rule: generating one token at a time</w:t>
+        <w:t xml:space="preserve">Slide 18: From raw data to an assistant: pre-training, post-training, application</w:t>
+      </w:r>
+    </w:p>
+    <w:p>
+      <w:pPr>
+        <w:keepNext/>
+        <w:spacing w:after="60" w:before="160"/>
+        <w:jc w:val="center"/>
+      </w:pPr>
+      <w:r>
+        <w:drawing>
+          <wp:inline distT="0" distB="0" distL="0" distR="0">
+            <wp:extent cx="5334000" cy="1162050"/>
+            <wp:effectExtent t="0" r="0" b="0" l="0"/>
+            <wp:docPr id="18" name="From raw data to an assistant: pre-training, post-training, application" descr="From raw data to an assistant: pre-training, post-training, application" title="From raw data to an assistant: pre-training, post-training, application"/>
+            <wp:cNvGraphicFramePr>
+              <a:graphicFrameLocks xmlns:a="http://schemas.openxmlformats.org/drawingml/2006/main" noChangeAspect="1"/>
+            </wp:cNvGraphicFramePr>
+            <a:graphic xmlns:a="http://schemas.openxmlformats.org/drawingml/2006/main">
+              <a:graphicData uri="http://schemas.openxmlformats.org/drawingml/2006/picture">
+                <pic:pic xmlns:pic="http://schemas.openxmlformats.org/drawingml/2006/picture">
+                  <pic:nvPicPr>
+                    <pic:cNvPr id="0" name="" descr=""/>
+                    <pic:cNvPicPr>
+                      <a:picLocks noChangeAspect="1" noChangeArrowheads="1"/>
+                    </pic:cNvPicPr>
+                  </pic:nvPicPr>
+                  <pic:blipFill>
+                    <a:blip r:embed="rId26" cstate="none"/>
+                    <a:srcRect/>
+                    <a:stretch>
+                      <a:fillRect/>
+                    </a:stretch>
+                  </pic:blipFill>
+                  <pic:spPr bwMode="auto">
+                    <a:xfrm>
+                      <a:off x="0" y="0"/>
+                      <a:ext cx="5334000" cy="1162050"/>
+                    </a:xfrm>
+                    <a:prstGeom prst="rect">
+                      <a:avLst/>
+                    </a:prstGeom>
+                  </pic:spPr>
+                </pic:pic>
+              </a:graphicData>
+            </a:graphic>
+          </wp:inline>
+        </w:drawing>
+      </w:r>
+    </w:p>
+    <w:p>
+      <w:pPr>
+        <w:spacing w:after="200"/>
+        <w:jc w:val="center"/>
+      </w:pPr>
+      <w:r>
+        <w:rPr>
+          <w:i/>
+          <w:iCs/>
+          <w:color w:val="6B7280"/>
+          <w:sz w:val="19"/>
+          <w:szCs w:val="19"/>
+        </w:rPr>
+        <w:t xml:space="preserve">From raw data to an assistant: pre-training, post-training, application</w:t>
       </w:r>
     </w:p>
     <w:p>
@@ -15730,7 +17078,14 @@
         <w:spacing w:after="80" w:line="276"/>
       </w:pPr>
       <w:r>
-        <w:t xml:space="preserve">Multiply the probabilities of each next token to get the probability of the whole sequence.</w:t>
+        <w:rPr>
+          <w:b/>
+          <w:bCs/>
+        </w:rPr>
+        <w:t xml:space="preserve">Pre-training</w:t>
+      </w:r>
+      <w:r>
+        <w:t xml:space="preserve"> learns broad patterns. A base model mainly continues text.</w:t>
       </w:r>
     </w:p>
     <w:p>
@@ -15744,21 +17099,99 @@
         <w:spacing w:after="80" w:line="276"/>
       </w:pPr>
       <w:r>
-        <w:t xml:space="preserve">Example: 0.5 × 0.2 × 0.1 = 0.01 for three successive choices.</w:t>
-      </w:r>
-    </w:p>
-    <w:p>
-      <w:pPr>
-        <w:pStyle w:val="ListParagraph"/>
-        <w:keepLines/>
-        <w:numPr>
-          <w:ilvl w:val="0"/>
-          <w:numId w:val="36"/>
-        </w:numPr>
-        <w:spacing w:after="80" w:line="276"/>
-      </w:pPr>
-      <w:r>
-        <w:t xml:space="preserve">Autoregressive means predicting each next item from the items already present. The chain-rule factorisation is exact.</w:t>
+        <w:rPr>
+          <w:b/>
+          <w:bCs/>
+        </w:rPr>
+        <w:t xml:space="preserve">Post-training</w:t>
+      </w:r>
+      <w:r>
+        <w:t xml:space="preserve"> uses instruction examples and feedback to improve assistant behaviour (week 8).</w:t>
+      </w:r>
+    </w:p>
+    <w:p>
+      <w:pPr>
+        <w:keepNext w:val="false"/>
+        <w:keepLines/>
+        <w:spacing w:after="140" w:line="288"/>
+      </w:pPr>
+      <w:r>
+        <w:rPr>
+          <w:b/>
+          <w:bCs/>
+        </w:rPr>
+        <w:t xml:space="preserve">Data.</w:t>
+      </w:r>
+      <w:r>
+        <w:t xml:space="preserve"> Collect text, code or images and remove poor or repeated examples</w:t>
+      </w:r>
+    </w:p>
+    <w:p>
+      <w:pPr>
+        <w:keepNext w:val="false"/>
+        <w:keepLines/>
+        <w:spacing w:after="140" w:line="288"/>
+      </w:pPr>
+      <w:r>
+        <w:rPr>
+          <w:b/>
+          <w:bCs/>
+        </w:rPr>
+        <w:t xml:space="preserve">Pre-training.</w:t>
+      </w:r>
+      <w:r>
+        <w:t xml:space="preserve"> Predict next tokens to learn broad language patterns</w:t>
+      </w:r>
+    </w:p>
+    <w:p>
+      <w:pPr>
+        <w:keepNext w:val="false"/>
+        <w:keepLines/>
+        <w:spacing w:after="140" w:line="288"/>
+      </w:pPr>
+      <w:r>
+        <w:rPr>
+          <w:b/>
+          <w:bCs/>
+        </w:rPr>
+        <w:t xml:space="preserve">Post-training.</w:t>
+      </w:r>
+      <w:r>
+        <w:t xml:space="preserve"> Learn from instructions and feedback about better answers</w:t>
+      </w:r>
+    </w:p>
+    <w:p>
+      <w:pPr>
+        <w:keepNext w:val="false"/>
+        <w:keepLines/>
+        <w:spacing w:after="140" w:line="288"/>
+      </w:pPr>
+      <w:r>
+        <w:rPr>
+          <w:b/>
+          <w:bCs/>
+        </w:rPr>
+        <w:t xml:space="preserve">Assistant model.</w:t>
+      </w:r>
+      <w:r>
+        <w:t xml:space="preserve"> Use the adapted model to follow user requests</w:t>
+      </w:r>
+    </w:p>
+    <w:p>
+      <w:pPr>
+        <w:keepNext w:val="false"/>
+        <w:keepLines/>
+        <w:spacing w:after="140" w:line="288"/>
+      </w:pPr>
+      <w:r>
+        <w:rPr>
+          <w:b/>
+          <w:bCs/>
+        </w:rPr>
+        <w:t xml:space="preserve">Application.</w:t>
+      </w:r>
+      <w:r>
+        <w:t xml:space="preserve"> Add instructions, tools, source retrieval and a user interface</w:t>
       </w:r>
     </w:p>
     <w:p>
@@ -15767,7 +17200,7 @@
         <w:keepNext/>
       </w:pPr>
       <w:r>
-        <w:t xml:space="preserve">Slide 25: Likelihood and maximum likelihood training</w:t>
+        <w:t xml:space="preserve">Slide 22: An LLM outputs a probability distribution over the next token</w:t>
       </w:r>
     </w:p>
     <w:p>
@@ -15781,14 +17214,7 @@
         <w:spacing w:after="80" w:line="276"/>
       </w:pPr>
       <w:r>
-        <w:rPr>
-          <w:b/>
-          <w:bCs/>
-        </w:rPr>
-        <w:t xml:space="preserve">Likelihood</w:t>
-      </w:r>
-      <w:r>
-        <w:t xml:space="preserve"> asks how much probability the model gives the observed examples.</w:t>
+        <w:t xml:space="preserve">The context is the text already provided or generated.</w:t>
       </w:r>
     </w:p>
     <w:p>
@@ -15802,14 +17228,7 @@
         <w:spacing w:after="80" w:line="276"/>
       </w:pPr>
       <w:r>
-        <w:rPr>
-          <w:b/>
-          <w:bCs/>
-        </w:rPr>
-        <w:t xml:space="preserve">Maximum likelihood training</w:t>
-      </w:r>
-      <w:r>
-        <w:t xml:space="preserve"> adjusts weights to give real examples more probability.</w:t>
+        <w:t xml:space="preserve">The model gives each possible next token a probability. All probabilities add to 1.</w:t>
       </w:r>
     </w:p>
     <w:p>
@@ -15819,6 +17238,136 @@
         <w:numPr>
           <w:ilvl w:val="0"/>
           <w:numId w:val="37"/>
+        </w:numPr>
+        <w:spacing w:after="80" w:line="276"/>
+      </w:pPr>
+      <w:r>
+        <w:t xml:space="preserve">Choose one token, add it to the context and predict again.</w:t>
+      </w:r>
+    </w:p>
+    <w:p>
+      <w:pPr>
+        <w:pStyle w:val="ListParagraph"/>
+        <w:keepLines/>
+        <w:numPr>
+          <w:ilvl w:val="0"/>
+          <w:numId w:val="37"/>
+        </w:numPr>
+        <w:spacing w:after="80" w:line="276"/>
+      </w:pPr>
+      <w:r>
+        <w:t xml:space="preserve">Different choices can produce different answers. Each answer still needs checking.</w:t>
+      </w:r>
+    </w:p>
+    <w:p>
+      <w:pPr>
+        <w:pStyle w:val="Heading2"/>
+        <w:keepNext/>
+      </w:pPr>
+      <w:r>
+        <w:t xml:space="preserve">Slide 23: The chain rule: generating one token at a time</w:t>
+      </w:r>
+    </w:p>
+    <w:p>
+      <w:pPr>
+        <w:pStyle w:val="ListParagraph"/>
+        <w:keepLines/>
+        <w:numPr>
+          <w:ilvl w:val="0"/>
+          <w:numId w:val="38"/>
+        </w:numPr>
+        <w:spacing w:after="80" w:line="276"/>
+      </w:pPr>
+      <w:r>
+        <w:t xml:space="preserve">Multiply the probabilities of each next token to get the probability of the whole sequence.</w:t>
+      </w:r>
+    </w:p>
+    <w:p>
+      <w:pPr>
+        <w:pStyle w:val="ListParagraph"/>
+        <w:keepLines/>
+        <w:numPr>
+          <w:ilvl w:val="0"/>
+          <w:numId w:val="38"/>
+        </w:numPr>
+        <w:spacing w:after="80" w:line="276"/>
+      </w:pPr>
+      <w:r>
+        <w:t xml:space="preserve">Example: 0.5 × 0.2 × 0.1 = 0.01 for three successive choices.</w:t>
+      </w:r>
+    </w:p>
+    <w:p>
+      <w:pPr>
+        <w:pStyle w:val="ListParagraph"/>
+        <w:keepLines/>
+        <w:numPr>
+          <w:ilvl w:val="0"/>
+          <w:numId w:val="38"/>
+        </w:numPr>
+        <w:spacing w:after="80" w:line="276"/>
+      </w:pPr>
+      <w:r>
+        <w:t xml:space="preserve">Autoregressive means predicting each next item from the items already present. The chain-rule factorisation is exact.</w:t>
+      </w:r>
+    </w:p>
+    <w:p>
+      <w:pPr>
+        <w:pStyle w:val="Heading2"/>
+        <w:keepNext/>
+      </w:pPr>
+      <w:r>
+        <w:t xml:space="preserve">Slide 25: Likelihood and maximum likelihood training</w:t>
+      </w:r>
+    </w:p>
+    <w:p>
+      <w:pPr>
+        <w:pStyle w:val="ListParagraph"/>
+        <w:keepLines/>
+        <w:numPr>
+          <w:ilvl w:val="0"/>
+          <w:numId w:val="39"/>
+        </w:numPr>
+        <w:spacing w:after="80" w:line="276"/>
+      </w:pPr>
+      <w:r>
+        <w:rPr>
+          <w:b/>
+          <w:bCs/>
+        </w:rPr>
+        <w:t xml:space="preserve">Likelihood</w:t>
+      </w:r>
+      <w:r>
+        <w:t xml:space="preserve"> asks how much probability the model gives the observed examples.</w:t>
+      </w:r>
+    </w:p>
+    <w:p>
+      <w:pPr>
+        <w:pStyle w:val="ListParagraph"/>
+        <w:keepLines/>
+        <w:numPr>
+          <w:ilvl w:val="0"/>
+          <w:numId w:val="39"/>
+        </w:numPr>
+        <w:spacing w:after="80" w:line="276"/>
+      </w:pPr>
+      <w:r>
+        <w:rPr>
+          <w:b/>
+          <w:bCs/>
+        </w:rPr>
+        <w:t xml:space="preserve">Maximum likelihood training</w:t>
+      </w:r>
+      <w:r>
+        <w:t xml:space="preserve"> adjusts weights to give real examples more probability.</w:t>
+      </w:r>
+    </w:p>
+    <w:p>
+      <w:pPr>
+        <w:pStyle w:val="ListParagraph"/>
+        <w:keepLines/>
+        <w:numPr>
+          <w:ilvl w:val="0"/>
+          <w:numId w:val="39"/>
         </w:numPr>
         <w:spacing w:after="80" w:line="276"/>
       </w:pPr>
@@ -16466,7 +18015,7 @@
         <w:keepLines/>
         <w:numPr>
           <w:ilvl w:val="0"/>
-          <w:numId w:val="38"/>
+          <w:numId w:val="40"/>
         </w:numPr>
         <w:spacing w:after="80" w:line="276"/>
       </w:pPr>
@@ -16492,167 +18041,6 @@
       </w:r>
       <w:r>
         <w:t xml:space="preserve"> converts scores into probabilities that add to 1.</w:t>
-      </w:r>
-    </w:p>
-    <w:p>
-      <w:pPr>
-        <w:pStyle w:val="ListParagraph"/>
-        <w:keepLines/>
-        <w:numPr>
-          <w:ilvl w:val="0"/>
-          <w:numId w:val="38"/>
-        </w:numPr>
-        <w:spacing w:after="80" w:line="276"/>
-      </w:pPr>
-      <w:r>
-        <w:t xml:space="preserve">For T &gt; 0, divide logits by temperature T before softmax. Lower T favours stronger scores. Higher T spreads the choices.</w:t>
-      </w:r>
-    </w:p>
-    <w:p>
-      <w:pPr>
-        <w:pStyle w:val="ListParagraph"/>
-        <w:keepLines/>
-        <w:numPr>
-          <w:ilvl w:val="0"/>
-          <w:numId w:val="38"/>
-        </w:numPr>
-        <w:spacing w:after="80" w:line="276"/>
-      </w:pPr>
-      <w:r>
-        <w:t xml:space="preserve">For scores [2, 1, 0], probabilities are about [0.67, 0.24, 0.09] at T = 1 and [0.87, 0.12, 0.02] at T = 0.5.</w:t>
-      </w:r>
-    </w:p>
-    <w:p>
-      <w:pPr>
-        <w:pStyle w:val="Heading2"/>
-        <w:keepNext/>
-      </w:pPr>
-      <w:r>
-        <w:t xml:space="preserve">Slide 30: Decoding strategies: how we pick the next token</w:t>
-      </w:r>
-    </w:p>
-    <w:p>
-      <w:pPr>
-        <w:pStyle w:val="ListParagraph"/>
-        <w:keepLines/>
-        <w:numPr>
-          <w:ilvl w:val="0"/>
-          <w:numId w:val="39"/>
-        </w:numPr>
-        <w:spacing w:after="80" w:line="276"/>
-      </w:pPr>
-      <w:r>
-        <w:rPr>
-          <w:b/>
-          <w:bCs/>
-        </w:rPr>
-        <w:t xml:space="preserve">Greedy</w:t>
-      </w:r>
-      <w:r>
-        <w:t xml:space="preserve">: choose the highest-probability token each time. Repetition can still occur.</w:t>
-      </w:r>
-    </w:p>
-    <w:p>
-      <w:pPr>
-        <w:pStyle w:val="ListParagraph"/>
-        <w:keepLines/>
-        <w:numPr>
-          <w:ilvl w:val="0"/>
-          <w:numId w:val="39"/>
-        </w:numPr>
-        <w:spacing w:after="80" w:line="276"/>
-      </w:pPr>
-      <w:r>
-        <w:rPr>
-          <w:b/>
-          <w:bCs/>
-        </w:rPr>
-        <w:t xml:space="preserve">Temperature sampling</w:t>
-      </w:r>
-      <w:r>
-        <w:t xml:space="preserve">: rescale scores, then choose randomly from the probabilities.</w:t>
-      </w:r>
-    </w:p>
-    <w:p>
-      <w:pPr>
-        <w:pStyle w:val="ListParagraph"/>
-        <w:keepLines/>
-        <w:numPr>
-          <w:ilvl w:val="0"/>
-          <w:numId w:val="39"/>
-        </w:numPr>
-        <w:spacing w:after="80" w:line="276"/>
-      </w:pPr>
-      <w:r>
-        <w:rPr>
-          <w:b/>
-          <w:bCs/>
-        </w:rPr>
-        <w:t xml:space="preserve">Top-k</w:t>
-      </w:r>
-      <w:r>
-        <w:t xml:space="preserve">: keep only the k most likely tokens before sampling.</w:t>
-      </w:r>
-    </w:p>
-    <w:p>
-      <w:pPr>
-        <w:pStyle w:val="ListParagraph"/>
-        <w:keepLines/>
-        <w:numPr>
-          <w:ilvl w:val="0"/>
-          <w:numId w:val="39"/>
-        </w:numPr>
-        <w:spacing w:after="80" w:line="276"/>
-      </w:pPr>
-      <w:r>
-        <w:rPr>
-          <w:b/>
-          <w:bCs/>
-        </w:rPr>
-        <w:t xml:space="preserve">Top-p</w:t>
-      </w:r>
-      <w:r>
-        <w:t xml:space="preserve">: keep the smallest likely group whose probabilities reach p, such as 0.9.</w:t>
-      </w:r>
-    </w:p>
-    <w:p>
-      <w:pPr>
-        <w:pStyle w:val="ListParagraph"/>
-        <w:keepLines/>
-        <w:numPr>
-          <w:ilvl w:val="0"/>
-          <w:numId w:val="39"/>
-        </w:numPr>
-        <w:spacing w:after="80" w:line="276"/>
-      </w:pPr>
-      <w:r>
-        <w:rPr>
-          <w:b/>
-          <w:bCs/>
-        </w:rPr>
-        <w:t xml:space="preserve">Random seed</w:t>
-      </w:r>
-      <w:r>
-        <w:t xml:space="preserve">: sets the random sequence used in an experiment. Record it with the model and settings.</w:t>
-      </w:r>
-    </w:p>
-    <w:p>
-      <w:pPr>
-        <w:keepNext w:val="false"/>
-        <w:keepLines/>
-        <w:spacing w:after="140" w:line="288"/>
-      </w:pPr>
-      <w:r>
-        <w:t xml:space="preserve">Decoding is the rule for selecting tokens. Report the rule and its settings.</w:t>
-      </w:r>
-    </w:p>
-    <w:p>
-      <w:pPr>
-        <w:pStyle w:val="Heading2"/>
-        <w:keepNext/>
-      </w:pPr>
-      <w:r>
-        <w:t xml:space="preserve">Slide 32: Connecting the two views with Bayes' rule</w:t>
       </w:r>
     </w:p>
     <w:p>
@@ -16666,17 +18054,7 @@
         <w:spacing w:after="80" w:line="276"/>
       </w:pPr>
       <w:r>
-        <w:t xml:space="preserve">A </w:t>
-      </w:r>
-      <w:r>
-        <w:rPr>
-          <w:b/>
-          <w:bCs/>
-        </w:rPr>
-        <w:t xml:space="preserve">generative classifier</w:t>
-      </w:r>
-      <w:r>
-        <w:t xml:space="preserve"> models inputs within each class, p(x | y), and how common each class is, p(y).</w:t>
+        <w:t xml:space="preserve">For T &gt; 0, divide logits by temperature T before softmax. Lower T favours stronger scores. Higher T spreads the choices.</w:t>
       </w:r>
     </w:p>
     <w:p>
@@ -16690,41 +18068,7 @@
         <w:spacing w:after="80" w:line="276"/>
       </w:pPr>
       <w:r>
-        <w:t xml:space="preserve">Bayes' rule combines these to predict the class of a new input.</w:t>
-      </w:r>
-    </w:p>
-    <w:p>
-      <w:pPr>
-        <w:pStyle w:val="ListParagraph"/>
-        <w:keepLines/>
-        <w:numPr>
-          <w:ilvl w:val="0"/>
-          <w:numId w:val="40"/>
-        </w:numPr>
-        <w:spacing w:after="80" w:line="276"/>
-      </w:pPr>
-      <w:r>
-        <w:t xml:space="preserve">A </w:t>
-      </w:r>
-      <w:r>
-        <w:rPr>
-          <w:b/>
-          <w:bCs/>
-        </w:rPr>
-        <w:t xml:space="preserve">discriminative classifier</w:t>
-      </w:r>
-      <w:r>
-        <w:t xml:space="preserve"> directly predicts p(y | x). It does not model how to create new inputs.</w:t>
-      </w:r>
-    </w:p>
-    <w:p>
-      <w:pPr>
-        <w:keepNext w:val="false"/>
-        <w:keepLines/>
-        <w:spacing w:after="140" w:line="288"/>
-      </w:pPr>
-      <w:r>
-        <w:t xml:space="preserve">Generative AI can also create an output given a prompt: p(output | prompt).</w:t>
+        <w:t xml:space="preserve">For scores [2, 1, 0], probabilities are about [0.67, 0.24, 0.09] at T = 1 and [0.87, 0.12, 0.02] at T = 0.5.</w:t>
       </w:r>
     </w:p>
     <w:p>
@@ -16733,7 +18077,7 @@
         <w:keepNext/>
       </w:pPr>
       <w:r>
-        <w:t xml:space="preserve">Slide 33: Latent variables: simple hidden causes, complex data</w:t>
+        <w:t xml:space="preserve">Slide 30: Decoding strategies: how we pick the next token</w:t>
       </w:r>
     </w:p>
     <w:p>
@@ -16747,17 +18091,14 @@
         <w:spacing w:after="80" w:line="276"/>
       </w:pPr>
       <w:r>
-        <w:t xml:space="preserve">A </w:t>
-      </w:r>
-      <w:r>
-        <w:rPr>
-          <w:b/>
-          <w:bCs/>
-        </w:rPr>
-        <w:t xml:space="preserve">latent variable</w:t>
-      </w:r>
-      <w:r>
-        <w:t xml:space="preserve"> z is a hidden numerical description, such as image style or pose.</w:t>
+        <w:rPr>
+          <w:b/>
+          <w:bCs/>
+        </w:rPr>
+        <w:t xml:space="preserve">Greedy</w:t>
+      </w:r>
+      <w:r>
+        <w:t xml:space="preserve">: choose the highest-probability token each time. Repetition can still occur.</w:t>
       </w:r>
     </w:p>
     <w:p>
@@ -16771,7 +18112,14 @@
         <w:spacing w:after="80" w:line="276"/>
       </w:pPr>
       <w:r>
-        <w:t xml:space="preserve">Draw a simple random code z. A network g turns it into an output x.</w:t>
+        <w:rPr>
+          <w:b/>
+          <w:bCs/>
+        </w:rPr>
+        <w:t xml:space="preserve">Temperature sampling</w:t>
+      </w:r>
+      <w:r>
+        <w:t xml:space="preserve">: rescale scores, then choose randomly from the probabilities.</w:t>
       </w:r>
     </w:p>
     <w:p>
@@ -16785,7 +18133,14 @@
         <w:spacing w:after="80" w:line="276"/>
       </w:pPr>
       <w:r>
-        <w:t xml:space="preserve">The integral combines the possible hidden codes to describe how likely x is.</w:t>
+        <w:rPr>
+          <w:b/>
+          <w:bCs/>
+        </w:rPr>
+        <w:t xml:space="preserve">Top-k</w:t>
+      </w:r>
+      <w:r>
+        <w:t xml:space="preserve">: keep only the k most likely tokens before sampling.</w:t>
       </w:r>
     </w:p>
     <w:p>
@@ -16795,6 +18150,200 @@
         <w:numPr>
           <w:ilvl w:val="0"/>
           <w:numId w:val="41"/>
+        </w:numPr>
+        <w:spacing w:after="80" w:line="276"/>
+      </w:pPr>
+      <w:r>
+        <w:rPr>
+          <w:b/>
+          <w:bCs/>
+        </w:rPr>
+        <w:t xml:space="preserve">Top-p</w:t>
+      </w:r>
+      <w:r>
+        <w:t xml:space="preserve">: keep the smallest likely group whose probabilities reach p, such as 0.9.</w:t>
+      </w:r>
+    </w:p>
+    <w:p>
+      <w:pPr>
+        <w:pStyle w:val="ListParagraph"/>
+        <w:keepLines/>
+        <w:numPr>
+          <w:ilvl w:val="0"/>
+          <w:numId w:val="41"/>
+        </w:numPr>
+        <w:spacing w:after="80" w:line="276"/>
+      </w:pPr>
+      <w:r>
+        <w:rPr>
+          <w:b/>
+          <w:bCs/>
+        </w:rPr>
+        <w:t xml:space="preserve">Random seed</w:t>
+      </w:r>
+      <w:r>
+        <w:t xml:space="preserve">: sets the random sequence used in an experiment. Record it with the model and settings.</w:t>
+      </w:r>
+    </w:p>
+    <w:p>
+      <w:pPr>
+        <w:keepNext w:val="false"/>
+        <w:keepLines/>
+        <w:spacing w:after="140" w:line="288"/>
+      </w:pPr>
+      <w:r>
+        <w:t xml:space="preserve">Decoding is the rule for selecting tokens. Report the rule and its settings.</w:t>
+      </w:r>
+    </w:p>
+    <w:p>
+      <w:pPr>
+        <w:pStyle w:val="Heading2"/>
+        <w:keepNext/>
+      </w:pPr>
+      <w:r>
+        <w:t xml:space="preserve">Slide 32: Connecting the two views with Bayes' rule</w:t>
+      </w:r>
+    </w:p>
+    <w:p>
+      <w:pPr>
+        <w:pStyle w:val="ListParagraph"/>
+        <w:keepLines/>
+        <w:numPr>
+          <w:ilvl w:val="0"/>
+          <w:numId w:val="42"/>
+        </w:numPr>
+        <w:spacing w:after="80" w:line="276"/>
+      </w:pPr>
+      <w:r>
+        <w:t xml:space="preserve">A </w:t>
+      </w:r>
+      <w:r>
+        <w:rPr>
+          <w:b/>
+          <w:bCs/>
+        </w:rPr>
+        <w:t xml:space="preserve">generative classifier</w:t>
+      </w:r>
+      <w:r>
+        <w:t xml:space="preserve"> models inputs within each class, p(x | y), and how common each class is, p(y).</w:t>
+      </w:r>
+    </w:p>
+    <w:p>
+      <w:pPr>
+        <w:pStyle w:val="ListParagraph"/>
+        <w:keepLines/>
+        <w:numPr>
+          <w:ilvl w:val="0"/>
+          <w:numId w:val="42"/>
+        </w:numPr>
+        <w:spacing w:after="80" w:line="276"/>
+      </w:pPr>
+      <w:r>
+        <w:t xml:space="preserve">Bayes' rule combines these to predict the class of a new input.</w:t>
+      </w:r>
+    </w:p>
+    <w:p>
+      <w:pPr>
+        <w:pStyle w:val="ListParagraph"/>
+        <w:keepLines/>
+        <w:numPr>
+          <w:ilvl w:val="0"/>
+          <w:numId w:val="42"/>
+        </w:numPr>
+        <w:spacing w:after="80" w:line="276"/>
+      </w:pPr>
+      <w:r>
+        <w:t xml:space="preserve">A </w:t>
+      </w:r>
+      <w:r>
+        <w:rPr>
+          <w:b/>
+          <w:bCs/>
+        </w:rPr>
+        <w:t xml:space="preserve">discriminative classifier</w:t>
+      </w:r>
+      <w:r>
+        <w:t xml:space="preserve"> directly predicts p(y | x). It does not model how to create new inputs.</w:t>
+      </w:r>
+    </w:p>
+    <w:p>
+      <w:pPr>
+        <w:keepNext w:val="false"/>
+        <w:keepLines/>
+        <w:spacing w:after="140" w:line="288"/>
+      </w:pPr>
+      <w:r>
+        <w:t xml:space="preserve">Generative AI can also create an output given a prompt: p(output | prompt).</w:t>
+      </w:r>
+    </w:p>
+    <w:p>
+      <w:pPr>
+        <w:pStyle w:val="Heading2"/>
+        <w:keepNext/>
+      </w:pPr>
+      <w:r>
+        <w:t xml:space="preserve">Slide 33: Latent variables: simple hidden causes, complex data</w:t>
+      </w:r>
+    </w:p>
+    <w:p>
+      <w:pPr>
+        <w:pStyle w:val="ListParagraph"/>
+        <w:keepLines/>
+        <w:numPr>
+          <w:ilvl w:val="0"/>
+          <w:numId w:val="43"/>
+        </w:numPr>
+        <w:spacing w:after="80" w:line="276"/>
+      </w:pPr>
+      <w:r>
+        <w:t xml:space="preserve">A </w:t>
+      </w:r>
+      <w:r>
+        <w:rPr>
+          <w:b/>
+          <w:bCs/>
+        </w:rPr>
+        <w:t xml:space="preserve">latent variable</w:t>
+      </w:r>
+      <w:r>
+        <w:t xml:space="preserve"> z is a hidden numerical description, such as image style or pose.</w:t>
+      </w:r>
+    </w:p>
+    <w:p>
+      <w:pPr>
+        <w:pStyle w:val="ListParagraph"/>
+        <w:keepLines/>
+        <w:numPr>
+          <w:ilvl w:val="0"/>
+          <w:numId w:val="43"/>
+        </w:numPr>
+        <w:spacing w:after="80" w:line="276"/>
+      </w:pPr>
+      <w:r>
+        <w:t xml:space="preserve">Draw a simple random code z. A network g turns it into an output x.</w:t>
+      </w:r>
+    </w:p>
+    <w:p>
+      <w:pPr>
+        <w:pStyle w:val="ListParagraph"/>
+        <w:keepLines/>
+        <w:numPr>
+          <w:ilvl w:val="0"/>
+          <w:numId w:val="43"/>
+        </w:numPr>
+        <w:spacing w:after="80" w:line="276"/>
+      </w:pPr>
+      <w:r>
+        <w:t xml:space="preserve">The integral combines the possible hidden codes to describe how likely x is.</w:t>
+      </w:r>
+    </w:p>
+    <w:p>
+      <w:pPr>
+        <w:pStyle w:val="ListParagraph"/>
+        <w:keepLines/>
+        <w:numPr>
+          <w:ilvl w:val="0"/>
+          <w:numId w:val="43"/>
         </w:numPr>
         <w:spacing w:after="80" w:line="276"/>
       </w:pPr>
@@ -17601,7 +19150,7 @@
         <w:keepLines/>
         <w:numPr>
           <w:ilvl w:val="0"/>
-          <w:numId w:val="42"/>
+          <w:numId w:val="44"/>
         </w:numPr>
         <w:spacing w:after="80" w:line="276"/>
       </w:pPr>
@@ -17617,381 +19166,6 @@
       </w:r>
       <w:r>
         <w:t xml:space="preserve"> is a generated claim that is false or lacks evidence.</w:t>
-      </w:r>
-    </w:p>
-    <w:p>
-      <w:pPr>
-        <w:pStyle w:val="ListParagraph"/>
-        <w:keepLines/>
-        <w:numPr>
-          <w:ilvl w:val="0"/>
-          <w:numId w:val="42"/>
-        </w:numPr>
-        <w:spacing w:after="80" w:line="276"/>
-      </w:pPr>
-      <w:r>
-        <w:t xml:space="preserve">Example: an answer names a paper that does not exist.</w:t>
-      </w:r>
-    </w:p>
-    <w:p>
-      <w:pPr>
-        <w:pStyle w:val="ListParagraph"/>
-        <w:keepLines/>
-        <w:numPr>
-          <w:ilvl w:val="0"/>
-          <w:numId w:val="42"/>
-        </w:numPr>
-        <w:spacing w:after="80" w:line="276"/>
-      </w:pPr>
-      <w:r>
-        <w:t xml:space="preserve">The model learns plausible text patterns. Plausible wording can still be wrong.</w:t>
-      </w:r>
-    </w:p>
-    <w:p>
-      <w:pPr>
-        <w:pStyle w:val="ListParagraph"/>
-        <w:keepLines/>
-        <w:numPr>
-          <w:ilvl w:val="0"/>
-          <w:numId w:val="42"/>
-        </w:numPr>
-        <w:spacing w:after="80" w:line="276"/>
-      </w:pPr>
-      <w:r>
-        <w:t xml:space="preserve">Find reliable sources, open the citations and check numbers or code with appropriate tools.</w:t>
-      </w:r>
-    </w:p>
-    <w:p>
-      <w:pPr>
-        <w:pStyle w:val="ListParagraph"/>
-        <w:keepLines/>
-        <w:numPr>
-          <w:ilvl w:val="0"/>
-          <w:numId w:val="42"/>
-        </w:numPr>
-        <w:spacing w:after="80" w:line="276"/>
-      </w:pPr>
-      <w:r>
-        <w:t xml:space="preserve">Record uncertainty and use human review when errors matter.</w:t>
-      </w:r>
-    </w:p>
-    <w:p>
-      <w:pPr>
-        <w:keepNext w:val="false"/>
-        <w:keepLines/>
-        <w:spacing w:after="140" w:line="288"/>
-      </w:pPr>
-      <w:r>
-        <w:t xml:space="preserve">A fluent answer needs evidence. Confidence in the wording does not prove correctness.</w:t>
-      </w:r>
-    </w:p>
-    <w:p>
-      <w:pPr>
-        <w:pStyle w:val="Heading2"/>
-        <w:keepNext/>
-      </w:pPr>
-      <w:r>
-        <w:t xml:space="preserve">Slide 40: Six risks to check with any generative AI system</w:t>
-      </w:r>
-    </w:p>
-    <w:p>
-      <w:pPr>
-        <w:keepNext w:val="false"/>
-        <w:keepLines/>
-        <w:spacing w:after="140" w:line="288"/>
-      </w:pPr>
-      <w:r>
-        <w:rPr>
-          <w:b/>
-          <w:bCs/>
-        </w:rPr>
-        <w:t xml:space="preserve">Bias &amp; fairness.</w:t>
-      </w:r>
-      <w:r>
-        <w:t xml:space="preserve"> Outputs reflect patterns and gaps in training data, e.g. stereotyped images of professions. Test across groups.</w:t>
-      </w:r>
-    </w:p>
-    <w:p>
-      <w:pPr>
-        <w:keepNext w:val="false"/>
-        <w:keepLines/>
-        <w:spacing w:after="140" w:line="288"/>
-      </w:pPr>
-      <w:r>
-        <w:rPr>
-          <w:b/>
-          <w:bCs/>
-        </w:rPr>
-        <w:t xml:space="preserve">Privacy.</w:t>
-      </w:r>
-      <w:r>
-        <w:t xml:space="preserve"> Do not paste personal or confidential data into tools without approval. Check retention and training settings.</w:t>
-      </w:r>
-    </w:p>
-    <w:p>
-      <w:pPr>
-        <w:keepNext w:val="false"/>
-        <w:keepLines/>
-        <w:spacing w:after="140" w:line="288"/>
-      </w:pPr>
-      <w:r>
-        <w:rPr>
-          <w:b/>
-          <w:bCs/>
-        </w:rPr>
-        <w:t xml:space="preserve">Intellectual property.</w:t>
-      </w:r>
-      <w:r>
-        <w:t xml:space="preserve"> Training-data copyright is contested; check output licences and attribute your sources.</w:t>
-      </w:r>
-    </w:p>
-    <w:p>
-      <w:pPr>
-        <w:keepNext w:val="false"/>
-        <w:keepLines/>
-        <w:spacing w:after="140" w:line="288"/>
-      </w:pPr>
-      <w:r>
-        <w:rPr>
-          <w:b/>
-          <w:bCs/>
-        </w:rPr>
-        <w:t xml:space="preserve">Transparency &amp; law.</w:t>
-      </w:r>
-      <w:r>
-        <w:t xml:space="preserve"> EU AI Act Article 50: disclose direct AI interaction. Provider marking and deployer disclosure duties differ. See notes.</w:t>
-      </w:r>
-    </w:p>
-    <w:p>
-      <w:pPr>
-        <w:keepNext w:val="false"/>
-        <w:keepLines/>
-        <w:spacing w:after="140" w:line="288"/>
-      </w:pPr>
-      <w:r>
-        <w:rPr>
-          <w:b/>
-          <w:bCs/>
-        </w:rPr>
-        <w:t xml:space="preserve">Academic integrity.</w:t>
-      </w:r>
-      <w:r>
-        <w:t xml:space="preserve"> Follow the module's AI-use policy, disclose use, and remember you are accountable for what you submit.</w:t>
-      </w:r>
-    </w:p>
-    <w:p>
-      <w:pPr>
-        <w:keepNext w:val="false"/>
-        <w:keepLines/>
-        <w:spacing w:after="140" w:line="288"/>
-      </w:pPr>
-      <w:r>
-        <w:rPr>
-          <w:b/>
-          <w:bCs/>
-        </w:rPr>
-        <w:t xml:space="preserve">Security &amp; misuse.</w:t>
-      </w:r>
-      <w:r>
-        <w:t xml:space="preserve"> Prompt injection, deepfakes and harmful content: safety filters reduce but do not remove risk.</w:t>
-      </w:r>
-    </w:p>
-    <w:p>
-      <w:pPr>
-        <w:pStyle w:val="Heading2"/>
-        <w:keepNext/>
-      </w:pPr>
-      <w:r>
-        <w:t xml:space="preserve">Slide 41: A five-step checklist for using AI tools</w:t>
-      </w:r>
-    </w:p>
-    <w:p>
-      <w:pPr>
-        <w:keepNext w:val="false"/>
-        <w:keepLines/>
-        <w:spacing w:after="140" w:line="288"/>
-      </w:pPr>
-      <w:r>
-        <w:t xml:space="preserve">Use this checklist in every lab and in your group project. It is also a good exam answer structure.</w:t>
-      </w:r>
-    </w:p>
-    <w:p>
-      <w:pPr>
-        <w:keepNext w:val="false"/>
-        <w:keepLines/>
-        <w:spacing w:after="140" w:line="288"/>
-      </w:pPr>
-      <w:r>
-        <w:rPr>
-          <w:b/>
-          <w:bCs/>
-        </w:rPr>
-        <w:t xml:space="preserve">Purpose.</w:t>
-      </w:r>
-      <w:r>
-        <w:t xml:space="preserve"> Is AI appropriate and allowed for this task?</w:t>
-      </w:r>
-    </w:p>
-    <w:p>
-      <w:pPr>
-        <w:keepNext w:val="false"/>
-        <w:keepLines/>
-        <w:spacing w:after="140" w:line="288"/>
-      </w:pPr>
-      <w:r>
-        <w:rPr>
-          <w:b/>
-          <w:bCs/>
-        </w:rPr>
-        <w:t xml:space="preserve">Protect data.</w:t>
-      </w:r>
-      <w:r>
-        <w:t xml:space="preserve"> No personal or confidential data without approval</w:t>
-      </w:r>
-    </w:p>
-    <w:p>
-      <w:pPr>
-        <w:keepNext w:val="false"/>
-        <w:keepLines/>
-        <w:spacing w:after="140" w:line="288"/>
-      </w:pPr>
-      <w:r>
-        <w:rPr>
-          <w:b/>
-          <w:bCs/>
-        </w:rPr>
-        <w:t xml:space="preserve">Prompt clearly.</w:t>
-      </w:r>
-      <w:r>
-        <w:t xml:space="preserve"> Task, context, format, constraints (week 7)</w:t>
-      </w:r>
-    </w:p>
-    <w:p>
-      <w:pPr>
-        <w:keepNext w:val="false"/>
-        <w:keepLines/>
-        <w:spacing w:after="140" w:line="288"/>
-      </w:pPr>
-      <w:r>
-        <w:rPr>
-          <w:b/>
-          <w:bCs/>
-        </w:rPr>
-        <w:t xml:space="preserve">Verify.</w:t>
-      </w:r>
-      <w:r>
-        <w:t xml:space="preserve"> Check facts, numbers, citations, code; test edge cases</w:t>
-      </w:r>
-    </w:p>
-    <w:p>
-      <w:pPr>
-        <w:keepNext w:val="false"/>
-        <w:keepLines/>
-        <w:spacing w:after="140" w:line="288"/>
-      </w:pPr>
-      <w:r>
-        <w:rPr>
-          <w:b/>
-          <w:bCs/>
-        </w:rPr>
-        <w:t xml:space="preserve">Disclose &amp; record.</w:t>
-      </w:r>
-      <w:r>
-        <w:t xml:space="preserve"> Say how AI was used; keep prompts and model versions</w:t>
-      </w:r>
-    </w:p>
-    <w:p>
-      <w:pPr>
-        <w:pStyle w:val="Heading2"/>
-        <w:keepNext/>
-      </w:pPr>
-      <w:r>
-        <w:t xml:space="preserve">Slide 42: Case discussion</w:t>
-      </w:r>
-    </w:p>
-    <w:p>
-      <w:pPr>
-        <w:pStyle w:val="ListParagraph"/>
-        <w:keepLines/>
-        <w:numPr>
-          <w:ilvl w:val="0"/>
-          <w:numId w:val="43"/>
-        </w:numPr>
-        <w:spacing w:after="80" w:line="276"/>
-      </w:pPr>
-      <w:r>
-        <w:t xml:space="preserve">What mechanism produced the fake references?</w:t>
-      </w:r>
-    </w:p>
-    <w:p>
-      <w:pPr>
-        <w:pStyle w:val="ListParagraph"/>
-        <w:keepLines/>
-        <w:numPr>
-          <w:ilvl w:val="0"/>
-          <w:numId w:val="43"/>
-        </w:numPr>
-        <w:spacing w:after="80" w:line="276"/>
-      </w:pPr>
-      <w:r>
-        <w:t xml:space="preserve">Who is responsible for the error in the submitted review?</w:t>
-      </w:r>
-    </w:p>
-    <w:p>
-      <w:pPr>
-        <w:pStyle w:val="ListParagraph"/>
-        <w:keepLines/>
-        <w:numPr>
-          <w:ilvl w:val="0"/>
-          <w:numId w:val="43"/>
-        </w:numPr>
-        <w:spacing w:after="80" w:line="276"/>
-      </w:pPr>
-      <w:r>
-        <w:t xml:space="preserve">Which checklist step failed, and what process would have prevented it?</w:t>
-      </w:r>
-    </w:p>
-    <w:p>
-      <w:pPr>
-        <w:pStyle w:val="ListParagraph"/>
-        <w:keepLines/>
-        <w:numPr>
-          <w:ilvl w:val="0"/>
-          <w:numId w:val="43"/>
-        </w:numPr>
-        <w:spacing w:after="80" w:line="276"/>
-      </w:pPr>
-      <w:r>
-        <w:t xml:space="preserve">Would a research tool that answers only from uploaded papers remove the risk entirely?</w:t>
-      </w:r>
-    </w:p>
-    <w:p>
-      <w:pPr>
-        <w:pStyle w:val="Heading2"/>
-        <w:keepNext/>
-      </w:pPr>
-      <w:r>
-        <w:t xml:space="preserve">Slide 44: Lab 1: probability, sampling and a first look at an LLM</w:t>
-      </w:r>
-    </w:p>
-    <w:p>
-      <w:pPr>
-        <w:keepNext w:val="false"/>
-        <w:keepLines/>
-        <w:spacing w:after="140" w:line="288"/>
-      </w:pPr>
-      <w:r>
-        <w:t xml:space="preserve">Google Colab (T4 GPU) or local Jupyter; everything also runs on a CPU</w:t>
-      </w:r>
-    </w:p>
-    <w:p>
-      <w:pPr>
-        <w:keepNext w:val="false"/>
-        <w:keepLines/>
-        <w:spacing w:after="140" w:line="288"/>
-      </w:pPr>
-      <w:r>
-        <w:t xml:space="preserve">Completed notebook with five code TODOs, four written answers and the evidence table</w:t>
       </w:r>
     </w:p>
     <w:p>
@@ -18005,7 +19179,7 @@
         <w:spacing w:after="80" w:line="276"/>
       </w:pPr>
       <w:r>
-        <w:t xml:space="preserve">Prepare Colab and inspect safe key storage. The local model also runs on CPU.</w:t>
+        <w:t xml:space="preserve">Example: an answer names a paper that does not exist.</w:t>
       </w:r>
     </w:p>
     <w:p>
@@ -18019,7 +19193,7 @@
         <w:spacing w:after="80" w:line="276"/>
       </w:pPr>
       <w:r>
-        <w:t xml:space="preserve">Count neighbouring character pairs in names. Build probabilities and calculate name scores.</w:t>
+        <w:t xml:space="preserve">The model learns plausible text patterns. Plausible wording can still be wrong.</w:t>
       </w:r>
     </w:p>
     <w:p>
@@ -18033,7 +19207,7 @@
         <w:spacing w:after="80" w:line="276"/>
       </w:pPr>
       <w:r>
-        <w:t xml:space="preserve">Sample names at temperatures 0.5, 1.0 and 1.5. Explain what changed.</w:t>
+        <w:t xml:space="preserve">Find reliable sources, open the citations and check numbers or code with appropriate tools.</w:t>
       </w:r>
     </w:p>
     <w:p>
@@ -18047,35 +19221,17 @@
         <w:spacing w:after="80" w:line="276"/>
       </w:pPr>
       <w:r>
-        <w:t xml:space="preserve">Compare a generative and discriminative classifier on 2-D points. Sample new points.</w:t>
-      </w:r>
-    </w:p>
-    <w:p>
-      <w:pPr>
-        <w:pStyle w:val="ListParagraph"/>
-        <w:keepLines/>
-        <w:numPr>
-          <w:ilvl w:val="0"/>
-          <w:numId w:val="44"/>
-        </w:numPr>
-        <w:spacing w:after="80" w:line="276"/>
-      </w:pPr>
-      <w:r>
-        <w:t xml:space="preserve">Run a small language model. Inspect token pieces, next-token chances and generated text.</w:t>
-      </w:r>
-    </w:p>
-    <w:p>
-      <w:pPr>
-        <w:pStyle w:val="ListParagraph"/>
-        <w:keepLines/>
-        <w:numPr>
-          <w:ilvl w:val="0"/>
-          <w:numId w:val="44"/>
-        </w:numPr>
-        <w:spacing w:after="80" w:line="276"/>
-      </w:pPr>
-      <w:r>
-        <w:t xml:space="preserve">Test a fictional-paper prompt and verify claims. Complete the evidence table.</w:t>
+        <w:t xml:space="preserve">Record uncertainty and use human review when errors matter.</w:t>
+      </w:r>
+    </w:p>
+    <w:p>
+      <w:pPr>
+        <w:keepNext w:val="false"/>
+        <w:keepLines/>
+        <w:spacing w:after="140" w:line="288"/>
+      </w:pPr>
+      <w:r>
+        <w:t xml:space="preserve">A fluent answer needs evidence. Confidence in the wording does not prove correctness.</w:t>
       </w:r>
     </w:p>
     <w:p>
@@ -18084,212 +19240,118 @@
         <w:keepNext/>
       </w:pPr>
       <w:r>
-        <w:t xml:space="preserve">Slide 46: Summary</w:t>
-      </w:r>
-    </w:p>
-    <w:p>
-      <w:pPr>
-        <w:pStyle w:val="ListParagraph"/>
-        <w:keepLines/>
-        <w:numPr>
-          <w:ilvl w:val="0"/>
-          <w:numId w:val="45"/>
-        </w:numPr>
-        <w:spacing w:after="80" w:line="276"/>
-      </w:pPr>
-      <w:r>
-        <w:t xml:space="preserve">Generative models learn patterns and create new examples by sampling.</w:t>
-      </w:r>
-    </w:p>
-    <w:p>
-      <w:pPr>
-        <w:pStyle w:val="ListParagraph"/>
-        <w:keepLines/>
-        <w:numPr>
-          <w:ilvl w:val="0"/>
-          <w:numId w:val="45"/>
-        </w:numPr>
-        <w:spacing w:after="80" w:line="276"/>
-      </w:pPr>
-      <w:r>
-        <w:t xml:space="preserve">A model supplies learned weights. An application adds instructions, tools and an interface.</w:t>
-      </w:r>
-    </w:p>
-    <w:p>
-      <w:pPr>
-        <w:pStyle w:val="ListParagraph"/>
-        <w:keepLines/>
-        <w:numPr>
-          <w:ilvl w:val="0"/>
-          <w:numId w:val="45"/>
-        </w:numPr>
-        <w:spacing w:after="80" w:line="276"/>
-      </w:pPr>
-      <w:r>
-        <w:t xml:space="preserve">Training changes weights. Inference uses fixed weights with the current input.</w:t>
-      </w:r>
-    </w:p>
-    <w:p>
-      <w:pPr>
-        <w:pStyle w:val="ListParagraph"/>
-        <w:keepLines/>
-        <w:numPr>
-          <w:ilvl w:val="0"/>
-          <w:numId w:val="45"/>
-        </w:numPr>
-        <w:spacing w:after="80" w:line="276"/>
-      </w:pPr>
-      <w:r>
-        <w:t xml:space="preserve">Tokens are text pieces. Next-token probabilities combine to give sequence probability.</w:t>
-      </w:r>
-    </w:p>
-    <w:p>
-      <w:pPr>
-        <w:pStyle w:val="ListParagraph"/>
-        <w:keepLines/>
-        <w:numPr>
-          <w:ilvl w:val="0"/>
-          <w:numId w:val="45"/>
-        </w:numPr>
-        <w:spacing w:after="80" w:line="276"/>
-      </w:pPr>
-      <w:r>
-        <w:t xml:space="preserve">Likelihood measures fit to examples. Temperature changes how we sample.</w:t>
-      </w:r>
-    </w:p>
-    <w:p>
-      <w:pPr>
-        <w:pStyle w:val="ListParagraph"/>
-        <w:keepLines/>
-        <w:numPr>
-          <w:ilvl w:val="0"/>
-          <w:numId w:val="45"/>
-        </w:numPr>
-        <w:spacing w:after="80" w:line="276"/>
-      </w:pPr>
-      <w:r>
-        <w:t xml:space="preserve">Generators model possible data. Discriminative classifiers predict labels.</w:t>
-      </w:r>
-    </w:p>
-    <w:p>
-      <w:pPr>
-        <w:pStyle w:val="ListParagraph"/>
-        <w:keepLines/>
-        <w:numPr>
-          <w:ilvl w:val="0"/>
-          <w:numId w:val="45"/>
-        </w:numPr>
-        <w:spacing w:after="80" w:line="276"/>
-      </w:pPr>
-      <w:r>
-        <w:t xml:space="preserve">Autoregressive, VAE, GAN and diffusion models generate in different ways.</w:t>
-      </w:r>
-    </w:p>
-    <w:p>
-      <w:pPr>
-        <w:pStyle w:val="ListParagraph"/>
-        <w:keepLines/>
-        <w:numPr>
-          <w:ilvl w:val="0"/>
-          <w:numId w:val="45"/>
-        </w:numPr>
-        <w:spacing w:after="80" w:line="276"/>
-      </w:pPr>
-      <w:r>
-        <w:t xml:space="preserve">Check evidence, protect data and disclose AI use.</w:t>
-      </w:r>
-    </w:p>
-    <w:p>
-      <w:pPr>
-        <w:pStyle w:val="Heading1"/>
+        <w:t xml:space="preserve">Slide 40: Six risks to check with any generative AI system</w:t>
+      </w:r>
+    </w:p>
+    <w:p>
+      <w:pPr>
+        <w:keepNext w:val="false"/>
+        <w:keepLines/>
+        <w:spacing w:after="140" w:line="288"/>
+      </w:pPr>
+      <w:r>
+        <w:rPr>
+          <w:b/>
+          <w:bCs/>
+        </w:rPr>
+        <w:t xml:space="preserve">Bias &amp; fairness.</w:t>
+      </w:r>
+      <w:r>
+        <w:t xml:space="preserve"> Outputs reflect patterns and gaps in training data, e.g. stereotyped images of professions. Test across groups.</w:t>
+      </w:r>
+    </w:p>
+    <w:p>
+      <w:pPr>
+        <w:keepNext w:val="false"/>
+        <w:keepLines/>
+        <w:spacing w:after="140" w:line="288"/>
+      </w:pPr>
+      <w:r>
+        <w:rPr>
+          <w:b/>
+          <w:bCs/>
+        </w:rPr>
+        <w:t xml:space="preserve">Privacy.</w:t>
+      </w:r>
+      <w:r>
+        <w:t xml:space="preserve"> Do not paste personal or confidential data into tools without approval. Check retention and training settings.</w:t>
+      </w:r>
+    </w:p>
+    <w:p>
+      <w:pPr>
+        <w:keepNext w:val="false"/>
+        <w:keepLines/>
+        <w:spacing w:after="140" w:line="288"/>
+      </w:pPr>
+      <w:r>
+        <w:rPr>
+          <w:b/>
+          <w:bCs/>
+        </w:rPr>
+        <w:t xml:space="preserve">Intellectual property.</w:t>
+      </w:r>
+      <w:r>
+        <w:t xml:space="preserve"> Training-data copyright is contested; check output licences and attribute your sources.</w:t>
+      </w:r>
+    </w:p>
+    <w:p>
+      <w:pPr>
+        <w:keepNext w:val="false"/>
+        <w:keepLines/>
+        <w:spacing w:after="140" w:line="288"/>
+      </w:pPr>
+      <w:r>
+        <w:rPr>
+          <w:b/>
+          <w:bCs/>
+        </w:rPr>
+        <w:t xml:space="preserve">Transparency &amp; law.</w:t>
+      </w:r>
+      <w:r>
+        <w:t xml:space="preserve"> EU AI Act Article 50: disclose direct AI interaction. Provider marking and deployer disclosure duties differ. See notes.</w:t>
+      </w:r>
+    </w:p>
+    <w:p>
+      <w:pPr>
+        <w:keepNext w:val="false"/>
+        <w:keepLines/>
+        <w:spacing w:after="140" w:line="288"/>
+      </w:pPr>
+      <w:r>
+        <w:rPr>
+          <w:b/>
+          <w:bCs/>
+        </w:rPr>
+        <w:t xml:space="preserve">Academic integrity.</w:t>
+      </w:r>
+      <w:r>
+        <w:t xml:space="preserve"> Follow the module's AI-use policy, disclose use, and remember you are accountable for what you submit.</w:t>
+      </w:r>
+    </w:p>
+    <w:p>
+      <w:pPr>
+        <w:keepNext w:val="false"/>
+        <w:keepLines/>
+        <w:spacing w:after="140" w:line="288"/>
+      </w:pPr>
+      <w:r>
+        <w:rPr>
+          <w:b/>
+          <w:bCs/>
+        </w:rPr>
+        <w:t xml:space="preserve">Security &amp; misuse.</w:t>
+      </w:r>
+      <w:r>
+        <w:t xml:space="preserve"> Prompt injection, deepfakes and harmful content: safety filters reduce but do not remove risk.</w:t>
+      </w:r>
+    </w:p>
+    <w:p>
+      <w:pPr>
+        <w:pStyle w:val="Heading2"/>
         <w:keepNext/>
       </w:pPr>
       <w:r>
-        <w:t xml:space="preserve">Class recap</w:t>
-      </w:r>
-    </w:p>
-    <w:p>
-      <w:pPr>
-        <w:pStyle w:val="ListParagraph"/>
-        <w:keepLines/>
-        <w:numPr>
-          <w:ilvl w:val="0"/>
-          <w:numId w:val="46"/>
-        </w:numPr>
-        <w:spacing w:after="80" w:line="276"/>
-      </w:pPr>
-      <w:r>
-        <w:t xml:space="preserve">Models learn; applications add tools.</w:t>
-      </w:r>
-    </w:p>
-    <w:p>
-      <w:pPr>
-        <w:pStyle w:val="ListParagraph"/>
-        <w:keepLines/>
-        <w:numPr>
-          <w:ilvl w:val="0"/>
-          <w:numId w:val="46"/>
-        </w:numPr>
-        <w:spacing w:after="80" w:line="276"/>
-      </w:pPr>
-      <w:r>
-        <w:t xml:space="preserve">Training updates; inference uses fixed weights.</w:t>
-      </w:r>
-    </w:p>
-    <w:p>
-      <w:pPr>
-        <w:pStyle w:val="ListParagraph"/>
-        <w:keepLines/>
-        <w:numPr>
-          <w:ilvl w:val="0"/>
-          <w:numId w:val="46"/>
-        </w:numPr>
-        <w:spacing w:after="80" w:line="276"/>
-      </w:pPr>
-      <w:r>
-        <w:t xml:space="preserve">Tokens give repeated next-item choices.</w:t>
-      </w:r>
-    </w:p>
-    <w:p>
-      <w:pPr>
-        <w:pStyle w:val="ListParagraph"/>
-        <w:keepLines/>
-        <w:numPr>
-          <w:ilvl w:val="0"/>
-          <w:numId w:val="46"/>
-        </w:numPr>
-        <w:spacing w:after="80" w:line="276"/>
-      </w:pPr>
-      <w:r>
-        <w:t xml:space="preserve">Likelihood scores; temperature changes sampling.</w:t>
-      </w:r>
-    </w:p>
-    <w:p>
-      <w:pPr>
-        <w:pStyle w:val="ListParagraph"/>
-        <w:keepLines/>
-        <w:numPr>
-          <w:ilvl w:val="0"/>
-          <w:numId w:val="46"/>
-        </w:numPr>
-        <w:spacing w:after="80" w:line="276"/>
-      </w:pPr>
-      <w:r>
-        <w:t xml:space="preserve">Generators create; classifiers label.</w:t>
-      </w:r>
-    </w:p>
-    <w:p>
-      <w:pPr>
-        <w:pStyle w:val="ListParagraph"/>
-        <w:keepLines/>
-        <w:numPr>
-          <w:ilvl w:val="0"/>
-          <w:numId w:val="46"/>
-        </w:numPr>
-        <w:spacing w:after="80" w:line="276"/>
-      </w:pPr>
-      <w:r>
-        <w:t xml:space="preserve">Verify, protect data and disclose.</w:t>
+        <w:t xml:space="preserve">Slide 41: A five-step checklist for using AI tools</w:t>
       </w:r>
     </w:p>
     <w:p>
@@ -18301,9 +19363,9 @@
       <w:r>
         <w:drawing>
           <wp:inline distT="0" distB="0" distL="0" distR="0">
-            <wp:extent cx="5334000" cy="2266950"/>
+            <wp:extent cx="5334000" cy="1162050"/>
             <wp:effectExtent t="0" r="0" b="0" l="0"/>
-            <wp:docPr id="18" name="Week 1: what we learned" descr="Week 1: what we learned" title="Week 1: what we learned"/>
+            <wp:docPr id="19" name="A five-step checklist for using AI tools" descr="A five-step checklist for using AI tools" title="A five-step checklist for using AI tools"/>
             <wp:cNvGraphicFramePr>
               <a:graphicFrameLocks xmlns:a="http://schemas.openxmlformats.org/drawingml/2006/main" noChangeAspect="1"/>
             </wp:cNvGraphicFramePr>
@@ -18317,7 +19379,591 @@
                     </pic:cNvPicPr>
                   </pic:nvPicPr>
                   <pic:blipFill>
-                    <a:blip r:embed="rId26" cstate="none"/>
+                    <a:blip r:embed="rId27" cstate="none"/>
+                    <a:srcRect/>
+                    <a:stretch>
+                      <a:fillRect/>
+                    </a:stretch>
+                  </pic:blipFill>
+                  <pic:spPr bwMode="auto">
+                    <a:xfrm>
+                      <a:off x="0" y="0"/>
+                      <a:ext cx="5334000" cy="1162050"/>
+                    </a:xfrm>
+                    <a:prstGeom prst="rect">
+                      <a:avLst/>
+                    </a:prstGeom>
+                  </pic:spPr>
+                </pic:pic>
+              </a:graphicData>
+            </a:graphic>
+          </wp:inline>
+        </w:drawing>
+      </w:r>
+    </w:p>
+    <w:p>
+      <w:pPr>
+        <w:spacing w:after="200"/>
+        <w:jc w:val="center"/>
+      </w:pPr>
+      <w:r>
+        <w:rPr>
+          <w:i/>
+          <w:iCs/>
+          <w:color w:val="6B7280"/>
+          <w:sz w:val="19"/>
+          <w:szCs w:val="19"/>
+        </w:rPr>
+        <w:t xml:space="preserve">A five-step checklist for using AI tools</w:t>
+      </w:r>
+    </w:p>
+    <w:p>
+      <w:pPr>
+        <w:keepNext w:val="false"/>
+        <w:keepLines/>
+        <w:spacing w:after="140" w:line="288"/>
+      </w:pPr>
+      <w:r>
+        <w:t xml:space="preserve">Use this checklist in every lab and in your group project. It is also a good exam answer structure.</w:t>
+      </w:r>
+    </w:p>
+    <w:p>
+      <w:pPr>
+        <w:keepNext w:val="false"/>
+        <w:keepLines/>
+        <w:spacing w:after="140" w:line="288"/>
+      </w:pPr>
+      <w:r>
+        <w:rPr>
+          <w:b/>
+          <w:bCs/>
+        </w:rPr>
+        <w:t xml:space="preserve">Purpose.</w:t>
+      </w:r>
+      <w:r>
+        <w:t xml:space="preserve"> Is AI appropriate and allowed for this task?</w:t>
+      </w:r>
+    </w:p>
+    <w:p>
+      <w:pPr>
+        <w:keepNext w:val="false"/>
+        <w:keepLines/>
+        <w:spacing w:after="140" w:line="288"/>
+      </w:pPr>
+      <w:r>
+        <w:rPr>
+          <w:b/>
+          <w:bCs/>
+        </w:rPr>
+        <w:t xml:space="preserve">Protect data.</w:t>
+      </w:r>
+      <w:r>
+        <w:t xml:space="preserve"> No personal or confidential data without approval</w:t>
+      </w:r>
+    </w:p>
+    <w:p>
+      <w:pPr>
+        <w:keepNext w:val="false"/>
+        <w:keepLines/>
+        <w:spacing w:after="140" w:line="288"/>
+      </w:pPr>
+      <w:r>
+        <w:rPr>
+          <w:b/>
+          <w:bCs/>
+        </w:rPr>
+        <w:t xml:space="preserve">Prompt clearly.</w:t>
+      </w:r>
+      <w:r>
+        <w:t xml:space="preserve"> Task, context, format, constraints (week 7)</w:t>
+      </w:r>
+    </w:p>
+    <w:p>
+      <w:pPr>
+        <w:keepNext w:val="false"/>
+        <w:keepLines/>
+        <w:spacing w:after="140" w:line="288"/>
+      </w:pPr>
+      <w:r>
+        <w:rPr>
+          <w:b/>
+          <w:bCs/>
+        </w:rPr>
+        <w:t xml:space="preserve">Verify.</w:t>
+      </w:r>
+      <w:r>
+        <w:t xml:space="preserve"> Check facts, numbers, citations, code; test edge cases</w:t>
+      </w:r>
+    </w:p>
+    <w:p>
+      <w:pPr>
+        <w:keepNext w:val="false"/>
+        <w:keepLines/>
+        <w:spacing w:after="140" w:line="288"/>
+      </w:pPr>
+      <w:r>
+        <w:rPr>
+          <w:b/>
+          <w:bCs/>
+        </w:rPr>
+        <w:t xml:space="preserve">Disclose &amp; record.</w:t>
+      </w:r>
+      <w:r>
+        <w:t xml:space="preserve"> Say how AI was used; keep prompts and model versions</w:t>
+      </w:r>
+    </w:p>
+    <w:p>
+      <w:pPr>
+        <w:pStyle w:val="Heading2"/>
+        <w:keepNext/>
+      </w:pPr>
+      <w:r>
+        <w:t xml:space="preserve">Slide 42: Case discussion</w:t>
+      </w:r>
+    </w:p>
+    <w:p>
+      <w:pPr>
+        <w:pStyle w:val="ListParagraph"/>
+        <w:keepLines/>
+        <w:numPr>
+          <w:ilvl w:val="0"/>
+          <w:numId w:val="45"/>
+        </w:numPr>
+        <w:spacing w:after="80" w:line="276"/>
+      </w:pPr>
+      <w:r>
+        <w:t xml:space="preserve">What mechanism produced the fake references?</w:t>
+      </w:r>
+    </w:p>
+    <w:p>
+      <w:pPr>
+        <w:pStyle w:val="ListParagraph"/>
+        <w:keepLines/>
+        <w:numPr>
+          <w:ilvl w:val="0"/>
+          <w:numId w:val="45"/>
+        </w:numPr>
+        <w:spacing w:after="80" w:line="276"/>
+      </w:pPr>
+      <w:r>
+        <w:t xml:space="preserve">Who is responsible for the error in the submitted review?</w:t>
+      </w:r>
+    </w:p>
+    <w:p>
+      <w:pPr>
+        <w:pStyle w:val="ListParagraph"/>
+        <w:keepLines/>
+        <w:numPr>
+          <w:ilvl w:val="0"/>
+          <w:numId w:val="45"/>
+        </w:numPr>
+        <w:spacing w:after="80" w:line="276"/>
+      </w:pPr>
+      <w:r>
+        <w:t xml:space="preserve">Which checklist step failed, and what process would have prevented it?</w:t>
+      </w:r>
+    </w:p>
+    <w:p>
+      <w:pPr>
+        <w:pStyle w:val="ListParagraph"/>
+        <w:keepLines/>
+        <w:numPr>
+          <w:ilvl w:val="0"/>
+          <w:numId w:val="45"/>
+        </w:numPr>
+        <w:spacing w:after="80" w:line="276"/>
+      </w:pPr>
+      <w:r>
+        <w:t xml:space="preserve">Would a research tool that answers only from uploaded papers remove the risk entirely?</w:t>
+      </w:r>
+    </w:p>
+    <w:p>
+      <w:pPr>
+        <w:pStyle w:val="Heading2"/>
+        <w:keepNext/>
+      </w:pPr>
+      <w:r>
+        <w:t xml:space="preserve">Slide 44: Lab 1: probability, sampling and a first look at an LLM</w:t>
+      </w:r>
+    </w:p>
+    <w:p>
+      <w:pPr>
+        <w:keepNext w:val="false"/>
+        <w:keepLines/>
+        <w:spacing w:after="140" w:line="288"/>
+      </w:pPr>
+      <w:r>
+        <w:t xml:space="preserve">Google Colab or local VS Code on the CPU by default; a GPU is optional and availability varies.</w:t>
+      </w:r>
+    </w:p>
+    <w:p>
+      <w:pPr>
+        <w:keepNext w:val="false"/>
+        <w:keepLines/>
+        <w:spacing w:after="140" w:line="288"/>
+      </w:pPr>
+      <w:r>
+        <w:t xml:space="preserve">Completed notebook with five code TODOs, four written answers and the evidence table</w:t>
+      </w:r>
+    </w:p>
+    <w:p>
+      <w:pPr>
+        <w:pStyle w:val="ListParagraph"/>
+        <w:keepLines/>
+        <w:numPr>
+          <w:ilvl w:val="0"/>
+          <w:numId w:val="46"/>
+        </w:numPr>
+        <w:spacing w:after="80" w:line="276"/>
+      </w:pPr>
+      <w:r>
+        <w:t xml:space="preserve">Prepare Colab and inspect safe key storage. The local model also runs on CPU.</w:t>
+      </w:r>
+    </w:p>
+    <w:p>
+      <w:pPr>
+        <w:pStyle w:val="ListParagraph"/>
+        <w:keepLines/>
+        <w:numPr>
+          <w:ilvl w:val="0"/>
+          <w:numId w:val="46"/>
+        </w:numPr>
+        <w:spacing w:after="80" w:line="276"/>
+      </w:pPr>
+      <w:r>
+        <w:t xml:space="preserve">Count neighbouring character pairs in names. Build probabilities and calculate name scores.</w:t>
+      </w:r>
+    </w:p>
+    <w:p>
+      <w:pPr>
+        <w:pStyle w:val="ListParagraph"/>
+        <w:keepLines/>
+        <w:numPr>
+          <w:ilvl w:val="0"/>
+          <w:numId w:val="46"/>
+        </w:numPr>
+        <w:spacing w:after="80" w:line="276"/>
+      </w:pPr>
+      <w:r>
+        <w:t xml:space="preserve">Sample names at temperatures 0.5, 1.0 and 1.5. Explain what changed.</w:t>
+      </w:r>
+    </w:p>
+    <w:p>
+      <w:pPr>
+        <w:pStyle w:val="ListParagraph"/>
+        <w:keepLines/>
+        <w:numPr>
+          <w:ilvl w:val="0"/>
+          <w:numId w:val="46"/>
+        </w:numPr>
+        <w:spacing w:after="80" w:line="276"/>
+      </w:pPr>
+      <w:r>
+        <w:t xml:space="preserve">Compare a generative and discriminative classifier on 2-D points. Sample new points.</w:t>
+      </w:r>
+    </w:p>
+    <w:p>
+      <w:pPr>
+        <w:pStyle w:val="ListParagraph"/>
+        <w:keepLines/>
+        <w:numPr>
+          <w:ilvl w:val="0"/>
+          <w:numId w:val="46"/>
+        </w:numPr>
+        <w:spacing w:after="80" w:line="276"/>
+      </w:pPr>
+      <w:r>
+        <w:t xml:space="preserve">Run a small language model. Inspect token pieces, next-token chances and generated text.</w:t>
+      </w:r>
+    </w:p>
+    <w:p>
+      <w:pPr>
+        <w:pStyle w:val="ListParagraph"/>
+        <w:keepLines/>
+        <w:numPr>
+          <w:ilvl w:val="0"/>
+          <w:numId w:val="46"/>
+        </w:numPr>
+        <w:spacing w:after="80" w:line="276"/>
+      </w:pPr>
+      <w:r>
+        <w:t xml:space="preserve">Test a fictional-paper prompt and verify claims. Complete the evidence table.</w:t>
+      </w:r>
+    </w:p>
+    <w:p>
+      <w:pPr>
+        <w:pStyle w:val="Heading2"/>
+        <w:keepNext/>
+      </w:pPr>
+      <w:r>
+        <w:t xml:space="preserve">Slide 46: Summary</w:t>
+      </w:r>
+    </w:p>
+    <w:p>
+      <w:pPr>
+        <w:pStyle w:val="ListParagraph"/>
+        <w:keepLines/>
+        <w:numPr>
+          <w:ilvl w:val="0"/>
+          <w:numId w:val="47"/>
+        </w:numPr>
+        <w:spacing w:after="80" w:line="276"/>
+      </w:pPr>
+      <w:r>
+        <w:t xml:space="preserve">Generative models learn patterns and create new examples by sampling.</w:t>
+      </w:r>
+    </w:p>
+    <w:p>
+      <w:pPr>
+        <w:pStyle w:val="ListParagraph"/>
+        <w:keepLines/>
+        <w:numPr>
+          <w:ilvl w:val="0"/>
+          <w:numId w:val="47"/>
+        </w:numPr>
+        <w:spacing w:after="80" w:line="276"/>
+      </w:pPr>
+      <w:r>
+        <w:t xml:space="preserve">A model supplies learned weights. An application adds instructions, tools and an interface.</w:t>
+      </w:r>
+    </w:p>
+    <w:p>
+      <w:pPr>
+        <w:pStyle w:val="ListParagraph"/>
+        <w:keepLines/>
+        <w:numPr>
+          <w:ilvl w:val="0"/>
+          <w:numId w:val="47"/>
+        </w:numPr>
+        <w:spacing w:after="80" w:line="276"/>
+      </w:pPr>
+      <w:r>
+        <w:t xml:space="preserve">Training changes weights. Inference uses fixed weights with the current input.</w:t>
+      </w:r>
+    </w:p>
+    <w:p>
+      <w:pPr>
+        <w:pStyle w:val="ListParagraph"/>
+        <w:keepLines/>
+        <w:numPr>
+          <w:ilvl w:val="0"/>
+          <w:numId w:val="47"/>
+        </w:numPr>
+        <w:spacing w:after="80" w:line="276"/>
+      </w:pPr>
+      <w:r>
+        <w:t xml:space="preserve">Tokens are text pieces. Next-token probabilities combine to give sequence probability.</w:t>
+      </w:r>
+    </w:p>
+    <w:p>
+      <w:pPr>
+        <w:pStyle w:val="ListParagraph"/>
+        <w:keepLines/>
+        <w:numPr>
+          <w:ilvl w:val="0"/>
+          <w:numId w:val="47"/>
+        </w:numPr>
+        <w:spacing w:after="80" w:line="276"/>
+      </w:pPr>
+      <w:r>
+        <w:t xml:space="preserve">Likelihood measures fit to examples. Temperature changes how we sample.</w:t>
+      </w:r>
+    </w:p>
+    <w:p>
+      <w:pPr>
+        <w:pStyle w:val="ListParagraph"/>
+        <w:keepLines/>
+        <w:numPr>
+          <w:ilvl w:val="0"/>
+          <w:numId w:val="47"/>
+        </w:numPr>
+        <w:spacing w:after="80" w:line="276"/>
+      </w:pPr>
+      <w:r>
+        <w:t xml:space="preserve">Generators model possible data. Discriminative classifiers predict labels.</w:t>
+      </w:r>
+    </w:p>
+    <w:p>
+      <w:pPr>
+        <w:pStyle w:val="ListParagraph"/>
+        <w:keepLines/>
+        <w:numPr>
+          <w:ilvl w:val="0"/>
+          <w:numId w:val="47"/>
+        </w:numPr>
+        <w:spacing w:after="80" w:line="276"/>
+      </w:pPr>
+      <w:r>
+        <w:t xml:space="preserve">Autoregressive, VAE, GAN and diffusion models generate in different ways.</w:t>
+      </w:r>
+    </w:p>
+    <w:p>
+      <w:pPr>
+        <w:pStyle w:val="ListParagraph"/>
+        <w:keepLines/>
+        <w:numPr>
+          <w:ilvl w:val="0"/>
+          <w:numId w:val="47"/>
+        </w:numPr>
+        <w:spacing w:after="80" w:line="276"/>
+      </w:pPr>
+      <w:r>
+        <w:t xml:space="preserve">Check evidence, protect data and disclose AI use.</w:t>
+      </w:r>
+    </w:p>
+    <w:p>
+      <w:pPr>
+        <w:pStyle w:val="Heading1"/>
+        <w:keepNext/>
+      </w:pPr>
+      <w:r>
+        <w:t xml:space="preserve">Class recap</w:t>
+      </w:r>
+    </w:p>
+    <w:p>
+      <w:pPr>
+        <w:pStyle w:val="ListParagraph"/>
+        <w:keepLines/>
+        <w:numPr>
+          <w:ilvl w:val="0"/>
+          <w:numId w:val="48"/>
+        </w:numPr>
+        <w:spacing w:after="80" w:line="276"/>
+      </w:pPr>
+      <w:r>
+        <w:t xml:space="preserve">Models learn; applications add tools.</w:t>
+      </w:r>
+    </w:p>
+    <w:p>
+      <w:pPr>
+        <w:pStyle w:val="ListParagraph"/>
+        <w:keepLines/>
+        <w:numPr>
+          <w:ilvl w:val="0"/>
+          <w:numId w:val="48"/>
+        </w:numPr>
+        <w:spacing w:after="80" w:line="276"/>
+      </w:pPr>
+      <w:r>
+        <w:t xml:space="preserve">Training updates; inference uses fixed weights.</w:t>
+      </w:r>
+    </w:p>
+    <w:p>
+      <w:pPr>
+        <w:pStyle w:val="ListParagraph"/>
+        <w:keepLines/>
+        <w:numPr>
+          <w:ilvl w:val="0"/>
+          <w:numId w:val="48"/>
+        </w:numPr>
+        <w:spacing w:after="80" w:line="276"/>
+      </w:pPr>
+      <w:r>
+        <w:t xml:space="preserve">Tokens give repeated next-item choices.</w:t>
+      </w:r>
+    </w:p>
+    <w:p>
+      <w:pPr>
+        <w:pStyle w:val="ListParagraph"/>
+        <w:keepLines/>
+        <w:numPr>
+          <w:ilvl w:val="0"/>
+          <w:numId w:val="48"/>
+        </w:numPr>
+        <w:spacing w:after="80" w:line="276"/>
+      </w:pPr>
+      <w:r>
+        <w:t xml:space="preserve">Likelihood scores; temperature changes sampling.</w:t>
+      </w:r>
+    </w:p>
+    <w:p>
+      <w:pPr>
+        <w:pStyle w:val="ListParagraph"/>
+        <w:keepLines/>
+        <w:numPr>
+          <w:ilvl w:val="0"/>
+          <w:numId w:val="48"/>
+        </w:numPr>
+        <w:spacing w:after="80" w:line="276"/>
+      </w:pPr>
+      <w:r>
+        <w:t xml:space="preserve">Generators create; classifiers label.</w:t>
+      </w:r>
+    </w:p>
+    <w:p>
+      <w:pPr>
+        <w:pStyle w:val="ListParagraph"/>
+        <w:keepLines/>
+        <w:numPr>
+          <w:ilvl w:val="0"/>
+          <w:numId w:val="48"/>
+        </w:numPr>
+        <w:spacing w:after="80" w:line="276"/>
+      </w:pPr>
+      <w:r>
+        <w:t xml:space="preserve">Verify, protect data and disclose.</w:t>
+      </w:r>
+    </w:p>
+    <w:p>
+      <w:pPr>
+        <w:keepNext/>
+        <w:keepLines/>
+        <w:spacing w:after="140" w:line="288"/>
+      </w:pPr>
+      <w:r>
+        <w:rPr>
+          <w:b/>
+          <w:bCs/>
+        </w:rPr>
+        <w:t xml:space="preserve">Exit question.</w:t>
+      </w:r>
+      <w:r>
+        <w:t xml:space="preserve"> Temperature changes: choices or weights?</w:t>
+      </w:r>
+    </w:p>
+    <w:p>
+      <w:pPr>
+        <w:keepNext/>
+        <w:keepLines/>
+        <w:spacing w:after="140" w:line="288"/>
+      </w:pPr>
+      <w:r>
+        <w:rPr>
+          <w:b/>
+          <w:bCs/>
+        </w:rPr>
+        <w:t xml:space="preserve">Answer.</w:t>
+      </w:r>
+      <w:r>
+        <w:t xml:space="preserve"> Sampling choices change. The weights stay fixed during this generation.</w:t>
+      </w:r>
+    </w:p>
+    <w:p>
+      <w:pPr>
+        <w:keepNext/>
+        <w:spacing w:after="60" w:before="160"/>
+        <w:jc w:val="center"/>
+      </w:pPr>
+      <w:r>
+        <w:drawing>
+          <wp:inline distT="0" distB="0" distL="0" distR="0">
+            <wp:extent cx="5334000" cy="2266950"/>
+            <wp:effectExtent t="0" r="0" b="0" l="0"/>
+            <wp:docPr id="20" name="Week 1: what we learned" descr="Week 1: what we learned" title="Week 1: what we learned"/>
+            <wp:cNvGraphicFramePr>
+              <a:graphicFrameLocks xmlns:a="http://schemas.openxmlformats.org/drawingml/2006/main" noChangeAspect="1"/>
+            </wp:cNvGraphicFramePr>
+            <a:graphic xmlns:a="http://schemas.openxmlformats.org/drawingml/2006/main">
+              <a:graphicData uri="http://schemas.openxmlformats.org/drawingml/2006/picture">
+                <pic:pic xmlns:pic="http://schemas.openxmlformats.org/drawingml/2006/picture">
+                  <pic:nvPicPr>
+                    <pic:cNvPr id="0" name="" descr=""/>
+                    <pic:cNvPicPr>
+                      <a:picLocks noChangeAspect="1" noChangeArrowheads="1"/>
+                    </pic:cNvPicPr>
+                  </pic:nvPicPr>
+                  <pic:blipFill>
+                    <a:blip r:embed="rId28" cstate="none"/>
                     <a:srcRect/>
                     <a:stretch>
                       <a:fillRect/>
@@ -18353,40 +19999,6 @@
           <w:szCs w:val="19"/>
         </w:rPr>
         <w:t xml:space="preserve">Week 1: what we learned</w:t>
-      </w:r>
-    </w:p>
-    <w:p>
-      <w:pPr>
-        <w:keepNext/>
-        <w:keepLines/>
-        <w:spacing w:after="140" w:line="288"/>
-      </w:pPr>
-      <w:r>
-        <w:rPr>
-          <w:b/>
-          <w:bCs/>
-        </w:rPr>
-        <w:t xml:space="preserve">Exit question.</w:t>
-      </w:r>
-      <w:r>
-        <w:t xml:space="preserve"> If temperature changes, which changes: sampling choices or learned weights?</w:t>
-      </w:r>
-    </w:p>
-    <w:p>
-      <w:pPr>
-        <w:keepNext w:val="false"/>
-        <w:keepLines/>
-        <w:spacing w:after="140" w:line="288"/>
-      </w:pPr>
-      <w:r>
-        <w:rPr>
-          <w:b/>
-          <w:bCs/>
-        </w:rPr>
-        <w:t xml:space="preserve">Answer.</w:t>
-      </w:r>
-      <w:r>
-        <w:t xml:space="preserve"> Sampling choices change. The weights stay fixed during this generation.</w:t>
       </w:r>
     </w:p>
     <w:sectPr>
@@ -18742,7 +20354,7 @@
     </w:lvlOverride>
   </w:num>
   <w:num w:numId="12">
-    <w:abstractNumId w:val="2"/>
+    <w:abstractNumId w:val="3"/>
     <w:lvlOverride w:ilvl="0">
       <w:startOverride w:val="1"/>
     </w:lvlOverride>
@@ -18760,19 +20372,19 @@
     </w:lvlOverride>
   </w:num>
   <w:num w:numId="15">
+    <w:abstractNumId w:val="2"/>
+    <w:lvlOverride w:ilvl="0">
+      <w:startOverride w:val="1"/>
+    </w:lvlOverride>
+  </w:num>
+  <w:num w:numId="16">
     <w:abstractNumId w:val="3"/>
     <w:lvlOverride w:ilvl="0">
       <w:startOverride w:val="1"/>
     </w:lvlOverride>
   </w:num>
-  <w:num w:numId="16">
-    <w:abstractNumId w:val="2"/>
-    <w:lvlOverride w:ilvl="0">
-      <w:startOverride w:val="1"/>
-    </w:lvlOverride>
-  </w:num>
   <w:num w:numId="17">
-    <w:abstractNumId w:val="2"/>
+    <w:abstractNumId w:val="3"/>
     <w:lvlOverride w:ilvl="0">
       <w:startOverride w:val="1"/>
     </w:lvlOverride>
@@ -18802,25 +20414,25 @@
     </w:lvlOverride>
   </w:num>
   <w:num w:numId="22">
+    <w:abstractNumId w:val="2"/>
+    <w:lvlOverride w:ilvl="0">
+      <w:startOverride w:val="1"/>
+    </w:lvlOverride>
+  </w:num>
+  <w:num w:numId="23">
+    <w:abstractNumId w:val="2"/>
+    <w:lvlOverride w:ilvl="0">
+      <w:startOverride w:val="1"/>
+    </w:lvlOverride>
+  </w:num>
+  <w:num w:numId="24">
     <w:abstractNumId w:val="3"/>
     <w:lvlOverride w:ilvl="0">
       <w:startOverride w:val="1"/>
     </w:lvlOverride>
   </w:num>
-  <w:num w:numId="23">
+  <w:num w:numId="25">
     <w:abstractNumId w:val="3"/>
-    <w:lvlOverride w:ilvl="0">
-      <w:startOverride w:val="1"/>
-    </w:lvlOverride>
-  </w:num>
-  <w:num w:numId="24">
-    <w:abstractNumId w:val="2"/>
-    <w:lvlOverride w:ilvl="0">
-      <w:startOverride w:val="1"/>
-    </w:lvlOverride>
-  </w:num>
-  <w:num w:numId="25">
-    <w:abstractNumId w:val="2"/>
     <w:lvlOverride w:ilvl="0">
       <w:startOverride w:val="1"/>
     </w:lvlOverride>
@@ -18946,6 +20558,18 @@
     </w:lvlOverride>
   </w:num>
   <w:num w:numId="46">
+    <w:abstractNumId w:val="2"/>
+    <w:lvlOverride w:ilvl="0">
+      <w:startOverride w:val="1"/>
+    </w:lvlOverride>
+  </w:num>
+  <w:num w:numId="47">
+    <w:abstractNumId w:val="2"/>
+    <w:lvlOverride w:ilvl="0">
+      <w:startOverride w:val="1"/>
+    </w:lvlOverride>
+  </w:num>
+  <w:num w:numId="48">
     <w:abstractNumId w:val="2"/>
     <w:lvlOverride w:ilvl="0">
       <w:startOverride w:val="1"/>
